--- a/Курс 3/Java/Лабораторные/04. Текстовые файлы и исключения/Отчёт.docx
+++ b/Курс 3/Java/Лабораторные/04. Текстовые файлы и исключения/Отчёт.docx
@@ -3167,7 +3167,6 @@
                 <w:rFonts w:ascii="Menlo" w:hAnsi="Menlo" w:cs="Menlo"/>
                 <w:sz w:val="16"/>
                 <w:szCs w:val="16"/>
-                <w:lang w:val="en-US"/>
               </w:rPr>
             </w:pPr>
             <w:r>
@@ -3364,7 +3363,92 @@
                 <w:szCs w:val="16"/>
                 <w:lang w:val="en-US"/>
               </w:rPr>
-              <w:t>(), query))</w:t>
+              <w:t>()</w:t>
+            </w:r>
+            <w:r>
+              <w:rPr>
+                <w:rFonts w:ascii="Menlo" w:hAnsi="Menlo" w:cs="Menlo"/>
+                <w:sz w:val="16"/>
+                <w:szCs w:val="16"/>
+                <w:lang w:val="en-US"/>
+              </w:rPr>
+              <w:t>.</w:t>
+            </w:r>
+            <w:proofErr w:type="spellStart"/>
+            <w:r>
+              <w:rPr>
+                <w:rFonts w:ascii="Menlo" w:hAnsi="Menlo" w:cs="Menlo"/>
+                <w:sz w:val="16"/>
+                <w:szCs w:val="16"/>
+                <w:lang w:val="en-US"/>
+              </w:rPr>
+              <w:t>toLowerCase</w:t>
+            </w:r>
+            <w:proofErr w:type="spellEnd"/>
+            <w:r>
+              <w:rPr>
+                <w:rFonts w:ascii="Menlo" w:hAnsi="Menlo" w:cs="Menlo"/>
+                <w:sz w:val="16"/>
+                <w:szCs w:val="16"/>
+                <w:lang w:val="en-US"/>
+              </w:rPr>
+              <w:t>()</w:t>
+            </w:r>
+            <w:r>
+              <w:rPr>
+                <w:rFonts w:ascii="Menlo" w:hAnsi="Menlo" w:cs="Menlo"/>
+                <w:sz w:val="16"/>
+                <w:szCs w:val="16"/>
+                <w:lang w:val="en-US"/>
+              </w:rPr>
+              <w:t xml:space="preserve">, </w:t>
+            </w:r>
+            <w:proofErr w:type="spellStart"/>
+            <w:r>
+              <w:rPr>
+                <w:rFonts w:ascii="Menlo" w:hAnsi="Menlo" w:cs="Menlo"/>
+                <w:sz w:val="16"/>
+                <w:szCs w:val="16"/>
+                <w:lang w:val="en-US"/>
+              </w:rPr>
+              <w:t>query</w:t>
+            </w:r>
+            <w:r>
+              <w:rPr>
+                <w:rFonts w:ascii="Menlo" w:hAnsi="Menlo" w:cs="Menlo"/>
+                <w:sz w:val="16"/>
+                <w:szCs w:val="16"/>
+                <w:lang w:val="en-US"/>
+              </w:rPr>
+              <w:t>.toLowerCase</w:t>
+            </w:r>
+            <w:proofErr w:type="spellEnd"/>
+            <w:r>
+              <w:rPr>
+                <w:rFonts w:ascii="Menlo" w:hAnsi="Menlo" w:cs="Menlo"/>
+                <w:sz w:val="16"/>
+                <w:szCs w:val="16"/>
+                <w:lang w:val="en-US"/>
+              </w:rPr>
+              <w:t>()</w:t>
+            </w:r>
+            <w:r>
+              <w:rPr>
+                <w:rFonts w:ascii="Menlo" w:hAnsi="Menlo" w:cs="Menlo"/>
+                <w:sz w:val="16"/>
+                <w:szCs w:val="16"/>
+                <w:lang w:val="en-US"/>
+              </w:rPr>
+              <w:t>))</w:t>
+            </w:r>
+            <w:r>
+              <w:rPr>
+                <w:rFonts w:ascii="Menlo" w:hAnsi="Menlo" w:cs="Menlo"/>
+                <w:sz w:val="16"/>
+                <w:szCs w:val="16"/>
+                <w:lang w:val="en-US"/>
+              </w:rPr>
+              <w:t xml:space="preserve"> </w:t>
             </w:r>
           </w:p>
           <w:p>
@@ -5206,6 +5290,7 @@
                 <w:szCs w:val="16"/>
                 <w:lang w:val="en-US"/>
               </w:rPr>
+              <w:lastRenderedPageBreak/>
               <w:t xml:space="preserve">        </w:t>
             </w:r>
             <w:proofErr w:type="spellStart"/>
@@ -5245,7 +5330,6 @@
                 <w:szCs w:val="16"/>
                 <w:lang w:val="en-US"/>
               </w:rPr>
-              <w:lastRenderedPageBreak/>
               <w:t xml:space="preserve">    }</w:t>
             </w:r>
           </w:p>
@@ -7861,6 +7945,7 @@
                 <w:szCs w:val="16"/>
                 <w:lang w:val="en-US"/>
               </w:rPr>
+              <w:lastRenderedPageBreak/>
               <w:t xml:space="preserve">            </w:t>
             </w:r>
             <w:proofErr w:type="spellStart"/>
@@ -7940,1807 +8025,3006 @@
                 <w:szCs w:val="16"/>
                 <w:lang w:val="en-US"/>
               </w:rPr>
+              <w:t xml:space="preserve">        });</w:t>
+            </w:r>
+          </w:p>
+          <w:p>
+            <w:pPr>
+              <w:rPr>
+                <w:rFonts w:ascii="Menlo" w:hAnsi="Menlo" w:cs="Menlo"/>
+                <w:sz w:val="16"/>
+                <w:szCs w:val="16"/>
+                <w:lang w:val="en-US"/>
+              </w:rPr>
+            </w:pPr>
+            <w:r>
+              <w:rPr>
+                <w:rFonts w:ascii="Menlo" w:hAnsi="Menlo" w:cs="Menlo"/>
+                <w:sz w:val="16"/>
+                <w:szCs w:val="16"/>
+                <w:lang w:val="en-US"/>
+              </w:rPr>
+              <w:t xml:space="preserve">        </w:t>
+            </w:r>
+            <w:proofErr w:type="spellStart"/>
+            <w:r>
+              <w:rPr>
+                <w:rFonts w:ascii="Menlo" w:hAnsi="Menlo" w:cs="Menlo"/>
+                <w:sz w:val="16"/>
+                <w:szCs w:val="16"/>
+                <w:lang w:val="en-US"/>
+              </w:rPr>
+              <w:t>tabsToComponents.values</w:t>
+            </w:r>
+            <w:proofErr w:type="spellEnd"/>
+            <w:r>
+              <w:rPr>
+                <w:rFonts w:ascii="Menlo" w:hAnsi="Menlo" w:cs="Menlo"/>
+                <w:sz w:val="16"/>
+                <w:szCs w:val="16"/>
+                <w:lang w:val="en-US"/>
+              </w:rPr>
+              <w:t>().</w:t>
+            </w:r>
+            <w:proofErr w:type="spellStart"/>
+            <w:r>
+              <w:rPr>
+                <w:rFonts w:ascii="Menlo" w:hAnsi="Menlo" w:cs="Menlo"/>
+                <w:sz w:val="16"/>
+                <w:szCs w:val="16"/>
+                <w:lang w:val="en-US"/>
+              </w:rPr>
+              <w:t>forEach</w:t>
+            </w:r>
+            <w:proofErr w:type="spellEnd"/>
+            <w:r>
+              <w:rPr>
+                <w:rFonts w:ascii="Menlo" w:hAnsi="Menlo" w:cs="Menlo"/>
+                <w:sz w:val="16"/>
+                <w:szCs w:val="16"/>
+                <w:lang w:val="en-US"/>
+              </w:rPr>
+              <w:t xml:space="preserve">(component -&gt; </w:t>
+            </w:r>
+            <w:proofErr w:type="spellStart"/>
+            <w:r>
+              <w:rPr>
+                <w:rFonts w:ascii="Menlo" w:hAnsi="Menlo" w:cs="Menlo"/>
+                <w:sz w:val="16"/>
+                <w:szCs w:val="16"/>
+                <w:lang w:val="en-US"/>
+              </w:rPr>
+              <w:t>component.setVisible</w:t>
+            </w:r>
+            <w:proofErr w:type="spellEnd"/>
+            <w:r>
+              <w:rPr>
+                <w:rFonts w:ascii="Menlo" w:hAnsi="Menlo" w:cs="Menlo"/>
+                <w:sz w:val="16"/>
+                <w:szCs w:val="16"/>
+                <w:lang w:val="en-US"/>
+              </w:rPr>
+              <w:t>(false));</w:t>
+            </w:r>
+          </w:p>
+          <w:p>
+            <w:pPr>
+              <w:rPr>
+                <w:rFonts w:ascii="Menlo" w:hAnsi="Menlo" w:cs="Menlo"/>
+                <w:sz w:val="16"/>
+                <w:szCs w:val="16"/>
+                <w:lang w:val="en-US"/>
+              </w:rPr>
+            </w:pPr>
+            <w:r>
+              <w:rPr>
+                <w:rFonts w:ascii="Menlo" w:hAnsi="Menlo" w:cs="Menlo"/>
+                <w:sz w:val="16"/>
+                <w:szCs w:val="16"/>
+                <w:lang w:val="en-US"/>
+              </w:rPr>
+              <w:t xml:space="preserve">        </w:t>
+            </w:r>
+            <w:proofErr w:type="spellStart"/>
+            <w:r>
+              <w:rPr>
+                <w:rFonts w:ascii="Menlo" w:hAnsi="Menlo" w:cs="Menlo"/>
+                <w:sz w:val="16"/>
+                <w:szCs w:val="16"/>
+                <w:lang w:val="en-US"/>
+              </w:rPr>
+              <w:t>tabsToComponents.get</w:t>
+            </w:r>
+            <w:proofErr w:type="spellEnd"/>
+            <w:r>
+              <w:rPr>
+                <w:rFonts w:ascii="Menlo" w:hAnsi="Menlo" w:cs="Menlo"/>
+                <w:sz w:val="16"/>
+                <w:szCs w:val="16"/>
+                <w:lang w:val="en-US"/>
+              </w:rPr>
+              <w:t>(t1).</w:t>
+            </w:r>
+            <w:proofErr w:type="spellStart"/>
+            <w:r>
+              <w:rPr>
+                <w:rFonts w:ascii="Menlo" w:hAnsi="Menlo" w:cs="Menlo"/>
+                <w:sz w:val="16"/>
+                <w:szCs w:val="16"/>
+                <w:lang w:val="en-US"/>
+              </w:rPr>
+              <w:t>setVisible</w:t>
+            </w:r>
+            <w:proofErr w:type="spellEnd"/>
+            <w:r>
+              <w:rPr>
+                <w:rFonts w:ascii="Menlo" w:hAnsi="Menlo" w:cs="Menlo"/>
+                <w:sz w:val="16"/>
+                <w:szCs w:val="16"/>
+                <w:lang w:val="en-US"/>
+              </w:rPr>
+              <w:t>(true);</w:t>
+            </w:r>
+          </w:p>
+          <w:p>
+            <w:pPr>
+              <w:rPr>
+                <w:rFonts w:ascii="Menlo" w:hAnsi="Menlo" w:cs="Menlo"/>
+                <w:sz w:val="16"/>
+                <w:szCs w:val="16"/>
+                <w:lang w:val="en-US"/>
+              </w:rPr>
+            </w:pPr>
+            <w:r>
+              <w:rPr>
+                <w:rFonts w:ascii="Menlo" w:hAnsi="Menlo" w:cs="Menlo"/>
+                <w:sz w:val="16"/>
+                <w:szCs w:val="16"/>
+                <w:lang w:val="en-US"/>
+              </w:rPr>
+              <w:t xml:space="preserve">    }</w:t>
+            </w:r>
+          </w:p>
+          <w:p>
+            <w:pPr>
+              <w:rPr>
+                <w:rFonts w:ascii="Menlo" w:hAnsi="Menlo" w:cs="Menlo"/>
+                <w:sz w:val="16"/>
+                <w:szCs w:val="16"/>
+                <w:lang w:val="en-US"/>
+              </w:rPr>
+            </w:pPr>
+          </w:p>
+          <w:p>
+            <w:pPr>
+              <w:rPr>
+                <w:rFonts w:ascii="Menlo" w:hAnsi="Menlo" w:cs="Menlo"/>
+                <w:sz w:val="16"/>
+                <w:szCs w:val="16"/>
+                <w:lang w:val="en-US"/>
+              </w:rPr>
+            </w:pPr>
+            <w:r>
+              <w:rPr>
+                <w:rFonts w:ascii="Menlo" w:hAnsi="Menlo" w:cs="Menlo"/>
+                <w:sz w:val="16"/>
+                <w:szCs w:val="16"/>
+                <w:lang w:val="en-US"/>
+              </w:rPr>
+              <w:t xml:space="preserve">    Div </w:t>
+            </w:r>
+            <w:proofErr w:type="spellStart"/>
+            <w:r>
+              <w:rPr>
+                <w:rFonts w:ascii="Menlo" w:hAnsi="Menlo" w:cs="Menlo"/>
+                <w:sz w:val="16"/>
+                <w:szCs w:val="16"/>
+                <w:lang w:val="en-US"/>
+              </w:rPr>
+              <w:t>getTabDiv</w:t>
+            </w:r>
+            <w:proofErr w:type="spellEnd"/>
+            <w:r>
+              <w:rPr>
+                <w:rFonts w:ascii="Menlo" w:hAnsi="Menlo" w:cs="Menlo"/>
+                <w:sz w:val="16"/>
+                <w:szCs w:val="16"/>
+                <w:lang w:val="en-US"/>
+              </w:rPr>
+              <w:t xml:space="preserve">(int tab, </w:t>
+            </w:r>
+            <w:proofErr w:type="spellStart"/>
+            <w:r>
+              <w:rPr>
+                <w:rFonts w:ascii="Menlo" w:hAnsi="Menlo" w:cs="Menlo"/>
+                <w:sz w:val="16"/>
+                <w:szCs w:val="16"/>
+                <w:lang w:val="en-US"/>
+              </w:rPr>
+              <w:t>boolean</w:t>
+            </w:r>
+            <w:proofErr w:type="spellEnd"/>
+            <w:r>
+              <w:rPr>
+                <w:rFonts w:ascii="Menlo" w:hAnsi="Menlo" w:cs="Menlo"/>
+                <w:sz w:val="16"/>
+                <w:szCs w:val="16"/>
+                <w:lang w:val="en-US"/>
+              </w:rPr>
+              <w:t xml:space="preserve"> left) {</w:t>
+            </w:r>
+          </w:p>
+          <w:p>
+            <w:pPr>
+              <w:rPr>
+                <w:rFonts w:ascii="Menlo" w:hAnsi="Menlo" w:cs="Menlo"/>
+                <w:sz w:val="16"/>
+                <w:szCs w:val="16"/>
+                <w:lang w:val="en-US"/>
+              </w:rPr>
+            </w:pPr>
+            <w:r>
+              <w:rPr>
+                <w:rFonts w:ascii="Menlo" w:hAnsi="Menlo" w:cs="Menlo"/>
+                <w:sz w:val="16"/>
+                <w:szCs w:val="16"/>
+                <w:lang w:val="en-US"/>
+              </w:rPr>
+              <w:t xml:space="preserve">        if (tab == 1 &amp;&amp; left) return tab1LeftDiv;</w:t>
+            </w:r>
+          </w:p>
+          <w:p>
+            <w:pPr>
+              <w:rPr>
+                <w:rFonts w:ascii="Menlo" w:hAnsi="Menlo" w:cs="Menlo"/>
+                <w:sz w:val="16"/>
+                <w:szCs w:val="16"/>
+                <w:lang w:val="en-US"/>
+              </w:rPr>
+            </w:pPr>
+            <w:r>
+              <w:rPr>
+                <w:rFonts w:ascii="Menlo" w:hAnsi="Menlo" w:cs="Menlo"/>
+                <w:sz w:val="16"/>
+                <w:szCs w:val="16"/>
+                <w:lang w:val="en-US"/>
+              </w:rPr>
+              <w:t xml:space="preserve">        else if (tab == 1) return tab1RightDiv;</w:t>
+            </w:r>
+          </w:p>
+          <w:p>
+            <w:pPr>
+              <w:rPr>
+                <w:rFonts w:ascii="Menlo" w:hAnsi="Menlo" w:cs="Menlo"/>
+                <w:sz w:val="16"/>
+                <w:szCs w:val="16"/>
+                <w:lang w:val="en-US"/>
+              </w:rPr>
+            </w:pPr>
+            <w:r>
+              <w:rPr>
+                <w:rFonts w:ascii="Menlo" w:hAnsi="Menlo" w:cs="Menlo"/>
+                <w:sz w:val="16"/>
+                <w:szCs w:val="16"/>
+                <w:lang w:val="en-US"/>
+              </w:rPr>
+              <w:t xml:space="preserve">        else if (tab == 2 &amp;&amp; left) return tab2LeftDiv;</w:t>
+            </w:r>
+          </w:p>
+          <w:p>
+            <w:pPr>
+              <w:rPr>
+                <w:rFonts w:ascii="Menlo" w:hAnsi="Menlo" w:cs="Menlo"/>
+                <w:sz w:val="16"/>
+                <w:szCs w:val="16"/>
+                <w:lang w:val="en-US"/>
+              </w:rPr>
+            </w:pPr>
+            <w:r>
+              <w:rPr>
+                <w:rFonts w:ascii="Menlo" w:hAnsi="Menlo" w:cs="Menlo"/>
+                <w:sz w:val="16"/>
+                <w:szCs w:val="16"/>
+                <w:lang w:val="en-US"/>
+              </w:rPr>
+              <w:t xml:space="preserve">        else if (tab == 2) return tab2RightDiv;</w:t>
+            </w:r>
+          </w:p>
+          <w:p>
+            <w:pPr>
+              <w:rPr>
+                <w:rFonts w:ascii="Menlo" w:hAnsi="Menlo" w:cs="Menlo"/>
+                <w:sz w:val="16"/>
+                <w:szCs w:val="16"/>
+                <w:lang w:val="en-US"/>
+              </w:rPr>
+            </w:pPr>
+            <w:r>
+              <w:rPr>
+                <w:rFonts w:ascii="Menlo" w:hAnsi="Menlo" w:cs="Menlo"/>
+                <w:sz w:val="16"/>
+                <w:szCs w:val="16"/>
+                <w:lang w:val="en-US"/>
+              </w:rPr>
+              <w:t xml:space="preserve">        return null;</w:t>
+            </w:r>
+          </w:p>
+          <w:p>
+            <w:pPr>
+              <w:rPr>
+                <w:rFonts w:ascii="Menlo" w:hAnsi="Menlo" w:cs="Menlo"/>
+                <w:sz w:val="16"/>
+                <w:szCs w:val="16"/>
+                <w:lang w:val="en-US"/>
+              </w:rPr>
+            </w:pPr>
+            <w:r>
+              <w:rPr>
+                <w:rFonts w:ascii="Menlo" w:hAnsi="Menlo" w:cs="Menlo"/>
+                <w:sz w:val="16"/>
+                <w:szCs w:val="16"/>
+                <w:lang w:val="en-US"/>
+              </w:rPr>
+              <w:t xml:space="preserve">    }</w:t>
+            </w:r>
+          </w:p>
+          <w:p>
+            <w:pPr>
+              <w:rPr>
+                <w:rFonts w:ascii="Menlo" w:hAnsi="Menlo" w:cs="Menlo"/>
+                <w:sz w:val="16"/>
+                <w:szCs w:val="16"/>
+                <w:lang w:val="en-US"/>
+              </w:rPr>
+            </w:pPr>
+          </w:p>
+          <w:p>
+            <w:pPr>
+              <w:rPr>
+                <w:rFonts w:ascii="Menlo" w:hAnsi="Menlo" w:cs="Menlo"/>
+                <w:sz w:val="16"/>
+                <w:szCs w:val="16"/>
+                <w:lang w:val="en-US"/>
+              </w:rPr>
+            </w:pPr>
+            <w:r>
+              <w:rPr>
+                <w:rFonts w:ascii="Menlo" w:hAnsi="Menlo" w:cs="Menlo"/>
+                <w:sz w:val="16"/>
+                <w:szCs w:val="16"/>
+                <w:lang w:val="en-US"/>
+              </w:rPr>
+              <w:t xml:space="preserve">    </w:t>
+            </w:r>
+            <w:proofErr w:type="spellStart"/>
+            <w:r>
+              <w:rPr>
+                <w:rFonts w:ascii="Menlo" w:hAnsi="Menlo" w:cs="Menlo"/>
+                <w:sz w:val="16"/>
+                <w:szCs w:val="16"/>
+                <w:lang w:val="en-US"/>
+              </w:rPr>
+              <w:t>PageSwitch</w:t>
+            </w:r>
+            <w:proofErr w:type="spellEnd"/>
+            <w:r>
+              <w:rPr>
+                <w:rFonts w:ascii="Menlo" w:hAnsi="Menlo" w:cs="Menlo"/>
+                <w:sz w:val="16"/>
+                <w:szCs w:val="16"/>
+                <w:lang w:val="en-US"/>
+              </w:rPr>
+              <w:t xml:space="preserve"> </w:t>
+            </w:r>
+            <w:proofErr w:type="spellStart"/>
+            <w:r>
+              <w:rPr>
+                <w:rFonts w:ascii="Menlo" w:hAnsi="Menlo" w:cs="Menlo"/>
+                <w:sz w:val="16"/>
+                <w:szCs w:val="16"/>
+                <w:lang w:val="en-US"/>
+              </w:rPr>
+              <w:t>getPageSwitch</w:t>
+            </w:r>
+            <w:proofErr w:type="spellEnd"/>
+            <w:r>
+              <w:rPr>
+                <w:rFonts w:ascii="Menlo" w:hAnsi="Menlo" w:cs="Menlo"/>
+                <w:sz w:val="16"/>
+                <w:szCs w:val="16"/>
+                <w:lang w:val="en-US"/>
+              </w:rPr>
+              <w:t>(int tab) {</w:t>
+            </w:r>
+          </w:p>
+          <w:p>
+            <w:pPr>
+              <w:rPr>
+                <w:rFonts w:ascii="Menlo" w:hAnsi="Menlo" w:cs="Menlo"/>
+                <w:sz w:val="16"/>
+                <w:szCs w:val="16"/>
+                <w:lang w:val="en-US"/>
+              </w:rPr>
+            </w:pPr>
+            <w:r>
+              <w:rPr>
+                <w:rFonts w:ascii="Menlo" w:hAnsi="Menlo" w:cs="Menlo"/>
+                <w:sz w:val="16"/>
+                <w:szCs w:val="16"/>
+                <w:lang w:val="en-US"/>
+              </w:rPr>
+              <w:t xml:space="preserve">        if (tab == 1) return pageSwitchTab1;</w:t>
+            </w:r>
+          </w:p>
+          <w:p>
+            <w:pPr>
+              <w:rPr>
+                <w:rFonts w:ascii="Menlo" w:hAnsi="Menlo" w:cs="Menlo"/>
+                <w:sz w:val="16"/>
+                <w:szCs w:val="16"/>
+                <w:lang w:val="en-US"/>
+              </w:rPr>
+            </w:pPr>
+            <w:r>
+              <w:rPr>
+                <w:rFonts w:ascii="Menlo" w:hAnsi="Menlo" w:cs="Menlo"/>
+                <w:sz w:val="16"/>
+                <w:szCs w:val="16"/>
+                <w:lang w:val="en-US"/>
+              </w:rPr>
+              <w:t xml:space="preserve">        if (tab == 2) return pageSwitchTab2;</w:t>
+            </w:r>
+          </w:p>
+          <w:p>
+            <w:pPr>
+              <w:rPr>
+                <w:rFonts w:ascii="Menlo" w:hAnsi="Menlo" w:cs="Menlo"/>
+                <w:sz w:val="16"/>
+                <w:szCs w:val="16"/>
+              </w:rPr>
+            </w:pPr>
+            <w:r>
+              <w:rPr>
+                <w:rFonts w:ascii="Menlo" w:hAnsi="Menlo" w:cs="Menlo"/>
+                <w:sz w:val="16"/>
+                <w:szCs w:val="16"/>
+                <w:lang w:val="en-US"/>
+              </w:rPr>
+              <w:t xml:space="preserve">        return</w:t>
+            </w:r>
+            <w:r>
+              <w:rPr>
+                <w:rFonts w:ascii="Menlo" w:hAnsi="Menlo" w:cs="Menlo"/>
+                <w:sz w:val="16"/>
+                <w:szCs w:val="16"/>
+              </w:rPr>
+              <w:t xml:space="preserve"> </w:t>
+            </w:r>
+            <w:r>
+              <w:rPr>
+                <w:rFonts w:ascii="Menlo" w:hAnsi="Menlo" w:cs="Menlo"/>
+                <w:sz w:val="16"/>
+                <w:szCs w:val="16"/>
+                <w:lang w:val="en-US"/>
+              </w:rPr>
+              <w:t>null</w:t>
+            </w:r>
+            <w:r>
+              <w:rPr>
+                <w:rFonts w:ascii="Menlo" w:hAnsi="Menlo" w:cs="Menlo"/>
+                <w:sz w:val="16"/>
+                <w:szCs w:val="16"/>
+              </w:rPr>
+              <w:t>;</w:t>
+            </w:r>
+          </w:p>
+          <w:p>
+            <w:pPr>
+              <w:rPr>
+                <w:rFonts w:ascii="Menlo" w:hAnsi="Menlo" w:cs="Menlo"/>
+                <w:sz w:val="16"/>
+                <w:szCs w:val="16"/>
+              </w:rPr>
+            </w:pPr>
+            <w:r>
+              <w:rPr>
+                <w:rFonts w:ascii="Menlo" w:hAnsi="Menlo" w:cs="Menlo"/>
+                <w:sz w:val="16"/>
+                <w:szCs w:val="16"/>
+              </w:rPr>
+              <w:t xml:space="preserve">    }</w:t>
+            </w:r>
+          </w:p>
+          <w:p>
+            <w:pPr>
+              <w:rPr>
+                <w:rFonts w:ascii="Menlo" w:hAnsi="Menlo" w:cs="Menlo"/>
+                <w:sz w:val="16"/>
+                <w:szCs w:val="16"/>
+              </w:rPr>
+            </w:pPr>
+          </w:p>
+          <w:p>
+            <w:pPr>
+              <w:rPr>
+                <w:rFonts w:ascii="Menlo" w:hAnsi="Menlo" w:cs="Menlo"/>
+                <w:sz w:val="16"/>
+                <w:szCs w:val="16"/>
+              </w:rPr>
+            </w:pPr>
+            <w:r>
+              <w:rPr>
+                <w:rFonts w:ascii="Menlo" w:hAnsi="Menlo" w:cs="Menlo"/>
+                <w:sz w:val="16"/>
+                <w:szCs w:val="16"/>
+              </w:rPr>
+              <w:t xml:space="preserve">    /// Пересоздание компонента на странице</w:t>
+            </w:r>
+          </w:p>
+          <w:p>
+            <w:pPr>
+              <w:rPr>
+                <w:rFonts w:ascii="Menlo" w:hAnsi="Menlo" w:cs="Menlo"/>
+                <w:sz w:val="16"/>
+                <w:szCs w:val="16"/>
+              </w:rPr>
+            </w:pPr>
+            <w:r>
+              <w:rPr>
+                <w:rFonts w:ascii="Menlo" w:hAnsi="Menlo" w:cs="Menlo"/>
+                <w:sz w:val="16"/>
+                <w:szCs w:val="16"/>
+              </w:rPr>
+              <w:t xml:space="preserve">    /// @</w:t>
+            </w:r>
+            <w:r>
+              <w:rPr>
+                <w:rFonts w:ascii="Menlo" w:hAnsi="Menlo" w:cs="Menlo"/>
+                <w:sz w:val="16"/>
+                <w:szCs w:val="16"/>
+                <w:lang w:val="en-US"/>
+              </w:rPr>
+              <w:t>param</w:t>
+            </w:r>
+            <w:r>
+              <w:rPr>
+                <w:rFonts w:ascii="Menlo" w:hAnsi="Menlo" w:cs="Menlo"/>
+                <w:sz w:val="16"/>
+                <w:szCs w:val="16"/>
+              </w:rPr>
+              <w:t xml:space="preserve"> </w:t>
+            </w:r>
+            <w:r>
+              <w:rPr>
+                <w:rFonts w:ascii="Menlo" w:hAnsi="Menlo" w:cs="Menlo"/>
+                <w:sz w:val="16"/>
+                <w:szCs w:val="16"/>
+                <w:lang w:val="en-US"/>
+              </w:rPr>
+              <w:t>comp</w:t>
+            </w:r>
+            <w:r>
+              <w:rPr>
+                <w:rFonts w:ascii="Menlo" w:hAnsi="Menlo" w:cs="Menlo"/>
+                <w:sz w:val="16"/>
+                <w:szCs w:val="16"/>
+              </w:rPr>
+              <w:t xml:space="preserve"> компонент</w:t>
+            </w:r>
+          </w:p>
+          <w:p>
+            <w:pPr>
+              <w:rPr>
+                <w:rFonts w:ascii="Menlo" w:hAnsi="Menlo" w:cs="Menlo"/>
+                <w:sz w:val="16"/>
+                <w:szCs w:val="16"/>
+              </w:rPr>
+            </w:pPr>
+            <w:r>
+              <w:rPr>
+                <w:rFonts w:ascii="Menlo" w:hAnsi="Menlo" w:cs="Menlo"/>
+                <w:sz w:val="16"/>
+                <w:szCs w:val="16"/>
+              </w:rPr>
+              <w:t xml:space="preserve">    /// @</w:t>
+            </w:r>
+            <w:r>
+              <w:rPr>
+                <w:rFonts w:ascii="Menlo" w:hAnsi="Menlo" w:cs="Menlo"/>
+                <w:sz w:val="16"/>
+                <w:szCs w:val="16"/>
+                <w:lang w:val="en-US"/>
+              </w:rPr>
+              <w:t>param</w:t>
+            </w:r>
+            <w:r>
+              <w:rPr>
+                <w:rFonts w:ascii="Menlo" w:hAnsi="Menlo" w:cs="Menlo"/>
+                <w:sz w:val="16"/>
+                <w:szCs w:val="16"/>
+              </w:rPr>
+              <w:t xml:space="preserve"> </w:t>
+            </w:r>
+            <w:r>
+              <w:rPr>
+                <w:rFonts w:ascii="Menlo" w:hAnsi="Menlo" w:cs="Menlo"/>
+                <w:sz w:val="16"/>
+                <w:szCs w:val="16"/>
+                <w:lang w:val="en-US"/>
+              </w:rPr>
+              <w:t>tab</w:t>
+            </w:r>
+            <w:r>
+              <w:rPr>
+                <w:rFonts w:ascii="Menlo" w:hAnsi="Menlo" w:cs="Menlo"/>
+                <w:sz w:val="16"/>
+                <w:szCs w:val="16"/>
+              </w:rPr>
+              <w:t xml:space="preserve"> вкладка</w:t>
+            </w:r>
+          </w:p>
+          <w:p>
+            <w:pPr>
+              <w:rPr>
+                <w:rFonts w:ascii="Menlo" w:hAnsi="Menlo" w:cs="Menlo"/>
+                <w:sz w:val="16"/>
+                <w:szCs w:val="16"/>
+                <w:lang w:val="en-US"/>
+              </w:rPr>
+            </w:pPr>
+            <w:r>
+              <w:rPr>
+                <w:rFonts w:ascii="Menlo" w:hAnsi="Menlo" w:cs="Menlo"/>
+                <w:sz w:val="16"/>
+                <w:szCs w:val="16"/>
+              </w:rPr>
+              <w:t xml:space="preserve">    </w:t>
+            </w:r>
+            <w:r>
+              <w:rPr>
+                <w:rFonts w:ascii="Menlo" w:hAnsi="Menlo" w:cs="Menlo"/>
+                <w:sz w:val="16"/>
+                <w:szCs w:val="16"/>
+                <w:lang w:val="en-US"/>
+              </w:rPr>
+              <w:t xml:space="preserve">void </w:t>
+            </w:r>
+            <w:proofErr w:type="spellStart"/>
+            <w:r>
+              <w:rPr>
+                <w:rFonts w:ascii="Menlo" w:hAnsi="Menlo" w:cs="Menlo"/>
+                <w:sz w:val="16"/>
+                <w:szCs w:val="16"/>
+                <w:lang w:val="en-US"/>
+              </w:rPr>
+              <w:t>addComponent</w:t>
+            </w:r>
+            <w:proofErr w:type="spellEnd"/>
+            <w:r>
+              <w:rPr>
+                <w:rFonts w:ascii="Menlo" w:hAnsi="Menlo" w:cs="Menlo"/>
+                <w:sz w:val="16"/>
+                <w:szCs w:val="16"/>
+                <w:lang w:val="en-US"/>
+              </w:rPr>
+              <w:t>(Component comp, int tab) {</w:t>
+            </w:r>
+          </w:p>
+          <w:p>
+            <w:pPr>
+              <w:rPr>
+                <w:rFonts w:ascii="Menlo" w:hAnsi="Menlo" w:cs="Menlo"/>
+                <w:sz w:val="16"/>
+                <w:szCs w:val="16"/>
+                <w:lang w:val="en-US"/>
+              </w:rPr>
+            </w:pPr>
+            <w:r>
+              <w:rPr>
+                <w:rFonts w:ascii="Menlo" w:hAnsi="Menlo" w:cs="Menlo"/>
+                <w:sz w:val="16"/>
+                <w:szCs w:val="16"/>
+                <w:lang w:val="en-US"/>
+              </w:rPr>
+              <w:t xml:space="preserve">        Div </w:t>
+            </w:r>
+            <w:proofErr w:type="spellStart"/>
+            <w:r>
+              <w:rPr>
+                <w:rFonts w:ascii="Menlo" w:hAnsi="Menlo" w:cs="Menlo"/>
+                <w:sz w:val="16"/>
+                <w:szCs w:val="16"/>
+                <w:lang w:val="en-US"/>
+              </w:rPr>
+              <w:t>tabDiv</w:t>
+            </w:r>
+            <w:proofErr w:type="spellEnd"/>
+            <w:r>
+              <w:rPr>
+                <w:rFonts w:ascii="Menlo" w:hAnsi="Menlo" w:cs="Menlo"/>
+                <w:sz w:val="16"/>
+                <w:szCs w:val="16"/>
+                <w:lang w:val="en-US"/>
+              </w:rPr>
+              <w:t xml:space="preserve"> = </w:t>
+            </w:r>
+            <w:proofErr w:type="spellStart"/>
+            <w:r>
+              <w:rPr>
+                <w:rFonts w:ascii="Menlo" w:hAnsi="Menlo" w:cs="Menlo"/>
+                <w:sz w:val="16"/>
+                <w:szCs w:val="16"/>
+                <w:lang w:val="en-US"/>
+              </w:rPr>
+              <w:t>getTabDiv</w:t>
+            </w:r>
+            <w:proofErr w:type="spellEnd"/>
+            <w:r>
+              <w:rPr>
+                <w:rFonts w:ascii="Menlo" w:hAnsi="Menlo" w:cs="Menlo"/>
+                <w:sz w:val="16"/>
+                <w:szCs w:val="16"/>
+                <w:lang w:val="en-US"/>
+              </w:rPr>
+              <w:t>(tab, true);</w:t>
+            </w:r>
+          </w:p>
+          <w:p>
+            <w:pPr>
+              <w:rPr>
+                <w:rFonts w:ascii="Menlo" w:hAnsi="Menlo" w:cs="Menlo"/>
+                <w:sz w:val="16"/>
+                <w:szCs w:val="16"/>
+                <w:lang w:val="en-US"/>
+              </w:rPr>
+            </w:pPr>
+            <w:r>
+              <w:rPr>
+                <w:rFonts w:ascii="Menlo" w:hAnsi="Menlo" w:cs="Menlo"/>
+                <w:sz w:val="16"/>
+                <w:szCs w:val="16"/>
+                <w:lang w:val="en-US"/>
+              </w:rPr>
+              <w:t xml:space="preserve">        if (</w:t>
+            </w:r>
+            <w:proofErr w:type="spellStart"/>
+            <w:r>
+              <w:rPr>
+                <w:rFonts w:ascii="Menlo" w:hAnsi="Menlo" w:cs="Menlo"/>
+                <w:sz w:val="16"/>
+                <w:szCs w:val="16"/>
+                <w:lang w:val="en-US"/>
+              </w:rPr>
+              <w:t>comp.hasClassName</w:t>
+            </w:r>
+            <w:proofErr w:type="spellEnd"/>
+            <w:r>
+              <w:rPr>
+                <w:rFonts w:ascii="Menlo" w:hAnsi="Menlo" w:cs="Menlo"/>
+                <w:sz w:val="16"/>
+                <w:szCs w:val="16"/>
+                <w:lang w:val="en-US"/>
+              </w:rPr>
+              <w:t xml:space="preserve">("stats-div")) </w:t>
+            </w:r>
+            <w:proofErr w:type="spellStart"/>
+            <w:r>
+              <w:rPr>
+                <w:rFonts w:ascii="Menlo" w:hAnsi="Menlo" w:cs="Menlo"/>
+                <w:sz w:val="16"/>
+                <w:szCs w:val="16"/>
+                <w:lang w:val="en-US"/>
+              </w:rPr>
+              <w:t>tabDiv</w:t>
+            </w:r>
+            <w:proofErr w:type="spellEnd"/>
+            <w:r>
+              <w:rPr>
+                <w:rFonts w:ascii="Menlo" w:hAnsi="Menlo" w:cs="Menlo"/>
+                <w:sz w:val="16"/>
+                <w:szCs w:val="16"/>
+                <w:lang w:val="en-US"/>
+              </w:rPr>
+              <w:t xml:space="preserve"> = </w:t>
+            </w:r>
+            <w:proofErr w:type="spellStart"/>
+            <w:r>
+              <w:rPr>
+                <w:rFonts w:ascii="Menlo" w:hAnsi="Menlo" w:cs="Menlo"/>
+                <w:sz w:val="16"/>
+                <w:szCs w:val="16"/>
+                <w:lang w:val="en-US"/>
+              </w:rPr>
+              <w:t>getTabDiv</w:t>
+            </w:r>
+            <w:proofErr w:type="spellEnd"/>
+            <w:r>
+              <w:rPr>
+                <w:rFonts w:ascii="Menlo" w:hAnsi="Menlo" w:cs="Menlo"/>
+                <w:sz w:val="16"/>
+                <w:szCs w:val="16"/>
+                <w:lang w:val="en-US"/>
+              </w:rPr>
+              <w:t>(tab, false);</w:t>
+            </w:r>
+          </w:p>
+          <w:p>
+            <w:pPr>
+              <w:rPr>
+                <w:rFonts w:ascii="Menlo" w:hAnsi="Menlo" w:cs="Menlo"/>
+                <w:sz w:val="16"/>
+                <w:szCs w:val="16"/>
+                <w:lang w:val="en-US"/>
+              </w:rPr>
+            </w:pPr>
+            <w:r>
+              <w:rPr>
+                <w:rFonts w:ascii="Menlo" w:hAnsi="Menlo" w:cs="Menlo"/>
+                <w:sz w:val="16"/>
+                <w:szCs w:val="16"/>
+                <w:lang w:val="en-US"/>
+              </w:rPr>
+              <w:t xml:space="preserve">        </w:t>
+            </w:r>
+            <w:proofErr w:type="spellStart"/>
+            <w:r>
+              <w:rPr>
+                <w:rFonts w:ascii="Menlo" w:hAnsi="Menlo" w:cs="Menlo"/>
+                <w:sz w:val="16"/>
+                <w:szCs w:val="16"/>
+                <w:lang w:val="en-US"/>
+              </w:rPr>
+              <w:t>removeComponent</w:t>
+            </w:r>
+            <w:proofErr w:type="spellEnd"/>
+            <w:r>
+              <w:rPr>
+                <w:rFonts w:ascii="Menlo" w:hAnsi="Menlo" w:cs="Menlo"/>
+                <w:sz w:val="16"/>
+                <w:szCs w:val="16"/>
+                <w:lang w:val="en-US"/>
+              </w:rPr>
+              <w:t>(</w:t>
+            </w:r>
+            <w:proofErr w:type="spellStart"/>
+            <w:r>
+              <w:rPr>
+                <w:rFonts w:ascii="Menlo" w:hAnsi="Menlo" w:cs="Menlo"/>
+                <w:sz w:val="16"/>
+                <w:szCs w:val="16"/>
+                <w:lang w:val="en-US"/>
+              </w:rPr>
+              <w:t>comp.getClassName</w:t>
+            </w:r>
+            <w:proofErr w:type="spellEnd"/>
+            <w:r>
+              <w:rPr>
+                <w:rFonts w:ascii="Menlo" w:hAnsi="Menlo" w:cs="Menlo"/>
+                <w:sz w:val="16"/>
+                <w:szCs w:val="16"/>
+                <w:lang w:val="en-US"/>
+              </w:rPr>
+              <w:t>(), tab);</w:t>
+            </w:r>
+          </w:p>
+          <w:p>
+            <w:pPr>
+              <w:rPr>
+                <w:rFonts w:ascii="Menlo" w:hAnsi="Menlo" w:cs="Menlo"/>
+                <w:sz w:val="16"/>
+                <w:szCs w:val="16"/>
+                <w:lang w:val="en-US"/>
+              </w:rPr>
+            </w:pPr>
+            <w:r>
+              <w:rPr>
+                <w:rFonts w:ascii="Menlo" w:hAnsi="Menlo" w:cs="Menlo"/>
+                <w:sz w:val="16"/>
+                <w:szCs w:val="16"/>
+                <w:lang w:val="en-US"/>
+              </w:rPr>
+              <w:t xml:space="preserve">        </w:t>
+            </w:r>
+            <w:proofErr w:type="spellStart"/>
+            <w:r>
+              <w:rPr>
+                <w:rFonts w:ascii="Menlo" w:hAnsi="Menlo" w:cs="Menlo"/>
+                <w:sz w:val="16"/>
+                <w:szCs w:val="16"/>
+                <w:lang w:val="en-US"/>
+              </w:rPr>
+              <w:t>tabDiv.add</w:t>
+            </w:r>
+            <w:proofErr w:type="spellEnd"/>
+            <w:r>
+              <w:rPr>
+                <w:rFonts w:ascii="Menlo" w:hAnsi="Menlo" w:cs="Menlo"/>
+                <w:sz w:val="16"/>
+                <w:szCs w:val="16"/>
+                <w:lang w:val="en-US"/>
+              </w:rPr>
+              <w:t>(comp);</w:t>
+            </w:r>
+          </w:p>
+          <w:p>
+            <w:pPr>
+              <w:rPr>
+                <w:rFonts w:ascii="Menlo" w:hAnsi="Menlo" w:cs="Menlo"/>
+                <w:sz w:val="16"/>
+                <w:szCs w:val="16"/>
+              </w:rPr>
+            </w:pPr>
+            <w:r>
+              <w:rPr>
+                <w:rFonts w:ascii="Menlo" w:hAnsi="Menlo" w:cs="Menlo"/>
+                <w:sz w:val="16"/>
+                <w:szCs w:val="16"/>
+                <w:lang w:val="en-US"/>
+              </w:rPr>
+              <w:t xml:space="preserve">    </w:t>
+            </w:r>
+            <w:r>
+              <w:rPr>
+                <w:rFonts w:ascii="Menlo" w:hAnsi="Menlo" w:cs="Menlo"/>
+                <w:sz w:val="16"/>
+                <w:szCs w:val="16"/>
+              </w:rPr>
+              <w:t>}</w:t>
+            </w:r>
+          </w:p>
+          <w:p>
+            <w:pPr>
+              <w:rPr>
+                <w:rFonts w:ascii="Menlo" w:hAnsi="Menlo" w:cs="Menlo"/>
+                <w:sz w:val="16"/>
+                <w:szCs w:val="16"/>
+              </w:rPr>
+            </w:pPr>
+          </w:p>
+          <w:p>
+            <w:pPr>
+              <w:rPr>
+                <w:rFonts w:ascii="Menlo" w:hAnsi="Menlo" w:cs="Menlo"/>
+                <w:sz w:val="16"/>
+                <w:szCs w:val="16"/>
+              </w:rPr>
+            </w:pPr>
+            <w:r>
+              <w:rPr>
+                <w:rFonts w:ascii="Menlo" w:hAnsi="Menlo" w:cs="Menlo"/>
+                <w:sz w:val="16"/>
+                <w:szCs w:val="16"/>
+              </w:rPr>
+              <w:t xml:space="preserve">    /// Удаление компонента со страницы</w:t>
+            </w:r>
+          </w:p>
+          <w:p>
+            <w:pPr>
+              <w:rPr>
+                <w:rFonts w:ascii="Menlo" w:hAnsi="Menlo" w:cs="Menlo"/>
+                <w:sz w:val="16"/>
+                <w:szCs w:val="16"/>
+              </w:rPr>
+            </w:pPr>
+            <w:r>
+              <w:rPr>
+                <w:rFonts w:ascii="Menlo" w:hAnsi="Menlo" w:cs="Menlo"/>
+                <w:sz w:val="16"/>
+                <w:szCs w:val="16"/>
+              </w:rPr>
+              <w:t xml:space="preserve">    /// @</w:t>
+            </w:r>
+            <w:r>
+              <w:rPr>
+                <w:rFonts w:ascii="Menlo" w:hAnsi="Menlo" w:cs="Menlo"/>
+                <w:sz w:val="16"/>
+                <w:szCs w:val="16"/>
+                <w:lang w:val="en-US"/>
+              </w:rPr>
+              <w:t>param</w:t>
+            </w:r>
+            <w:r>
+              <w:rPr>
+                <w:rFonts w:ascii="Menlo" w:hAnsi="Menlo" w:cs="Menlo"/>
+                <w:sz w:val="16"/>
+                <w:szCs w:val="16"/>
+              </w:rPr>
+              <w:t xml:space="preserve"> </w:t>
+            </w:r>
+            <w:proofErr w:type="spellStart"/>
+            <w:r>
+              <w:rPr>
+                <w:rFonts w:ascii="Menlo" w:hAnsi="Menlo" w:cs="Menlo"/>
+                <w:sz w:val="16"/>
+                <w:szCs w:val="16"/>
+                <w:lang w:val="en-US"/>
+              </w:rPr>
+              <w:t>className</w:t>
+            </w:r>
+            <w:proofErr w:type="spellEnd"/>
+            <w:r>
+              <w:rPr>
+                <w:rFonts w:ascii="Menlo" w:hAnsi="Menlo" w:cs="Menlo"/>
+                <w:sz w:val="16"/>
+                <w:szCs w:val="16"/>
+              </w:rPr>
+              <w:t xml:space="preserve"> класс компонента</w:t>
+            </w:r>
+          </w:p>
+          <w:p>
+            <w:pPr>
+              <w:rPr>
+                <w:rFonts w:ascii="Menlo" w:hAnsi="Menlo" w:cs="Menlo"/>
+                <w:sz w:val="16"/>
+                <w:szCs w:val="16"/>
+                <w:lang w:val="en-US"/>
+              </w:rPr>
+            </w:pPr>
+            <w:r>
+              <w:rPr>
+                <w:rFonts w:ascii="Menlo" w:hAnsi="Menlo" w:cs="Menlo"/>
+                <w:sz w:val="16"/>
+                <w:szCs w:val="16"/>
+              </w:rPr>
+              <w:t xml:space="preserve">    </w:t>
+            </w:r>
+            <w:r>
+              <w:rPr>
+                <w:rFonts w:ascii="Menlo" w:hAnsi="Menlo" w:cs="Menlo"/>
+                <w:sz w:val="16"/>
+                <w:szCs w:val="16"/>
+                <w:lang w:val="en-US"/>
+              </w:rPr>
+              <w:t xml:space="preserve">/// @param tab </w:t>
+            </w:r>
+            <w:proofErr w:type="spellStart"/>
+            <w:r>
+              <w:rPr>
+                <w:rFonts w:ascii="Menlo" w:hAnsi="Menlo" w:cs="Menlo"/>
+                <w:sz w:val="16"/>
+                <w:szCs w:val="16"/>
+                <w:lang w:val="en-US"/>
+              </w:rPr>
+              <w:t>вкладка</w:t>
+            </w:r>
+            <w:proofErr w:type="spellEnd"/>
+          </w:p>
+          <w:p>
+            <w:pPr>
+              <w:rPr>
+                <w:rFonts w:ascii="Menlo" w:hAnsi="Menlo" w:cs="Menlo"/>
+                <w:sz w:val="16"/>
+                <w:szCs w:val="16"/>
+                <w:lang w:val="en-US"/>
+              </w:rPr>
+            </w:pPr>
+            <w:r>
+              <w:rPr>
+                <w:rFonts w:ascii="Menlo" w:hAnsi="Menlo" w:cs="Menlo"/>
+                <w:sz w:val="16"/>
+                <w:szCs w:val="16"/>
+                <w:lang w:val="en-US"/>
+              </w:rPr>
+              <w:t xml:space="preserve">    void </w:t>
+            </w:r>
+            <w:proofErr w:type="spellStart"/>
+            <w:r>
+              <w:rPr>
+                <w:rFonts w:ascii="Menlo" w:hAnsi="Menlo" w:cs="Menlo"/>
+                <w:sz w:val="16"/>
+                <w:szCs w:val="16"/>
+                <w:lang w:val="en-US"/>
+              </w:rPr>
+              <w:t>removeComponent</w:t>
+            </w:r>
+            <w:proofErr w:type="spellEnd"/>
+            <w:r>
+              <w:rPr>
+                <w:rFonts w:ascii="Menlo" w:hAnsi="Menlo" w:cs="Menlo"/>
+                <w:sz w:val="16"/>
+                <w:szCs w:val="16"/>
+                <w:lang w:val="en-US"/>
+              </w:rPr>
+              <w:t xml:space="preserve">(String </w:t>
+            </w:r>
+            <w:proofErr w:type="spellStart"/>
+            <w:r>
+              <w:rPr>
+                <w:rFonts w:ascii="Menlo" w:hAnsi="Menlo" w:cs="Menlo"/>
+                <w:sz w:val="16"/>
+                <w:szCs w:val="16"/>
+                <w:lang w:val="en-US"/>
+              </w:rPr>
+              <w:t>className</w:t>
+            </w:r>
+            <w:proofErr w:type="spellEnd"/>
+            <w:r>
+              <w:rPr>
+                <w:rFonts w:ascii="Menlo" w:hAnsi="Menlo" w:cs="Menlo"/>
+                <w:sz w:val="16"/>
+                <w:szCs w:val="16"/>
+                <w:lang w:val="en-US"/>
+              </w:rPr>
+              <w:t>, int tab) {</w:t>
+            </w:r>
+          </w:p>
+          <w:p>
+            <w:pPr>
+              <w:rPr>
+                <w:rFonts w:ascii="Menlo" w:hAnsi="Menlo" w:cs="Menlo"/>
+                <w:sz w:val="16"/>
+                <w:szCs w:val="16"/>
+                <w:lang w:val="en-US"/>
+              </w:rPr>
+            </w:pPr>
+            <w:r>
+              <w:rPr>
+                <w:rFonts w:ascii="Menlo" w:hAnsi="Menlo" w:cs="Menlo"/>
+                <w:sz w:val="16"/>
+                <w:szCs w:val="16"/>
+                <w:lang w:val="en-US"/>
+              </w:rPr>
+              <w:t xml:space="preserve">        Div </w:t>
+            </w:r>
+            <w:proofErr w:type="spellStart"/>
+            <w:r>
+              <w:rPr>
+                <w:rFonts w:ascii="Menlo" w:hAnsi="Menlo" w:cs="Menlo"/>
+                <w:sz w:val="16"/>
+                <w:szCs w:val="16"/>
+                <w:lang w:val="en-US"/>
+              </w:rPr>
+              <w:t>tabDiv</w:t>
+            </w:r>
+            <w:proofErr w:type="spellEnd"/>
+            <w:r>
+              <w:rPr>
+                <w:rFonts w:ascii="Menlo" w:hAnsi="Menlo" w:cs="Menlo"/>
+                <w:sz w:val="16"/>
+                <w:szCs w:val="16"/>
+                <w:lang w:val="en-US"/>
+              </w:rPr>
+              <w:t xml:space="preserve"> = </w:t>
+            </w:r>
+            <w:proofErr w:type="spellStart"/>
+            <w:r>
+              <w:rPr>
+                <w:rFonts w:ascii="Menlo" w:hAnsi="Menlo" w:cs="Menlo"/>
+                <w:sz w:val="16"/>
+                <w:szCs w:val="16"/>
+                <w:lang w:val="en-US"/>
+              </w:rPr>
+              <w:t>getTabDiv</w:t>
+            </w:r>
+            <w:proofErr w:type="spellEnd"/>
+            <w:r>
+              <w:rPr>
+                <w:rFonts w:ascii="Menlo" w:hAnsi="Menlo" w:cs="Menlo"/>
+                <w:sz w:val="16"/>
+                <w:szCs w:val="16"/>
+                <w:lang w:val="en-US"/>
+              </w:rPr>
+              <w:t>(tab, true);</w:t>
+            </w:r>
+          </w:p>
+          <w:p>
+            <w:pPr>
+              <w:rPr>
+                <w:rFonts w:ascii="Menlo" w:hAnsi="Menlo" w:cs="Menlo"/>
+                <w:sz w:val="16"/>
+                <w:szCs w:val="16"/>
+                <w:lang w:val="en-US"/>
+              </w:rPr>
+            </w:pPr>
+            <w:r>
+              <w:rPr>
+                <w:rFonts w:ascii="Menlo" w:hAnsi="Menlo" w:cs="Menlo"/>
+                <w:sz w:val="16"/>
+                <w:szCs w:val="16"/>
+                <w:lang w:val="en-US"/>
+              </w:rPr>
+              <w:t xml:space="preserve">        if (</w:t>
+            </w:r>
+            <w:proofErr w:type="spellStart"/>
+            <w:r>
+              <w:rPr>
+                <w:rFonts w:ascii="Menlo" w:hAnsi="Menlo" w:cs="Menlo"/>
+                <w:sz w:val="16"/>
+                <w:szCs w:val="16"/>
+                <w:lang w:val="en-US"/>
+              </w:rPr>
+              <w:t>Objects.equals</w:t>
+            </w:r>
+            <w:proofErr w:type="spellEnd"/>
+            <w:r>
+              <w:rPr>
+                <w:rFonts w:ascii="Menlo" w:hAnsi="Menlo" w:cs="Menlo"/>
+                <w:sz w:val="16"/>
+                <w:szCs w:val="16"/>
+                <w:lang w:val="en-US"/>
+              </w:rPr>
+              <w:t>(</w:t>
+            </w:r>
+            <w:proofErr w:type="spellStart"/>
+            <w:r>
+              <w:rPr>
+                <w:rFonts w:ascii="Menlo" w:hAnsi="Menlo" w:cs="Menlo"/>
+                <w:sz w:val="16"/>
+                <w:szCs w:val="16"/>
+                <w:lang w:val="en-US"/>
+              </w:rPr>
+              <w:t>className</w:t>
+            </w:r>
+            <w:proofErr w:type="spellEnd"/>
+            <w:r>
+              <w:rPr>
+                <w:rFonts w:ascii="Menlo" w:hAnsi="Menlo" w:cs="Menlo"/>
+                <w:sz w:val="16"/>
+                <w:szCs w:val="16"/>
+                <w:lang w:val="en-US"/>
+              </w:rPr>
+              <w:t xml:space="preserve">, "stats-div")) </w:t>
+            </w:r>
+            <w:proofErr w:type="spellStart"/>
+            <w:r>
+              <w:rPr>
+                <w:rFonts w:ascii="Menlo" w:hAnsi="Menlo" w:cs="Menlo"/>
+                <w:sz w:val="16"/>
+                <w:szCs w:val="16"/>
+                <w:lang w:val="en-US"/>
+              </w:rPr>
+              <w:t>tabDiv</w:t>
+            </w:r>
+            <w:proofErr w:type="spellEnd"/>
+            <w:r>
+              <w:rPr>
+                <w:rFonts w:ascii="Menlo" w:hAnsi="Menlo" w:cs="Menlo"/>
+                <w:sz w:val="16"/>
+                <w:szCs w:val="16"/>
+                <w:lang w:val="en-US"/>
+              </w:rPr>
+              <w:t xml:space="preserve"> = </w:t>
+            </w:r>
+            <w:proofErr w:type="spellStart"/>
+            <w:r>
+              <w:rPr>
+                <w:rFonts w:ascii="Menlo" w:hAnsi="Menlo" w:cs="Menlo"/>
+                <w:sz w:val="16"/>
+                <w:szCs w:val="16"/>
+                <w:lang w:val="en-US"/>
+              </w:rPr>
+              <w:t>getTabDiv</w:t>
+            </w:r>
+            <w:proofErr w:type="spellEnd"/>
+            <w:r>
+              <w:rPr>
+                <w:rFonts w:ascii="Menlo" w:hAnsi="Menlo" w:cs="Menlo"/>
+                <w:sz w:val="16"/>
+                <w:szCs w:val="16"/>
+                <w:lang w:val="en-US"/>
+              </w:rPr>
+              <w:t>(tab, false);</w:t>
+            </w:r>
+          </w:p>
+          <w:p>
+            <w:pPr>
+              <w:rPr>
+                <w:rFonts w:ascii="Menlo" w:hAnsi="Menlo" w:cs="Menlo"/>
+                <w:sz w:val="16"/>
+                <w:szCs w:val="16"/>
+                <w:lang w:val="en-US"/>
+              </w:rPr>
+            </w:pPr>
+            <w:r>
+              <w:rPr>
+                <w:rFonts w:ascii="Menlo" w:hAnsi="Menlo" w:cs="Menlo"/>
+                <w:sz w:val="16"/>
+                <w:szCs w:val="16"/>
+                <w:lang w:val="en-US"/>
+              </w:rPr>
+              <w:t xml:space="preserve">        </w:t>
+            </w:r>
+            <w:proofErr w:type="spellStart"/>
+            <w:r>
+              <w:rPr>
+                <w:rFonts w:ascii="Menlo" w:hAnsi="Menlo" w:cs="Menlo"/>
+                <w:sz w:val="16"/>
+                <w:szCs w:val="16"/>
+                <w:lang w:val="en-US"/>
+              </w:rPr>
+              <w:t>tabDiv.getChildren</w:t>
+            </w:r>
+            <w:proofErr w:type="spellEnd"/>
+            <w:r>
+              <w:rPr>
+                <w:rFonts w:ascii="Menlo" w:hAnsi="Menlo" w:cs="Menlo"/>
+                <w:sz w:val="16"/>
+                <w:szCs w:val="16"/>
+                <w:lang w:val="en-US"/>
+              </w:rPr>
+              <w:t>()</w:t>
+            </w:r>
+          </w:p>
+          <w:p>
+            <w:pPr>
+              <w:rPr>
+                <w:rFonts w:ascii="Menlo" w:hAnsi="Menlo" w:cs="Menlo"/>
+                <w:sz w:val="16"/>
+                <w:szCs w:val="16"/>
+                <w:lang w:val="en-US"/>
+              </w:rPr>
+            </w:pPr>
+            <w:r>
+              <w:rPr>
+                <w:rFonts w:ascii="Menlo" w:hAnsi="Menlo" w:cs="Menlo"/>
+                <w:sz w:val="16"/>
+                <w:szCs w:val="16"/>
+                <w:lang w:val="en-US"/>
+              </w:rPr>
+              <w:t xml:space="preserve">                .filter(x -&gt; </w:t>
+            </w:r>
+            <w:proofErr w:type="spellStart"/>
+            <w:r>
+              <w:rPr>
+                <w:rFonts w:ascii="Menlo" w:hAnsi="Menlo" w:cs="Menlo"/>
+                <w:sz w:val="16"/>
+                <w:szCs w:val="16"/>
+                <w:lang w:val="en-US"/>
+              </w:rPr>
+              <w:t>x.hasClassName</w:t>
+            </w:r>
+            <w:proofErr w:type="spellEnd"/>
+            <w:r>
+              <w:rPr>
+                <w:rFonts w:ascii="Menlo" w:hAnsi="Menlo" w:cs="Menlo"/>
+                <w:sz w:val="16"/>
+                <w:szCs w:val="16"/>
+                <w:lang w:val="en-US"/>
+              </w:rPr>
+              <w:t>(</w:t>
+            </w:r>
+            <w:proofErr w:type="spellStart"/>
+            <w:r>
+              <w:rPr>
+                <w:rFonts w:ascii="Menlo" w:hAnsi="Menlo" w:cs="Menlo"/>
+                <w:sz w:val="16"/>
+                <w:szCs w:val="16"/>
+                <w:lang w:val="en-US"/>
+              </w:rPr>
+              <w:t>className</w:t>
+            </w:r>
+            <w:proofErr w:type="spellEnd"/>
+            <w:r>
+              <w:rPr>
+                <w:rFonts w:ascii="Menlo" w:hAnsi="Menlo" w:cs="Menlo"/>
+                <w:sz w:val="16"/>
+                <w:szCs w:val="16"/>
+                <w:lang w:val="en-US"/>
+              </w:rPr>
+              <w:t>))</w:t>
+            </w:r>
+          </w:p>
+          <w:p>
+            <w:pPr>
+              <w:rPr>
+                <w:rFonts w:ascii="Menlo" w:hAnsi="Menlo" w:cs="Menlo"/>
+                <w:sz w:val="16"/>
+                <w:szCs w:val="16"/>
+                <w:lang w:val="en-US"/>
+              </w:rPr>
+            </w:pPr>
+            <w:r>
+              <w:rPr>
+                <w:rFonts w:ascii="Menlo" w:hAnsi="Menlo" w:cs="Menlo"/>
+                <w:sz w:val="16"/>
+                <w:szCs w:val="16"/>
+                <w:lang w:val="en-US"/>
+              </w:rPr>
+              <w:t xml:space="preserve">                .</w:t>
+            </w:r>
+            <w:proofErr w:type="spellStart"/>
+            <w:r>
+              <w:rPr>
+                <w:rFonts w:ascii="Menlo" w:hAnsi="Menlo" w:cs="Menlo"/>
+                <w:sz w:val="16"/>
+                <w:szCs w:val="16"/>
+                <w:lang w:val="en-US"/>
+              </w:rPr>
+              <w:t>forEach</w:t>
+            </w:r>
+            <w:proofErr w:type="spellEnd"/>
+            <w:r>
+              <w:rPr>
+                <w:rFonts w:ascii="Menlo" w:hAnsi="Menlo" w:cs="Menlo"/>
+                <w:sz w:val="16"/>
+                <w:szCs w:val="16"/>
+                <w:lang w:val="en-US"/>
+              </w:rPr>
+              <w:t>(</w:t>
+            </w:r>
+            <w:proofErr w:type="spellStart"/>
+            <w:r>
+              <w:rPr>
+                <w:rFonts w:ascii="Menlo" w:hAnsi="Menlo" w:cs="Menlo"/>
+                <w:sz w:val="16"/>
+                <w:szCs w:val="16"/>
+                <w:lang w:val="en-US"/>
+              </w:rPr>
+              <w:t>tabDiv</w:t>
+            </w:r>
+            <w:proofErr w:type="spellEnd"/>
+            <w:r>
+              <w:rPr>
+                <w:rFonts w:ascii="Menlo" w:hAnsi="Menlo" w:cs="Menlo"/>
+                <w:sz w:val="16"/>
+                <w:szCs w:val="16"/>
+                <w:lang w:val="en-US"/>
+              </w:rPr>
+              <w:t>::remove);</w:t>
+            </w:r>
+          </w:p>
+          <w:p>
+            <w:pPr>
+              <w:rPr>
+                <w:rFonts w:ascii="Menlo" w:hAnsi="Menlo" w:cs="Menlo"/>
+                <w:sz w:val="16"/>
+                <w:szCs w:val="16"/>
+                <w:lang w:val="en-US"/>
+              </w:rPr>
+            </w:pPr>
+            <w:r>
+              <w:rPr>
+                <w:rFonts w:ascii="Menlo" w:hAnsi="Menlo" w:cs="Menlo"/>
+                <w:sz w:val="16"/>
+                <w:szCs w:val="16"/>
+                <w:lang w:val="en-US"/>
+              </w:rPr>
+              <w:t xml:space="preserve">    }</w:t>
+            </w:r>
+          </w:p>
+          <w:p>
+            <w:pPr>
+              <w:rPr>
+                <w:rFonts w:ascii="Menlo" w:hAnsi="Menlo" w:cs="Menlo"/>
+                <w:sz w:val="16"/>
+                <w:szCs w:val="16"/>
+                <w:lang w:val="en-US"/>
+              </w:rPr>
+            </w:pPr>
+          </w:p>
+          <w:p>
+            <w:pPr>
+              <w:rPr>
+                <w:rFonts w:ascii="Menlo" w:hAnsi="Menlo" w:cs="Menlo"/>
+                <w:sz w:val="16"/>
+                <w:szCs w:val="16"/>
+                <w:lang w:val="en-US"/>
+              </w:rPr>
+            </w:pPr>
+            <w:r>
+              <w:rPr>
+                <w:rFonts w:ascii="Menlo" w:hAnsi="Menlo" w:cs="Menlo"/>
+                <w:sz w:val="16"/>
+                <w:szCs w:val="16"/>
+                <w:lang w:val="en-US"/>
+              </w:rPr>
+              <w:t xml:space="preserve">    /// </w:t>
+            </w:r>
+            <w:proofErr w:type="spellStart"/>
+            <w:r>
+              <w:rPr>
+                <w:rFonts w:ascii="Menlo" w:hAnsi="Menlo" w:cs="Menlo"/>
+                <w:sz w:val="16"/>
+                <w:szCs w:val="16"/>
+                <w:lang w:val="en-US"/>
+              </w:rPr>
+              <w:t>Обработчик</w:t>
+            </w:r>
+            <w:proofErr w:type="spellEnd"/>
+            <w:r>
+              <w:rPr>
+                <w:rFonts w:ascii="Menlo" w:hAnsi="Menlo" w:cs="Menlo"/>
+                <w:sz w:val="16"/>
+                <w:szCs w:val="16"/>
+                <w:lang w:val="en-US"/>
+              </w:rPr>
+              <w:t xml:space="preserve"> </w:t>
+            </w:r>
+            <w:proofErr w:type="spellStart"/>
+            <w:r>
+              <w:rPr>
+                <w:rFonts w:ascii="Menlo" w:hAnsi="Menlo" w:cs="Menlo"/>
+                <w:sz w:val="16"/>
+                <w:szCs w:val="16"/>
+                <w:lang w:val="en-US"/>
+              </w:rPr>
+              <w:t>нажатия</w:t>
+            </w:r>
+            <w:proofErr w:type="spellEnd"/>
+            <w:r>
+              <w:rPr>
+                <w:rFonts w:ascii="Menlo" w:hAnsi="Menlo" w:cs="Menlo"/>
+                <w:sz w:val="16"/>
+                <w:szCs w:val="16"/>
+                <w:lang w:val="en-US"/>
+              </w:rPr>
+              <w:t xml:space="preserve"> </w:t>
+            </w:r>
+            <w:proofErr w:type="spellStart"/>
+            <w:r>
+              <w:rPr>
+                <w:rFonts w:ascii="Menlo" w:hAnsi="Menlo" w:cs="Menlo"/>
+                <w:sz w:val="16"/>
+                <w:szCs w:val="16"/>
+                <w:lang w:val="en-US"/>
+              </w:rPr>
+              <w:t>кнопки</w:t>
+            </w:r>
+            <w:proofErr w:type="spellEnd"/>
+            <w:r>
+              <w:rPr>
+                <w:rFonts w:ascii="Menlo" w:hAnsi="Menlo" w:cs="Menlo"/>
+                <w:sz w:val="16"/>
+                <w:szCs w:val="16"/>
+                <w:lang w:val="en-US"/>
+              </w:rPr>
+              <w:t xml:space="preserve"> "</w:t>
+            </w:r>
+            <w:proofErr w:type="spellStart"/>
+            <w:r>
+              <w:rPr>
+                <w:rFonts w:ascii="Menlo" w:hAnsi="Menlo" w:cs="Menlo"/>
+                <w:sz w:val="16"/>
+                <w:szCs w:val="16"/>
+                <w:lang w:val="en-US"/>
+              </w:rPr>
+              <w:t>Загрузить</w:t>
+            </w:r>
+            <w:proofErr w:type="spellEnd"/>
+            <w:r>
+              <w:rPr>
+                <w:rFonts w:ascii="Menlo" w:hAnsi="Menlo" w:cs="Menlo"/>
+                <w:sz w:val="16"/>
+                <w:szCs w:val="16"/>
+                <w:lang w:val="en-US"/>
+              </w:rPr>
+              <w:t>"</w:t>
+            </w:r>
+          </w:p>
+          <w:p>
+            <w:pPr>
+              <w:rPr>
+                <w:rFonts w:ascii="Menlo" w:hAnsi="Menlo" w:cs="Menlo"/>
+                <w:sz w:val="16"/>
+                <w:szCs w:val="16"/>
+                <w:lang w:val="en-US"/>
+              </w:rPr>
+            </w:pPr>
+            <w:r>
+              <w:rPr>
+                <w:rFonts w:ascii="Menlo" w:hAnsi="Menlo" w:cs="Menlo"/>
+                <w:sz w:val="16"/>
+                <w:szCs w:val="16"/>
+                <w:lang w:val="en-US"/>
+              </w:rPr>
+              <w:t xml:space="preserve">    /// @param tab </w:t>
+            </w:r>
+            <w:proofErr w:type="spellStart"/>
+            <w:r>
+              <w:rPr>
+                <w:rFonts w:ascii="Menlo" w:hAnsi="Menlo" w:cs="Menlo"/>
+                <w:sz w:val="16"/>
+                <w:szCs w:val="16"/>
+                <w:lang w:val="en-US"/>
+              </w:rPr>
+              <w:t>вкладка</w:t>
+            </w:r>
+            <w:proofErr w:type="spellEnd"/>
+          </w:p>
+          <w:p>
+            <w:pPr>
+              <w:rPr>
+                <w:rFonts w:ascii="Menlo" w:hAnsi="Menlo" w:cs="Menlo"/>
+                <w:sz w:val="16"/>
+                <w:szCs w:val="16"/>
+                <w:lang w:val="en-US"/>
+              </w:rPr>
+            </w:pPr>
+            <w:r>
+              <w:rPr>
+                <w:rFonts w:ascii="Menlo" w:hAnsi="Menlo" w:cs="Menlo"/>
+                <w:sz w:val="16"/>
+                <w:szCs w:val="16"/>
+                <w:lang w:val="en-US"/>
+              </w:rPr>
+              <w:t xml:space="preserve">    void </w:t>
+            </w:r>
+            <w:proofErr w:type="spellStart"/>
+            <w:r>
+              <w:rPr>
+                <w:rFonts w:ascii="Menlo" w:hAnsi="Menlo" w:cs="Menlo"/>
+                <w:sz w:val="16"/>
+                <w:szCs w:val="16"/>
+                <w:lang w:val="en-US"/>
+              </w:rPr>
+              <w:t>uploadHandler</w:t>
+            </w:r>
+            <w:proofErr w:type="spellEnd"/>
+            <w:r>
+              <w:rPr>
+                <w:rFonts w:ascii="Menlo" w:hAnsi="Menlo" w:cs="Menlo"/>
+                <w:sz w:val="16"/>
+                <w:szCs w:val="16"/>
+                <w:lang w:val="en-US"/>
+              </w:rPr>
+              <w:t>(int tab) {</w:t>
+            </w:r>
+          </w:p>
+          <w:p>
+            <w:pPr>
+              <w:rPr>
+                <w:rFonts w:ascii="Menlo" w:hAnsi="Menlo" w:cs="Menlo"/>
+                <w:sz w:val="16"/>
+                <w:szCs w:val="16"/>
+                <w:lang w:val="en-US"/>
+              </w:rPr>
+            </w:pPr>
+            <w:r>
+              <w:rPr>
+                <w:rFonts w:ascii="Menlo" w:hAnsi="Menlo" w:cs="Menlo"/>
+                <w:sz w:val="16"/>
+                <w:szCs w:val="16"/>
+                <w:lang w:val="en-US"/>
+              </w:rPr>
+              <w:t xml:space="preserve">        </w:t>
+            </w:r>
+            <w:proofErr w:type="spellStart"/>
+            <w:r>
+              <w:rPr>
+                <w:rFonts w:ascii="Menlo" w:hAnsi="Menlo" w:cs="Menlo"/>
+                <w:sz w:val="16"/>
+                <w:szCs w:val="16"/>
+                <w:lang w:val="en-US"/>
+              </w:rPr>
+              <w:t>InputStream</w:t>
+            </w:r>
+            <w:proofErr w:type="spellEnd"/>
+            <w:r>
+              <w:rPr>
+                <w:rFonts w:ascii="Menlo" w:hAnsi="Menlo" w:cs="Menlo"/>
+                <w:sz w:val="16"/>
+                <w:szCs w:val="16"/>
+                <w:lang w:val="en-US"/>
+              </w:rPr>
+              <w:t xml:space="preserve"> </w:t>
+            </w:r>
+            <w:proofErr w:type="spellStart"/>
+            <w:r>
+              <w:rPr>
+                <w:rFonts w:ascii="Menlo" w:hAnsi="Menlo" w:cs="Menlo"/>
+                <w:sz w:val="16"/>
+                <w:szCs w:val="16"/>
+                <w:lang w:val="en-US"/>
+              </w:rPr>
+              <w:t>inputStream</w:t>
+            </w:r>
+            <w:proofErr w:type="spellEnd"/>
+            <w:r>
+              <w:rPr>
+                <w:rFonts w:ascii="Menlo" w:hAnsi="Menlo" w:cs="Menlo"/>
+                <w:sz w:val="16"/>
+                <w:szCs w:val="16"/>
+                <w:lang w:val="en-US"/>
+              </w:rPr>
+              <w:t>;</w:t>
+            </w:r>
+          </w:p>
+          <w:p>
+            <w:pPr>
+              <w:rPr>
+                <w:rFonts w:ascii="Menlo" w:hAnsi="Menlo" w:cs="Menlo"/>
+                <w:sz w:val="16"/>
+                <w:szCs w:val="16"/>
+                <w:lang w:val="en-US"/>
+              </w:rPr>
+            </w:pPr>
+            <w:r>
+              <w:rPr>
+                <w:rFonts w:ascii="Menlo" w:hAnsi="Menlo" w:cs="Menlo"/>
+                <w:sz w:val="16"/>
+                <w:szCs w:val="16"/>
+                <w:lang w:val="en-US"/>
+              </w:rPr>
+              <w:t xml:space="preserve">        Div </w:t>
+            </w:r>
+            <w:proofErr w:type="spellStart"/>
+            <w:r>
+              <w:rPr>
+                <w:rFonts w:ascii="Menlo" w:hAnsi="Menlo" w:cs="Menlo"/>
+                <w:sz w:val="16"/>
+                <w:szCs w:val="16"/>
+                <w:lang w:val="en-US"/>
+              </w:rPr>
+              <w:t>tabDiv</w:t>
+            </w:r>
+            <w:proofErr w:type="spellEnd"/>
+            <w:r>
+              <w:rPr>
+                <w:rFonts w:ascii="Menlo" w:hAnsi="Menlo" w:cs="Menlo"/>
+                <w:sz w:val="16"/>
+                <w:szCs w:val="16"/>
+                <w:lang w:val="en-US"/>
+              </w:rPr>
+              <w:t xml:space="preserve"> = </w:t>
+            </w:r>
+            <w:proofErr w:type="spellStart"/>
+            <w:r>
+              <w:rPr>
+                <w:rFonts w:ascii="Menlo" w:hAnsi="Menlo" w:cs="Menlo"/>
+                <w:sz w:val="16"/>
+                <w:szCs w:val="16"/>
+                <w:lang w:val="en-US"/>
+              </w:rPr>
+              <w:t>getTabDiv</w:t>
+            </w:r>
+            <w:proofErr w:type="spellEnd"/>
+            <w:r>
+              <w:rPr>
+                <w:rFonts w:ascii="Menlo" w:hAnsi="Menlo" w:cs="Menlo"/>
+                <w:sz w:val="16"/>
+                <w:szCs w:val="16"/>
+                <w:lang w:val="en-US"/>
+              </w:rPr>
+              <w:t>(tab, true);</w:t>
+            </w:r>
+          </w:p>
+          <w:p>
+            <w:pPr>
+              <w:rPr>
+                <w:rFonts w:ascii="Menlo" w:hAnsi="Menlo" w:cs="Menlo"/>
+                <w:sz w:val="16"/>
+                <w:szCs w:val="16"/>
+                <w:lang w:val="en-US"/>
+              </w:rPr>
+            </w:pPr>
+          </w:p>
+          <w:p>
+            <w:pPr>
+              <w:rPr>
+                <w:rFonts w:ascii="Menlo" w:hAnsi="Menlo" w:cs="Menlo"/>
+                <w:sz w:val="16"/>
+                <w:szCs w:val="16"/>
+                <w:lang w:val="en-US"/>
+              </w:rPr>
+            </w:pPr>
+            <w:r>
+              <w:rPr>
+                <w:rFonts w:ascii="Menlo" w:hAnsi="Menlo" w:cs="Menlo"/>
+                <w:sz w:val="16"/>
+                <w:szCs w:val="16"/>
+                <w:lang w:val="en-US"/>
+              </w:rPr>
+              <w:t xml:space="preserve">        </w:t>
+            </w:r>
+            <w:proofErr w:type="spellStart"/>
+            <w:r>
+              <w:rPr>
+                <w:rFonts w:ascii="Menlo" w:hAnsi="Menlo" w:cs="Menlo"/>
+                <w:sz w:val="16"/>
+                <w:szCs w:val="16"/>
+                <w:lang w:val="en-US"/>
+              </w:rPr>
+              <w:t>PageSwitch</w:t>
+            </w:r>
+            <w:proofErr w:type="spellEnd"/>
+            <w:r>
+              <w:rPr>
+                <w:rFonts w:ascii="Menlo" w:hAnsi="Menlo" w:cs="Menlo"/>
+                <w:sz w:val="16"/>
+                <w:szCs w:val="16"/>
+                <w:lang w:val="en-US"/>
+              </w:rPr>
+              <w:t xml:space="preserve"> </w:t>
+            </w:r>
+            <w:proofErr w:type="spellStart"/>
+            <w:r>
+              <w:rPr>
+                <w:rFonts w:ascii="Menlo" w:hAnsi="Menlo" w:cs="Menlo"/>
+                <w:sz w:val="16"/>
+                <w:szCs w:val="16"/>
+                <w:lang w:val="en-US"/>
+              </w:rPr>
+              <w:t>pageSwitch</w:t>
+            </w:r>
+            <w:proofErr w:type="spellEnd"/>
+            <w:r>
+              <w:rPr>
+                <w:rFonts w:ascii="Menlo" w:hAnsi="Menlo" w:cs="Menlo"/>
+                <w:sz w:val="16"/>
+                <w:szCs w:val="16"/>
+                <w:lang w:val="en-US"/>
+              </w:rPr>
+              <w:t xml:space="preserve"> = </w:t>
+            </w:r>
+            <w:proofErr w:type="spellStart"/>
+            <w:r>
+              <w:rPr>
+                <w:rFonts w:ascii="Menlo" w:hAnsi="Menlo" w:cs="Menlo"/>
+                <w:sz w:val="16"/>
+                <w:szCs w:val="16"/>
+                <w:lang w:val="en-US"/>
+              </w:rPr>
+              <w:t>getPageSwitch</w:t>
+            </w:r>
+            <w:proofErr w:type="spellEnd"/>
+            <w:r>
+              <w:rPr>
+                <w:rFonts w:ascii="Menlo" w:hAnsi="Menlo" w:cs="Menlo"/>
+                <w:sz w:val="16"/>
+                <w:szCs w:val="16"/>
+                <w:lang w:val="en-US"/>
+              </w:rPr>
+              <w:t>(tab);</w:t>
+            </w:r>
+          </w:p>
+          <w:p>
+            <w:pPr>
+              <w:rPr>
+                <w:rFonts w:ascii="Menlo" w:hAnsi="Menlo" w:cs="Menlo"/>
+                <w:sz w:val="16"/>
+                <w:szCs w:val="16"/>
+                <w:lang w:val="en-US"/>
+              </w:rPr>
+            </w:pPr>
+          </w:p>
+          <w:p>
+            <w:pPr>
+              <w:rPr>
+                <w:rFonts w:ascii="Menlo" w:hAnsi="Menlo" w:cs="Menlo"/>
+                <w:sz w:val="16"/>
+                <w:szCs w:val="16"/>
+                <w:lang w:val="en-US"/>
+              </w:rPr>
+            </w:pPr>
+            <w:r>
+              <w:rPr>
+                <w:rFonts w:ascii="Menlo" w:hAnsi="Menlo" w:cs="Menlo"/>
+                <w:sz w:val="16"/>
+                <w:szCs w:val="16"/>
+                <w:lang w:val="en-US"/>
+              </w:rPr>
+              <w:t xml:space="preserve">        if (</w:t>
+            </w:r>
+            <w:proofErr w:type="spellStart"/>
+            <w:r>
+              <w:rPr>
+                <w:rFonts w:ascii="Menlo" w:hAnsi="Menlo" w:cs="Menlo"/>
+                <w:sz w:val="16"/>
+                <w:szCs w:val="16"/>
+                <w:lang w:val="en-US"/>
+              </w:rPr>
+              <w:t>pageSwitch</w:t>
+            </w:r>
+            <w:proofErr w:type="spellEnd"/>
+            <w:r>
+              <w:rPr>
+                <w:rFonts w:ascii="Menlo" w:hAnsi="Menlo" w:cs="Menlo"/>
+                <w:sz w:val="16"/>
+                <w:szCs w:val="16"/>
+                <w:lang w:val="en-US"/>
+              </w:rPr>
+              <w:t xml:space="preserve"> != null)</w:t>
+            </w:r>
+          </w:p>
+          <w:p>
+            <w:pPr>
+              <w:rPr>
+                <w:rFonts w:ascii="Menlo" w:hAnsi="Menlo" w:cs="Menlo"/>
+                <w:sz w:val="16"/>
+                <w:szCs w:val="16"/>
+                <w:lang w:val="en-US"/>
+              </w:rPr>
+            </w:pPr>
+            <w:r>
+              <w:rPr>
+                <w:rFonts w:ascii="Menlo" w:hAnsi="Menlo" w:cs="Menlo"/>
+                <w:sz w:val="16"/>
+                <w:szCs w:val="16"/>
+                <w:lang w:val="en-US"/>
+              </w:rPr>
+              <w:t xml:space="preserve">            </w:t>
+            </w:r>
+            <w:proofErr w:type="spellStart"/>
+            <w:r>
+              <w:rPr>
+                <w:rFonts w:ascii="Menlo" w:hAnsi="Menlo" w:cs="Menlo"/>
+                <w:sz w:val="16"/>
+                <w:szCs w:val="16"/>
+                <w:lang w:val="en-US"/>
+              </w:rPr>
+              <w:t>tabDiv.remove</w:t>
+            </w:r>
+            <w:proofErr w:type="spellEnd"/>
+            <w:r>
+              <w:rPr>
+                <w:rFonts w:ascii="Menlo" w:hAnsi="Menlo" w:cs="Menlo"/>
+                <w:sz w:val="16"/>
+                <w:szCs w:val="16"/>
+                <w:lang w:val="en-US"/>
+              </w:rPr>
+              <w:t>(</w:t>
+            </w:r>
+            <w:proofErr w:type="spellStart"/>
+            <w:r>
+              <w:rPr>
+                <w:rFonts w:ascii="Menlo" w:hAnsi="Menlo" w:cs="Menlo"/>
+                <w:sz w:val="16"/>
+                <w:szCs w:val="16"/>
+                <w:lang w:val="en-US"/>
+              </w:rPr>
+              <w:t>pageSwitch</w:t>
+            </w:r>
+            <w:proofErr w:type="spellEnd"/>
+            <w:r>
+              <w:rPr>
+                <w:rFonts w:ascii="Menlo" w:hAnsi="Menlo" w:cs="Menlo"/>
+                <w:sz w:val="16"/>
+                <w:szCs w:val="16"/>
+                <w:lang w:val="en-US"/>
+              </w:rPr>
+              <w:t>);</w:t>
+            </w:r>
+          </w:p>
+          <w:p>
+            <w:pPr>
+              <w:rPr>
+                <w:rFonts w:ascii="Menlo" w:hAnsi="Menlo" w:cs="Menlo"/>
+                <w:sz w:val="16"/>
+                <w:szCs w:val="16"/>
+                <w:lang w:val="en-US"/>
+              </w:rPr>
+            </w:pPr>
+          </w:p>
+          <w:p>
+            <w:pPr>
+              <w:rPr>
+                <w:rFonts w:ascii="Menlo" w:hAnsi="Menlo" w:cs="Menlo"/>
+                <w:sz w:val="16"/>
+                <w:szCs w:val="16"/>
+                <w:lang w:val="en-US"/>
+              </w:rPr>
+            </w:pPr>
+            <w:r>
+              <w:rPr>
+                <w:rFonts w:ascii="Menlo" w:hAnsi="Menlo" w:cs="Menlo"/>
+                <w:sz w:val="16"/>
+                <w:szCs w:val="16"/>
+                <w:lang w:val="en-US"/>
+              </w:rPr>
+              <w:t xml:space="preserve">        // </w:t>
+            </w:r>
+            <w:proofErr w:type="spellStart"/>
+            <w:r>
+              <w:rPr>
+                <w:rFonts w:ascii="Menlo" w:hAnsi="Menlo" w:cs="Menlo"/>
+                <w:sz w:val="16"/>
+                <w:szCs w:val="16"/>
+                <w:lang w:val="en-US"/>
+              </w:rPr>
+              <w:t>Приём</w:t>
+            </w:r>
+            <w:proofErr w:type="spellEnd"/>
+            <w:r>
+              <w:rPr>
+                <w:rFonts w:ascii="Menlo" w:hAnsi="Menlo" w:cs="Menlo"/>
+                <w:sz w:val="16"/>
+                <w:szCs w:val="16"/>
+                <w:lang w:val="en-US"/>
+              </w:rPr>
+              <w:t xml:space="preserve"> </w:t>
+            </w:r>
+            <w:proofErr w:type="spellStart"/>
+            <w:r>
+              <w:rPr>
+                <w:rFonts w:ascii="Menlo" w:hAnsi="Menlo" w:cs="Menlo"/>
+                <w:sz w:val="16"/>
+                <w:szCs w:val="16"/>
+                <w:lang w:val="en-US"/>
+              </w:rPr>
+              <w:t>файла</w:t>
+            </w:r>
+            <w:proofErr w:type="spellEnd"/>
+            <w:r>
+              <w:rPr>
+                <w:rFonts w:ascii="Menlo" w:hAnsi="Menlo" w:cs="Menlo"/>
+                <w:sz w:val="16"/>
+                <w:szCs w:val="16"/>
+                <w:lang w:val="en-US"/>
+              </w:rPr>
+              <w:t xml:space="preserve"> </w:t>
+            </w:r>
+            <w:proofErr w:type="spellStart"/>
+            <w:r>
+              <w:rPr>
+                <w:rFonts w:ascii="Menlo" w:hAnsi="Menlo" w:cs="Menlo"/>
+                <w:sz w:val="16"/>
+                <w:szCs w:val="16"/>
+                <w:lang w:val="en-US"/>
+              </w:rPr>
+              <w:t>на</w:t>
+            </w:r>
+            <w:proofErr w:type="spellEnd"/>
+            <w:r>
+              <w:rPr>
+                <w:rFonts w:ascii="Menlo" w:hAnsi="Menlo" w:cs="Menlo"/>
+                <w:sz w:val="16"/>
+                <w:szCs w:val="16"/>
+                <w:lang w:val="en-US"/>
+              </w:rPr>
+              <w:t xml:space="preserve"> </w:t>
+            </w:r>
+            <w:proofErr w:type="spellStart"/>
+            <w:r>
+              <w:rPr>
+                <w:rFonts w:ascii="Menlo" w:hAnsi="Menlo" w:cs="Menlo"/>
+                <w:sz w:val="16"/>
+                <w:szCs w:val="16"/>
+                <w:lang w:val="en-US"/>
+              </w:rPr>
+              <w:t>диск</w:t>
+            </w:r>
+            <w:proofErr w:type="spellEnd"/>
+          </w:p>
+          <w:p>
+            <w:pPr>
+              <w:rPr>
+                <w:rFonts w:ascii="Menlo" w:hAnsi="Menlo" w:cs="Menlo"/>
+                <w:sz w:val="16"/>
+                <w:szCs w:val="16"/>
+                <w:lang w:val="en-US"/>
+              </w:rPr>
+            </w:pPr>
+            <w:r>
+              <w:rPr>
+                <w:rFonts w:ascii="Menlo" w:hAnsi="Menlo" w:cs="Menlo"/>
+                <w:sz w:val="16"/>
+                <w:szCs w:val="16"/>
+                <w:lang w:val="en-US"/>
+              </w:rPr>
+              <w:t xml:space="preserve">        if (tab == 2) </w:t>
+            </w:r>
+            <w:proofErr w:type="spellStart"/>
+            <w:r>
+              <w:rPr>
+                <w:rFonts w:ascii="Menlo" w:hAnsi="Menlo" w:cs="Menlo"/>
+                <w:sz w:val="16"/>
+                <w:szCs w:val="16"/>
+                <w:lang w:val="en-US"/>
+              </w:rPr>
+              <w:t>inputStream</w:t>
+            </w:r>
+            <w:proofErr w:type="spellEnd"/>
+            <w:r>
+              <w:rPr>
+                <w:rFonts w:ascii="Menlo" w:hAnsi="Menlo" w:cs="Menlo"/>
+                <w:sz w:val="16"/>
+                <w:szCs w:val="16"/>
+                <w:lang w:val="en-US"/>
+              </w:rPr>
+              <w:t xml:space="preserve"> = </w:t>
+            </w:r>
+            <w:proofErr w:type="spellStart"/>
+            <w:r>
+              <w:rPr>
+                <w:rFonts w:ascii="Menlo" w:hAnsi="Menlo" w:cs="Menlo"/>
+                <w:sz w:val="16"/>
+                <w:szCs w:val="16"/>
+                <w:lang w:val="en-US"/>
+              </w:rPr>
+              <w:t>linesFileBuffer.getInputStream</w:t>
+            </w:r>
+            <w:proofErr w:type="spellEnd"/>
+            <w:r>
+              <w:rPr>
+                <w:rFonts w:ascii="Menlo" w:hAnsi="Menlo" w:cs="Menlo"/>
+                <w:sz w:val="16"/>
+                <w:szCs w:val="16"/>
+                <w:lang w:val="en-US"/>
+              </w:rPr>
+              <w:t>();</w:t>
+            </w:r>
+          </w:p>
+          <w:p>
+            <w:pPr>
+              <w:rPr>
+                <w:rFonts w:ascii="Menlo" w:hAnsi="Menlo" w:cs="Menlo"/>
+                <w:sz w:val="16"/>
+                <w:szCs w:val="16"/>
+                <w:lang w:val="en-US"/>
+              </w:rPr>
+            </w:pPr>
+            <w:r>
+              <w:rPr>
+                <w:rFonts w:ascii="Menlo" w:hAnsi="Menlo" w:cs="Menlo"/>
+                <w:sz w:val="16"/>
+                <w:szCs w:val="16"/>
+                <w:lang w:val="en-US"/>
+              </w:rPr>
+              <w:t xml:space="preserve">        else </w:t>
+            </w:r>
+            <w:proofErr w:type="spellStart"/>
+            <w:r>
+              <w:rPr>
+                <w:rFonts w:ascii="Menlo" w:hAnsi="Menlo" w:cs="Menlo"/>
+                <w:sz w:val="16"/>
+                <w:szCs w:val="16"/>
+                <w:lang w:val="en-US"/>
+              </w:rPr>
+              <w:t>inputStream</w:t>
+            </w:r>
+            <w:proofErr w:type="spellEnd"/>
+            <w:r>
+              <w:rPr>
+                <w:rFonts w:ascii="Menlo" w:hAnsi="Menlo" w:cs="Menlo"/>
+                <w:sz w:val="16"/>
+                <w:szCs w:val="16"/>
+                <w:lang w:val="en-US"/>
+              </w:rPr>
+              <w:t xml:space="preserve"> = </w:t>
+            </w:r>
+            <w:proofErr w:type="spellStart"/>
+            <w:r>
+              <w:rPr>
+                <w:rFonts w:ascii="Menlo" w:hAnsi="Menlo" w:cs="Menlo"/>
+                <w:sz w:val="16"/>
+                <w:szCs w:val="16"/>
+                <w:lang w:val="en-US"/>
+              </w:rPr>
+              <w:t>frFileBuffer.getInputStream</w:t>
+            </w:r>
+            <w:proofErr w:type="spellEnd"/>
+            <w:r>
+              <w:rPr>
+                <w:rFonts w:ascii="Menlo" w:hAnsi="Menlo" w:cs="Menlo"/>
+                <w:sz w:val="16"/>
+                <w:szCs w:val="16"/>
+                <w:lang w:val="en-US"/>
+              </w:rPr>
+              <w:t>();</w:t>
+            </w:r>
+          </w:p>
+          <w:p>
+            <w:pPr>
+              <w:rPr>
+                <w:rFonts w:ascii="Menlo" w:hAnsi="Menlo" w:cs="Menlo"/>
+                <w:sz w:val="16"/>
+                <w:szCs w:val="16"/>
+                <w:lang w:val="en-US"/>
+              </w:rPr>
+            </w:pPr>
+            <w:r>
+              <w:rPr>
+                <w:rFonts w:ascii="Menlo" w:hAnsi="Menlo" w:cs="Menlo"/>
+                <w:sz w:val="16"/>
+                <w:szCs w:val="16"/>
+                <w:lang w:val="en-US"/>
+              </w:rPr>
+              <w:t xml:space="preserve">        File </w:t>
+            </w:r>
+            <w:proofErr w:type="spellStart"/>
+            <w:r>
+              <w:rPr>
+                <w:rFonts w:ascii="Menlo" w:hAnsi="Menlo" w:cs="Menlo"/>
+                <w:sz w:val="16"/>
+                <w:szCs w:val="16"/>
+                <w:lang w:val="en-US"/>
+              </w:rPr>
+              <w:t>tmpFile</w:t>
+            </w:r>
+            <w:proofErr w:type="spellEnd"/>
+            <w:r>
+              <w:rPr>
+                <w:rFonts w:ascii="Menlo" w:hAnsi="Menlo" w:cs="Menlo"/>
+                <w:sz w:val="16"/>
+                <w:szCs w:val="16"/>
+                <w:lang w:val="en-US"/>
+              </w:rPr>
+              <w:t xml:space="preserve"> = new File("tmp.txt");</w:t>
+            </w:r>
+          </w:p>
+          <w:p>
+            <w:pPr>
+              <w:rPr>
+                <w:rFonts w:ascii="Menlo" w:hAnsi="Menlo" w:cs="Menlo"/>
+                <w:sz w:val="16"/>
+                <w:szCs w:val="16"/>
+                <w:lang w:val="en-US"/>
+              </w:rPr>
+            </w:pPr>
+            <w:r>
+              <w:rPr>
+                <w:rFonts w:ascii="Menlo" w:hAnsi="Menlo" w:cs="Menlo"/>
+                <w:sz w:val="16"/>
+                <w:szCs w:val="16"/>
+                <w:lang w:val="en-US"/>
+              </w:rPr>
+              <w:t xml:space="preserve">        try {</w:t>
+            </w:r>
+          </w:p>
+          <w:p>
+            <w:pPr>
+              <w:rPr>
+                <w:rFonts w:ascii="Menlo" w:hAnsi="Menlo" w:cs="Menlo"/>
+                <w:sz w:val="16"/>
+                <w:szCs w:val="16"/>
+                <w:lang w:val="en-US"/>
+              </w:rPr>
+            </w:pPr>
+            <w:r>
+              <w:rPr>
+                <w:rFonts w:ascii="Menlo" w:hAnsi="Menlo" w:cs="Menlo"/>
+                <w:sz w:val="16"/>
+                <w:szCs w:val="16"/>
+                <w:lang w:val="en-US"/>
+              </w:rPr>
+              <w:t xml:space="preserve">            </w:t>
+            </w:r>
+            <w:proofErr w:type="spellStart"/>
+            <w:r>
+              <w:rPr>
+                <w:rFonts w:ascii="Menlo" w:hAnsi="Menlo" w:cs="Menlo"/>
+                <w:sz w:val="16"/>
+                <w:szCs w:val="16"/>
+                <w:lang w:val="en-US"/>
+              </w:rPr>
+              <w:t>Files.copy</w:t>
+            </w:r>
+            <w:proofErr w:type="spellEnd"/>
+            <w:r>
+              <w:rPr>
+                <w:rFonts w:ascii="Menlo" w:hAnsi="Menlo" w:cs="Menlo"/>
+                <w:sz w:val="16"/>
+                <w:szCs w:val="16"/>
+                <w:lang w:val="en-US"/>
+              </w:rPr>
+              <w:t>(</w:t>
+            </w:r>
+            <w:proofErr w:type="spellStart"/>
+            <w:r>
+              <w:rPr>
+                <w:rFonts w:ascii="Menlo" w:hAnsi="Menlo" w:cs="Menlo"/>
+                <w:sz w:val="16"/>
+                <w:szCs w:val="16"/>
+                <w:lang w:val="en-US"/>
+              </w:rPr>
+              <w:t>inputStream</w:t>
+            </w:r>
+            <w:proofErr w:type="spellEnd"/>
+            <w:r>
+              <w:rPr>
+                <w:rFonts w:ascii="Menlo" w:hAnsi="Menlo" w:cs="Menlo"/>
+                <w:sz w:val="16"/>
+                <w:szCs w:val="16"/>
+                <w:lang w:val="en-US"/>
+              </w:rPr>
+              <w:t xml:space="preserve">, </w:t>
+            </w:r>
+            <w:proofErr w:type="spellStart"/>
+            <w:r>
+              <w:rPr>
+                <w:rFonts w:ascii="Menlo" w:hAnsi="Menlo" w:cs="Menlo"/>
+                <w:sz w:val="16"/>
+                <w:szCs w:val="16"/>
+                <w:lang w:val="en-US"/>
+              </w:rPr>
+              <w:t>tmpFile.toPath</w:t>
+            </w:r>
+            <w:proofErr w:type="spellEnd"/>
+            <w:r>
+              <w:rPr>
+                <w:rFonts w:ascii="Menlo" w:hAnsi="Menlo" w:cs="Menlo"/>
+                <w:sz w:val="16"/>
+                <w:szCs w:val="16"/>
+                <w:lang w:val="en-US"/>
+              </w:rPr>
+              <w:t xml:space="preserve">(), </w:t>
+            </w:r>
+            <w:proofErr w:type="spellStart"/>
+            <w:r>
+              <w:rPr>
+                <w:rFonts w:ascii="Menlo" w:hAnsi="Menlo" w:cs="Menlo"/>
+                <w:sz w:val="16"/>
+                <w:szCs w:val="16"/>
+                <w:lang w:val="en-US"/>
+              </w:rPr>
+              <w:t>StandardCopyOption.REPLACE_EXISTING</w:t>
+            </w:r>
+            <w:proofErr w:type="spellEnd"/>
+            <w:r>
+              <w:rPr>
+                <w:rFonts w:ascii="Menlo" w:hAnsi="Menlo" w:cs="Menlo"/>
+                <w:sz w:val="16"/>
+                <w:szCs w:val="16"/>
+                <w:lang w:val="en-US"/>
+              </w:rPr>
+              <w:t>);</w:t>
+            </w:r>
+          </w:p>
+          <w:p>
+            <w:pPr>
+              <w:rPr>
+                <w:rFonts w:ascii="Menlo" w:hAnsi="Menlo" w:cs="Menlo"/>
+                <w:sz w:val="16"/>
+                <w:szCs w:val="16"/>
+                <w:lang w:val="en-US"/>
+              </w:rPr>
+            </w:pPr>
+            <w:r>
+              <w:rPr>
+                <w:rFonts w:ascii="Menlo" w:hAnsi="Menlo" w:cs="Menlo"/>
+                <w:sz w:val="16"/>
+                <w:szCs w:val="16"/>
+                <w:lang w:val="en-US"/>
+              </w:rPr>
+              <w:t xml:space="preserve">        } catch (</w:t>
+            </w:r>
+            <w:proofErr w:type="spellStart"/>
+            <w:r>
+              <w:rPr>
+                <w:rFonts w:ascii="Menlo" w:hAnsi="Menlo" w:cs="Menlo"/>
+                <w:sz w:val="16"/>
+                <w:szCs w:val="16"/>
+                <w:lang w:val="en-US"/>
+              </w:rPr>
+              <w:t>IOException</w:t>
+            </w:r>
+            <w:proofErr w:type="spellEnd"/>
+            <w:r>
+              <w:rPr>
+                <w:rFonts w:ascii="Menlo" w:hAnsi="Menlo" w:cs="Menlo"/>
+                <w:sz w:val="16"/>
+                <w:szCs w:val="16"/>
+                <w:lang w:val="en-US"/>
+              </w:rPr>
+              <w:t xml:space="preserve"> ex) {</w:t>
+            </w:r>
+          </w:p>
+          <w:p>
+            <w:pPr>
+              <w:rPr>
+                <w:rFonts w:ascii="Menlo" w:hAnsi="Menlo" w:cs="Menlo"/>
+                <w:sz w:val="16"/>
+                <w:szCs w:val="16"/>
+                <w:lang w:val="en-US"/>
+              </w:rPr>
+            </w:pPr>
+            <w:r>
+              <w:rPr>
+                <w:rFonts w:ascii="Menlo" w:hAnsi="Menlo" w:cs="Menlo"/>
+                <w:sz w:val="16"/>
+                <w:szCs w:val="16"/>
+                <w:lang w:val="en-US"/>
+              </w:rPr>
+              <w:t xml:space="preserve">            </w:t>
+            </w:r>
+            <w:proofErr w:type="spellStart"/>
+            <w:r>
+              <w:rPr>
+                <w:rFonts w:ascii="Menlo" w:hAnsi="Menlo" w:cs="Menlo"/>
+                <w:sz w:val="16"/>
+                <w:szCs w:val="16"/>
+                <w:lang w:val="en-US"/>
+              </w:rPr>
+              <w:t>errMap.put</w:t>
+            </w:r>
+            <w:proofErr w:type="spellEnd"/>
+            <w:r>
+              <w:rPr>
+                <w:rFonts w:ascii="Menlo" w:hAnsi="Menlo" w:cs="Menlo"/>
+                <w:sz w:val="16"/>
+                <w:szCs w:val="16"/>
+                <w:lang w:val="en-US"/>
+              </w:rPr>
+              <w:t>("Entire file", ex);</w:t>
+            </w:r>
+          </w:p>
+          <w:p>
+            <w:pPr>
+              <w:rPr>
+                <w:rFonts w:ascii="Menlo" w:hAnsi="Menlo" w:cs="Menlo"/>
+                <w:sz w:val="16"/>
+                <w:szCs w:val="16"/>
+                <w:lang w:val="en-US"/>
+              </w:rPr>
+            </w:pPr>
+            <w:r>
+              <w:rPr>
+                <w:rFonts w:ascii="Menlo" w:hAnsi="Menlo" w:cs="Menlo"/>
+                <w:sz w:val="16"/>
+                <w:szCs w:val="16"/>
+                <w:lang w:val="en-US"/>
+              </w:rPr>
+              <w:t xml:space="preserve">        }</w:t>
+            </w:r>
+          </w:p>
+          <w:p>
+            <w:pPr>
+              <w:rPr>
+                <w:rFonts w:ascii="Menlo" w:hAnsi="Menlo" w:cs="Menlo"/>
+                <w:sz w:val="16"/>
+                <w:szCs w:val="16"/>
+                <w:lang w:val="en-US"/>
+              </w:rPr>
+            </w:pPr>
+          </w:p>
+          <w:p>
+            <w:pPr>
+              <w:rPr>
+                <w:rFonts w:ascii="Menlo" w:hAnsi="Menlo" w:cs="Menlo"/>
+                <w:sz w:val="16"/>
+                <w:szCs w:val="16"/>
+                <w:lang w:val="en-US"/>
+              </w:rPr>
+            </w:pPr>
+            <w:r>
+              <w:rPr>
+                <w:rFonts w:ascii="Menlo" w:hAnsi="Menlo" w:cs="Menlo"/>
+                <w:sz w:val="16"/>
+                <w:szCs w:val="16"/>
+                <w:lang w:val="en-US"/>
+              </w:rPr>
+              <w:t xml:space="preserve">        // </w:t>
+            </w:r>
+            <w:proofErr w:type="spellStart"/>
+            <w:r>
+              <w:rPr>
+                <w:rFonts w:ascii="Menlo" w:hAnsi="Menlo" w:cs="Menlo"/>
+                <w:sz w:val="16"/>
+                <w:szCs w:val="16"/>
+                <w:lang w:val="en-US"/>
+              </w:rPr>
+              <w:t>Чтение</w:t>
+            </w:r>
+            <w:proofErr w:type="spellEnd"/>
+            <w:r>
+              <w:rPr>
+                <w:rFonts w:ascii="Menlo" w:hAnsi="Menlo" w:cs="Menlo"/>
+                <w:sz w:val="16"/>
+                <w:szCs w:val="16"/>
+                <w:lang w:val="en-US"/>
+              </w:rPr>
+              <w:t xml:space="preserve"> </w:t>
+            </w:r>
+            <w:proofErr w:type="spellStart"/>
+            <w:r>
+              <w:rPr>
+                <w:rFonts w:ascii="Menlo" w:hAnsi="Menlo" w:cs="Menlo"/>
+                <w:sz w:val="16"/>
+                <w:szCs w:val="16"/>
+                <w:lang w:val="en-US"/>
+              </w:rPr>
+              <w:t>файла</w:t>
+            </w:r>
+            <w:proofErr w:type="spellEnd"/>
+            <w:r>
+              <w:rPr>
+                <w:rFonts w:ascii="Menlo" w:hAnsi="Menlo" w:cs="Menlo"/>
+                <w:sz w:val="16"/>
+                <w:szCs w:val="16"/>
+                <w:lang w:val="en-US"/>
+              </w:rPr>
+              <w:t xml:space="preserve"> и </w:t>
+            </w:r>
+            <w:proofErr w:type="spellStart"/>
+            <w:r>
+              <w:rPr>
+                <w:rFonts w:ascii="Menlo" w:hAnsi="Menlo" w:cs="Menlo"/>
+                <w:sz w:val="16"/>
+                <w:szCs w:val="16"/>
+                <w:lang w:val="en-US"/>
+              </w:rPr>
+              <w:t>вызов</w:t>
+            </w:r>
+            <w:proofErr w:type="spellEnd"/>
+            <w:r>
+              <w:rPr>
+                <w:rFonts w:ascii="Menlo" w:hAnsi="Menlo" w:cs="Menlo"/>
+                <w:sz w:val="16"/>
+                <w:szCs w:val="16"/>
+                <w:lang w:val="en-US"/>
+              </w:rPr>
+              <w:t xml:space="preserve"> </w:t>
+            </w:r>
+            <w:proofErr w:type="spellStart"/>
+            <w:r>
+              <w:rPr>
+                <w:rFonts w:ascii="Menlo" w:hAnsi="Menlo" w:cs="Menlo"/>
+                <w:sz w:val="16"/>
+                <w:szCs w:val="16"/>
+                <w:lang w:val="en-US"/>
+              </w:rPr>
+              <w:t>отрисовки</w:t>
+            </w:r>
+            <w:proofErr w:type="spellEnd"/>
+          </w:p>
+          <w:p>
+            <w:pPr>
+              <w:rPr>
+                <w:rFonts w:ascii="Menlo" w:hAnsi="Menlo" w:cs="Menlo"/>
+                <w:sz w:val="16"/>
+                <w:szCs w:val="16"/>
+                <w:lang w:val="en-US"/>
+              </w:rPr>
+            </w:pPr>
+            <w:r>
+              <w:rPr>
+                <w:rFonts w:ascii="Menlo" w:hAnsi="Menlo" w:cs="Menlo"/>
+                <w:sz w:val="16"/>
+                <w:szCs w:val="16"/>
+                <w:lang w:val="en-US"/>
+              </w:rPr>
+              <w:t xml:space="preserve">        </w:t>
+            </w:r>
+            <w:proofErr w:type="spellStart"/>
+            <w:r>
+              <w:rPr>
+                <w:rFonts w:ascii="Menlo" w:hAnsi="Menlo" w:cs="Menlo"/>
+                <w:sz w:val="16"/>
+                <w:szCs w:val="16"/>
+                <w:lang w:val="en-US"/>
+              </w:rPr>
+              <w:t>DataReader</w:t>
+            </w:r>
+            <w:proofErr w:type="spellEnd"/>
+            <w:r>
+              <w:rPr>
+                <w:rFonts w:ascii="Menlo" w:hAnsi="Menlo" w:cs="Menlo"/>
+                <w:sz w:val="16"/>
+                <w:szCs w:val="16"/>
+                <w:lang w:val="en-US"/>
+              </w:rPr>
+              <w:t xml:space="preserve"> reader = new </w:t>
+            </w:r>
+            <w:proofErr w:type="spellStart"/>
+            <w:r>
+              <w:rPr>
+                <w:rFonts w:ascii="Menlo" w:hAnsi="Menlo" w:cs="Menlo"/>
+                <w:sz w:val="16"/>
+                <w:szCs w:val="16"/>
+                <w:lang w:val="en-US"/>
+              </w:rPr>
+              <w:t>DataReader</w:t>
+            </w:r>
+            <w:proofErr w:type="spellEnd"/>
+            <w:r>
+              <w:rPr>
+                <w:rFonts w:ascii="Menlo" w:hAnsi="Menlo" w:cs="Menlo"/>
+                <w:sz w:val="16"/>
+                <w:szCs w:val="16"/>
+                <w:lang w:val="en-US"/>
+              </w:rPr>
+              <w:t>(</w:t>
+            </w:r>
+            <w:proofErr w:type="spellStart"/>
+            <w:r>
+              <w:rPr>
+                <w:rFonts w:ascii="Menlo" w:hAnsi="Menlo" w:cs="Menlo"/>
+                <w:sz w:val="16"/>
+                <w:szCs w:val="16"/>
+                <w:lang w:val="en-US"/>
+              </w:rPr>
+              <w:t>tmpFile</w:t>
+            </w:r>
+            <w:proofErr w:type="spellEnd"/>
+            <w:r>
+              <w:rPr>
+                <w:rFonts w:ascii="Menlo" w:hAnsi="Menlo" w:cs="Menlo"/>
+                <w:sz w:val="16"/>
+                <w:szCs w:val="16"/>
+                <w:lang w:val="en-US"/>
+              </w:rPr>
+              <w:t>);</w:t>
+            </w:r>
+          </w:p>
+          <w:p>
+            <w:pPr>
+              <w:rPr>
+                <w:rFonts w:ascii="Menlo" w:hAnsi="Menlo" w:cs="Menlo"/>
+                <w:sz w:val="16"/>
+                <w:szCs w:val="16"/>
+                <w:lang w:val="en-US"/>
+              </w:rPr>
+            </w:pPr>
+            <w:r>
+              <w:rPr>
+                <w:rFonts w:ascii="Menlo" w:hAnsi="Menlo" w:cs="Menlo"/>
+                <w:sz w:val="16"/>
+                <w:szCs w:val="16"/>
+                <w:lang w:val="en-US"/>
+              </w:rPr>
+              <w:t xml:space="preserve">        try {</w:t>
+            </w:r>
+          </w:p>
+          <w:p>
+            <w:pPr>
+              <w:rPr>
+                <w:rFonts w:ascii="Menlo" w:hAnsi="Menlo" w:cs="Menlo"/>
+                <w:sz w:val="16"/>
+                <w:szCs w:val="16"/>
+                <w:lang w:val="en-US"/>
+              </w:rPr>
+            </w:pPr>
+            <w:r>
+              <w:rPr>
+                <w:rFonts w:ascii="Menlo" w:hAnsi="Menlo" w:cs="Menlo"/>
+                <w:sz w:val="16"/>
+                <w:szCs w:val="16"/>
+                <w:lang w:val="en-US"/>
+              </w:rPr>
+              <w:t xml:space="preserve">            if (tab == 2) </w:t>
+            </w:r>
+            <w:proofErr w:type="spellStart"/>
+            <w:r>
+              <w:rPr>
+                <w:rFonts w:ascii="Menlo" w:hAnsi="Menlo" w:cs="Menlo"/>
+                <w:sz w:val="16"/>
+                <w:szCs w:val="16"/>
+                <w:lang w:val="en-US"/>
+              </w:rPr>
+              <w:t>reader.ReadLines</w:t>
+            </w:r>
+            <w:proofErr w:type="spellEnd"/>
+            <w:r>
+              <w:rPr>
+                <w:rFonts w:ascii="Menlo" w:hAnsi="Menlo" w:cs="Menlo"/>
+                <w:sz w:val="16"/>
+                <w:szCs w:val="16"/>
+                <w:lang w:val="en-US"/>
+              </w:rPr>
+              <w:t>();</w:t>
+            </w:r>
+          </w:p>
+          <w:p>
+            <w:pPr>
+              <w:rPr>
+                <w:rFonts w:ascii="Menlo" w:hAnsi="Menlo" w:cs="Menlo"/>
+                <w:sz w:val="16"/>
+                <w:szCs w:val="16"/>
+                <w:lang w:val="en-US"/>
+              </w:rPr>
+            </w:pPr>
+            <w:r>
+              <w:rPr>
+                <w:rFonts w:ascii="Menlo" w:hAnsi="Menlo" w:cs="Menlo"/>
+                <w:sz w:val="16"/>
+                <w:szCs w:val="16"/>
+                <w:lang w:val="en-US"/>
+              </w:rPr>
+              <w:t xml:space="preserve">            else </w:t>
+            </w:r>
+            <w:proofErr w:type="spellStart"/>
+            <w:r>
+              <w:rPr>
+                <w:rFonts w:ascii="Menlo" w:hAnsi="Menlo" w:cs="Menlo"/>
+                <w:sz w:val="16"/>
+                <w:szCs w:val="16"/>
+                <w:lang w:val="en-US"/>
+              </w:rPr>
+              <w:t>reader.Read</w:t>
+            </w:r>
+            <w:proofErr w:type="spellEnd"/>
+            <w:r>
+              <w:rPr>
+                <w:rFonts w:ascii="Menlo" w:hAnsi="Menlo" w:cs="Menlo"/>
+                <w:sz w:val="16"/>
+                <w:szCs w:val="16"/>
+                <w:lang w:val="en-US"/>
+              </w:rPr>
+              <w:t>();</w:t>
+            </w:r>
+          </w:p>
+          <w:p>
+            <w:pPr>
+              <w:rPr>
+                <w:rFonts w:ascii="Menlo" w:hAnsi="Menlo" w:cs="Menlo"/>
+                <w:sz w:val="16"/>
+                <w:szCs w:val="16"/>
+                <w:lang w:val="en-US"/>
+              </w:rPr>
+            </w:pPr>
+          </w:p>
+          <w:p>
+            <w:pPr>
+              <w:rPr>
+                <w:rFonts w:ascii="Menlo" w:hAnsi="Menlo" w:cs="Menlo"/>
+                <w:sz w:val="16"/>
+                <w:szCs w:val="16"/>
+                <w:lang w:val="en-US"/>
+              </w:rPr>
+            </w:pPr>
+            <w:r>
+              <w:rPr>
+                <w:rFonts w:ascii="Menlo" w:hAnsi="Menlo" w:cs="Menlo"/>
+                <w:sz w:val="16"/>
+                <w:szCs w:val="16"/>
+                <w:lang w:val="en-US"/>
+              </w:rPr>
+              <w:t xml:space="preserve">            </w:t>
+            </w:r>
+            <w:proofErr w:type="spellStart"/>
+            <w:r>
+              <w:rPr>
+                <w:rFonts w:ascii="Menlo" w:hAnsi="Menlo" w:cs="Menlo"/>
+                <w:sz w:val="16"/>
+                <w:szCs w:val="16"/>
+                <w:lang w:val="en-US"/>
+              </w:rPr>
+              <w:t>errMap.putAll</w:t>
+            </w:r>
+            <w:proofErr w:type="spellEnd"/>
+            <w:r>
+              <w:rPr>
+                <w:rFonts w:ascii="Menlo" w:hAnsi="Menlo" w:cs="Menlo"/>
+                <w:sz w:val="16"/>
+                <w:szCs w:val="16"/>
+                <w:lang w:val="en-US"/>
+              </w:rPr>
+              <w:t>(</w:t>
+            </w:r>
+            <w:proofErr w:type="spellStart"/>
+            <w:r>
+              <w:rPr>
+                <w:rFonts w:ascii="Menlo" w:hAnsi="Menlo" w:cs="Menlo"/>
+                <w:sz w:val="16"/>
+                <w:szCs w:val="16"/>
+                <w:lang w:val="en-US"/>
+              </w:rPr>
+              <w:t>reader.getErrorMap</w:t>
+            </w:r>
+            <w:proofErr w:type="spellEnd"/>
+            <w:r>
+              <w:rPr>
+                <w:rFonts w:ascii="Menlo" w:hAnsi="Menlo" w:cs="Menlo"/>
+                <w:sz w:val="16"/>
+                <w:szCs w:val="16"/>
+                <w:lang w:val="en-US"/>
+              </w:rPr>
+              <w:t>());</w:t>
+            </w:r>
+          </w:p>
+          <w:p>
+            <w:pPr>
+              <w:rPr>
+                <w:rFonts w:ascii="Menlo" w:hAnsi="Menlo" w:cs="Menlo"/>
+                <w:sz w:val="16"/>
+                <w:szCs w:val="16"/>
+                <w:lang w:val="en-US"/>
+              </w:rPr>
+            </w:pPr>
+            <w:r>
+              <w:rPr>
+                <w:rFonts w:ascii="Menlo" w:hAnsi="Menlo" w:cs="Menlo"/>
+                <w:sz w:val="16"/>
+                <w:szCs w:val="16"/>
+                <w:lang w:val="en-US"/>
+              </w:rPr>
+              <w:t xml:space="preserve">            </w:t>
+            </w:r>
+            <w:proofErr w:type="spellStart"/>
+            <w:r>
+              <w:rPr>
+                <w:rFonts w:ascii="Menlo" w:hAnsi="Menlo" w:cs="Menlo"/>
+                <w:sz w:val="16"/>
+                <w:szCs w:val="16"/>
+                <w:lang w:val="en-US"/>
+              </w:rPr>
+              <w:t>pageSwitch</w:t>
+            </w:r>
+            <w:proofErr w:type="spellEnd"/>
+            <w:r>
+              <w:rPr>
+                <w:rFonts w:ascii="Menlo" w:hAnsi="Menlo" w:cs="Menlo"/>
+                <w:sz w:val="16"/>
+                <w:szCs w:val="16"/>
+                <w:lang w:val="en-US"/>
+              </w:rPr>
+              <w:t xml:space="preserve"> = new </w:t>
+            </w:r>
+            <w:proofErr w:type="spellStart"/>
+            <w:r>
+              <w:rPr>
+                <w:rFonts w:ascii="Menlo" w:hAnsi="Menlo" w:cs="Menlo"/>
+                <w:sz w:val="16"/>
+                <w:szCs w:val="16"/>
+                <w:lang w:val="en-US"/>
+              </w:rPr>
+              <w:t>PageSwitch</w:t>
+            </w:r>
+            <w:proofErr w:type="spellEnd"/>
+            <w:r>
+              <w:rPr>
+                <w:rFonts w:ascii="Menlo" w:hAnsi="Menlo" w:cs="Menlo"/>
+                <w:sz w:val="16"/>
+                <w:szCs w:val="16"/>
+                <w:lang w:val="en-US"/>
+              </w:rPr>
+              <w:t>(</w:t>
+            </w:r>
+            <w:proofErr w:type="spellStart"/>
+            <w:r>
+              <w:rPr>
+                <w:rFonts w:ascii="Menlo" w:hAnsi="Menlo" w:cs="Menlo"/>
+                <w:sz w:val="16"/>
+                <w:szCs w:val="16"/>
+                <w:lang w:val="en-US"/>
+              </w:rPr>
+              <w:t>reader.getPagesCount</w:t>
+            </w:r>
+            <w:proofErr w:type="spellEnd"/>
+            <w:r>
+              <w:rPr>
+                <w:rFonts w:ascii="Menlo" w:hAnsi="Menlo" w:cs="Menlo"/>
+                <w:sz w:val="16"/>
+                <w:szCs w:val="16"/>
+                <w:lang w:val="en-US"/>
+              </w:rPr>
+              <w:t>());</w:t>
+            </w:r>
+          </w:p>
+          <w:p>
+            <w:pPr>
+              <w:rPr>
+                <w:rFonts w:ascii="Menlo" w:hAnsi="Menlo" w:cs="Menlo"/>
+                <w:sz w:val="16"/>
+                <w:szCs w:val="16"/>
+                <w:lang w:val="en-US"/>
+              </w:rPr>
+            </w:pPr>
+            <w:r>
+              <w:rPr>
+                <w:rFonts w:ascii="Menlo" w:hAnsi="Menlo" w:cs="Menlo"/>
+                <w:sz w:val="16"/>
+                <w:szCs w:val="16"/>
+                <w:lang w:val="en-US"/>
+              </w:rPr>
+              <w:t xml:space="preserve">            </w:t>
+            </w:r>
+            <w:proofErr w:type="spellStart"/>
+            <w:r>
+              <w:rPr>
+                <w:rFonts w:ascii="Menlo" w:hAnsi="Menlo" w:cs="Menlo"/>
+                <w:sz w:val="16"/>
+                <w:szCs w:val="16"/>
+                <w:lang w:val="en-US"/>
+              </w:rPr>
+              <w:t>pageSwitch.setClassName</w:t>
+            </w:r>
+            <w:proofErr w:type="spellEnd"/>
+            <w:r>
+              <w:rPr>
+                <w:rFonts w:ascii="Menlo" w:hAnsi="Menlo" w:cs="Menlo"/>
+                <w:sz w:val="16"/>
+                <w:szCs w:val="16"/>
+                <w:lang w:val="en-US"/>
+              </w:rPr>
+              <w:t>("page-switch");</w:t>
+            </w:r>
+          </w:p>
+          <w:p>
+            <w:pPr>
+              <w:rPr>
+                <w:rFonts w:ascii="Menlo" w:hAnsi="Menlo" w:cs="Menlo"/>
+                <w:sz w:val="16"/>
+                <w:szCs w:val="16"/>
+                <w:lang w:val="en-US"/>
+              </w:rPr>
+            </w:pPr>
+            <w:r>
+              <w:rPr>
+                <w:rFonts w:ascii="Menlo" w:hAnsi="Menlo" w:cs="Menlo"/>
+                <w:sz w:val="16"/>
+                <w:szCs w:val="16"/>
+                <w:lang w:val="en-US"/>
+              </w:rPr>
+              <w:t xml:space="preserve">        } catch (Exception ex) {</w:t>
+            </w:r>
+          </w:p>
+          <w:p>
+            <w:pPr>
+              <w:rPr>
+                <w:rFonts w:ascii="Menlo" w:hAnsi="Menlo" w:cs="Menlo"/>
+                <w:sz w:val="16"/>
+                <w:szCs w:val="16"/>
+                <w:lang w:val="en-US"/>
+              </w:rPr>
+            </w:pPr>
+            <w:r>
+              <w:rPr>
+                <w:rFonts w:ascii="Menlo" w:hAnsi="Menlo" w:cs="Menlo"/>
+                <w:sz w:val="16"/>
+                <w:szCs w:val="16"/>
+                <w:lang w:val="en-US"/>
+              </w:rPr>
+              <w:t xml:space="preserve">            </w:t>
+            </w:r>
+            <w:proofErr w:type="spellStart"/>
+            <w:r>
+              <w:rPr>
+                <w:rFonts w:ascii="Menlo" w:hAnsi="Menlo" w:cs="Menlo"/>
+                <w:sz w:val="16"/>
+                <w:szCs w:val="16"/>
+                <w:lang w:val="en-US"/>
+              </w:rPr>
+              <w:t>errMap.put</w:t>
+            </w:r>
+            <w:proofErr w:type="spellEnd"/>
+            <w:r>
+              <w:rPr>
+                <w:rFonts w:ascii="Menlo" w:hAnsi="Menlo" w:cs="Menlo"/>
+                <w:sz w:val="16"/>
+                <w:szCs w:val="16"/>
+                <w:lang w:val="en-US"/>
+              </w:rPr>
+              <w:t>("Entire file", ex);</w:t>
+            </w:r>
+          </w:p>
+          <w:p>
+            <w:pPr>
+              <w:rPr>
+                <w:rFonts w:ascii="Menlo" w:hAnsi="Menlo" w:cs="Menlo"/>
+                <w:sz w:val="16"/>
+                <w:szCs w:val="16"/>
+                <w:lang w:val="en-US"/>
+              </w:rPr>
+            </w:pPr>
+            <w:r>
+              <w:rPr>
+                <w:rFonts w:ascii="Menlo" w:hAnsi="Menlo" w:cs="Menlo"/>
+                <w:sz w:val="16"/>
+                <w:szCs w:val="16"/>
+                <w:lang w:val="en-US"/>
+              </w:rPr>
+              <w:t xml:space="preserve">        } finally {</w:t>
+            </w:r>
+          </w:p>
+          <w:p>
+            <w:pPr>
+              <w:rPr>
+                <w:rFonts w:ascii="Menlo" w:hAnsi="Menlo" w:cs="Menlo"/>
+                <w:sz w:val="16"/>
+                <w:szCs w:val="16"/>
+                <w:lang w:val="en-US"/>
+              </w:rPr>
+            </w:pPr>
+            <w:r>
+              <w:rPr>
+                <w:rFonts w:ascii="Menlo" w:hAnsi="Menlo" w:cs="Menlo"/>
+                <w:sz w:val="16"/>
+                <w:szCs w:val="16"/>
+                <w:lang w:val="en-US"/>
+              </w:rPr>
               <w:lastRenderedPageBreak/>
-              <w:t xml:space="preserve">        });</w:t>
-            </w:r>
-          </w:p>
-          <w:p>
-            <w:pPr>
-              <w:rPr>
-                <w:rFonts w:ascii="Menlo" w:hAnsi="Menlo" w:cs="Menlo"/>
-                <w:sz w:val="16"/>
-                <w:szCs w:val="16"/>
-                <w:lang w:val="en-US"/>
-              </w:rPr>
-            </w:pPr>
-            <w:r>
-              <w:rPr>
-                <w:rFonts w:ascii="Menlo" w:hAnsi="Menlo" w:cs="Menlo"/>
-                <w:sz w:val="16"/>
-                <w:szCs w:val="16"/>
-                <w:lang w:val="en-US"/>
-              </w:rPr>
-              <w:t xml:space="preserve">        </w:t>
-            </w:r>
-            <w:proofErr w:type="spellStart"/>
-            <w:r>
-              <w:rPr>
-                <w:rFonts w:ascii="Menlo" w:hAnsi="Menlo" w:cs="Menlo"/>
-                <w:sz w:val="16"/>
-                <w:szCs w:val="16"/>
-                <w:lang w:val="en-US"/>
-              </w:rPr>
-              <w:t>tabsToComponents.values</w:t>
-            </w:r>
-            <w:proofErr w:type="spellEnd"/>
-            <w:r>
-              <w:rPr>
-                <w:rFonts w:ascii="Menlo" w:hAnsi="Menlo" w:cs="Menlo"/>
-                <w:sz w:val="16"/>
-                <w:szCs w:val="16"/>
-                <w:lang w:val="en-US"/>
-              </w:rPr>
-              <w:t>().</w:t>
-            </w:r>
-            <w:proofErr w:type="spellStart"/>
-            <w:r>
-              <w:rPr>
-                <w:rFonts w:ascii="Menlo" w:hAnsi="Menlo" w:cs="Menlo"/>
-                <w:sz w:val="16"/>
-                <w:szCs w:val="16"/>
-                <w:lang w:val="en-US"/>
-              </w:rPr>
-              <w:t>forEach</w:t>
-            </w:r>
-            <w:proofErr w:type="spellEnd"/>
-            <w:r>
-              <w:rPr>
-                <w:rFonts w:ascii="Menlo" w:hAnsi="Menlo" w:cs="Menlo"/>
-                <w:sz w:val="16"/>
-                <w:szCs w:val="16"/>
-                <w:lang w:val="en-US"/>
-              </w:rPr>
-              <w:t xml:space="preserve">(component -&gt; </w:t>
-            </w:r>
-            <w:proofErr w:type="spellStart"/>
-            <w:r>
-              <w:rPr>
-                <w:rFonts w:ascii="Menlo" w:hAnsi="Menlo" w:cs="Menlo"/>
-                <w:sz w:val="16"/>
-                <w:szCs w:val="16"/>
-                <w:lang w:val="en-US"/>
-              </w:rPr>
-              <w:t>component.setVisible</w:t>
-            </w:r>
-            <w:proofErr w:type="spellEnd"/>
-            <w:r>
-              <w:rPr>
-                <w:rFonts w:ascii="Menlo" w:hAnsi="Menlo" w:cs="Menlo"/>
-                <w:sz w:val="16"/>
-                <w:szCs w:val="16"/>
-                <w:lang w:val="en-US"/>
-              </w:rPr>
-              <w:t>(false));</w:t>
-            </w:r>
-          </w:p>
-          <w:p>
-            <w:pPr>
-              <w:rPr>
-                <w:rFonts w:ascii="Menlo" w:hAnsi="Menlo" w:cs="Menlo"/>
-                <w:sz w:val="16"/>
-                <w:szCs w:val="16"/>
-                <w:lang w:val="en-US"/>
-              </w:rPr>
-            </w:pPr>
-            <w:r>
-              <w:rPr>
-                <w:rFonts w:ascii="Menlo" w:hAnsi="Menlo" w:cs="Menlo"/>
-                <w:sz w:val="16"/>
-                <w:szCs w:val="16"/>
-                <w:lang w:val="en-US"/>
-              </w:rPr>
-              <w:t xml:space="preserve">        </w:t>
-            </w:r>
-            <w:proofErr w:type="spellStart"/>
-            <w:r>
-              <w:rPr>
-                <w:rFonts w:ascii="Menlo" w:hAnsi="Menlo" w:cs="Menlo"/>
-                <w:sz w:val="16"/>
-                <w:szCs w:val="16"/>
-                <w:lang w:val="en-US"/>
-              </w:rPr>
-              <w:t>tabsToComponents.get</w:t>
-            </w:r>
-            <w:proofErr w:type="spellEnd"/>
-            <w:r>
-              <w:rPr>
-                <w:rFonts w:ascii="Menlo" w:hAnsi="Menlo" w:cs="Menlo"/>
-                <w:sz w:val="16"/>
-                <w:szCs w:val="16"/>
-                <w:lang w:val="en-US"/>
-              </w:rPr>
-              <w:t>(t1).</w:t>
-            </w:r>
-            <w:proofErr w:type="spellStart"/>
-            <w:r>
-              <w:rPr>
-                <w:rFonts w:ascii="Menlo" w:hAnsi="Menlo" w:cs="Menlo"/>
-                <w:sz w:val="16"/>
-                <w:szCs w:val="16"/>
-                <w:lang w:val="en-US"/>
-              </w:rPr>
-              <w:t>setVisible</w:t>
-            </w:r>
-            <w:proofErr w:type="spellEnd"/>
-            <w:r>
-              <w:rPr>
-                <w:rFonts w:ascii="Menlo" w:hAnsi="Menlo" w:cs="Menlo"/>
-                <w:sz w:val="16"/>
-                <w:szCs w:val="16"/>
-                <w:lang w:val="en-US"/>
-              </w:rPr>
-              <w:t>(true);</w:t>
-            </w:r>
-          </w:p>
-          <w:p>
-            <w:pPr>
-              <w:rPr>
-                <w:rFonts w:ascii="Menlo" w:hAnsi="Menlo" w:cs="Menlo"/>
-                <w:sz w:val="16"/>
-                <w:szCs w:val="16"/>
-                <w:lang w:val="en-US"/>
-              </w:rPr>
-            </w:pPr>
-            <w:r>
-              <w:rPr>
-                <w:rFonts w:ascii="Menlo" w:hAnsi="Menlo" w:cs="Menlo"/>
-                <w:sz w:val="16"/>
-                <w:szCs w:val="16"/>
-                <w:lang w:val="en-US"/>
-              </w:rPr>
-              <w:t xml:space="preserve">    }</w:t>
-            </w:r>
-          </w:p>
-          <w:p>
-            <w:pPr>
-              <w:rPr>
-                <w:rFonts w:ascii="Menlo" w:hAnsi="Menlo" w:cs="Menlo"/>
-                <w:sz w:val="16"/>
-                <w:szCs w:val="16"/>
-                <w:lang w:val="en-US"/>
-              </w:rPr>
-            </w:pPr>
-          </w:p>
-          <w:p>
-            <w:pPr>
-              <w:rPr>
-                <w:rFonts w:ascii="Menlo" w:hAnsi="Menlo" w:cs="Menlo"/>
-                <w:sz w:val="16"/>
-                <w:szCs w:val="16"/>
-                <w:lang w:val="en-US"/>
-              </w:rPr>
-            </w:pPr>
-            <w:r>
-              <w:rPr>
-                <w:rFonts w:ascii="Menlo" w:hAnsi="Menlo" w:cs="Menlo"/>
-                <w:sz w:val="16"/>
-                <w:szCs w:val="16"/>
-                <w:lang w:val="en-US"/>
-              </w:rPr>
-              <w:t xml:space="preserve">    Div </w:t>
-            </w:r>
-            <w:proofErr w:type="spellStart"/>
-            <w:r>
-              <w:rPr>
-                <w:rFonts w:ascii="Menlo" w:hAnsi="Menlo" w:cs="Menlo"/>
-                <w:sz w:val="16"/>
-                <w:szCs w:val="16"/>
-                <w:lang w:val="en-US"/>
-              </w:rPr>
-              <w:t>getTabDiv</w:t>
-            </w:r>
-            <w:proofErr w:type="spellEnd"/>
-            <w:r>
-              <w:rPr>
-                <w:rFonts w:ascii="Menlo" w:hAnsi="Menlo" w:cs="Menlo"/>
-                <w:sz w:val="16"/>
-                <w:szCs w:val="16"/>
-                <w:lang w:val="en-US"/>
-              </w:rPr>
-              <w:t xml:space="preserve">(int tab, </w:t>
-            </w:r>
-            <w:proofErr w:type="spellStart"/>
-            <w:r>
-              <w:rPr>
-                <w:rFonts w:ascii="Menlo" w:hAnsi="Menlo" w:cs="Menlo"/>
-                <w:sz w:val="16"/>
-                <w:szCs w:val="16"/>
-                <w:lang w:val="en-US"/>
-              </w:rPr>
-              <w:t>boolean</w:t>
-            </w:r>
-            <w:proofErr w:type="spellEnd"/>
-            <w:r>
-              <w:rPr>
-                <w:rFonts w:ascii="Menlo" w:hAnsi="Menlo" w:cs="Menlo"/>
-                <w:sz w:val="16"/>
-                <w:szCs w:val="16"/>
-                <w:lang w:val="en-US"/>
-              </w:rPr>
-              <w:t xml:space="preserve"> left) {</w:t>
-            </w:r>
-          </w:p>
-          <w:p>
-            <w:pPr>
-              <w:rPr>
-                <w:rFonts w:ascii="Menlo" w:hAnsi="Menlo" w:cs="Menlo"/>
-                <w:sz w:val="16"/>
-                <w:szCs w:val="16"/>
-                <w:lang w:val="en-US"/>
-              </w:rPr>
-            </w:pPr>
-            <w:r>
-              <w:rPr>
-                <w:rFonts w:ascii="Menlo" w:hAnsi="Menlo" w:cs="Menlo"/>
-                <w:sz w:val="16"/>
-                <w:szCs w:val="16"/>
-                <w:lang w:val="en-US"/>
-              </w:rPr>
-              <w:t xml:space="preserve">        if (tab == 1 &amp;&amp; left) return tab1LeftDiv;</w:t>
-            </w:r>
-          </w:p>
-          <w:p>
-            <w:pPr>
-              <w:rPr>
-                <w:rFonts w:ascii="Menlo" w:hAnsi="Menlo" w:cs="Menlo"/>
-                <w:sz w:val="16"/>
-                <w:szCs w:val="16"/>
-                <w:lang w:val="en-US"/>
-              </w:rPr>
-            </w:pPr>
-            <w:r>
-              <w:rPr>
-                <w:rFonts w:ascii="Menlo" w:hAnsi="Menlo" w:cs="Menlo"/>
-                <w:sz w:val="16"/>
-                <w:szCs w:val="16"/>
-                <w:lang w:val="en-US"/>
-              </w:rPr>
-              <w:t xml:space="preserve">        else if (tab == 1) return tab1RightDiv;</w:t>
-            </w:r>
-          </w:p>
-          <w:p>
-            <w:pPr>
-              <w:rPr>
-                <w:rFonts w:ascii="Menlo" w:hAnsi="Menlo" w:cs="Menlo"/>
-                <w:sz w:val="16"/>
-                <w:szCs w:val="16"/>
-                <w:lang w:val="en-US"/>
-              </w:rPr>
-            </w:pPr>
-            <w:r>
-              <w:rPr>
-                <w:rFonts w:ascii="Menlo" w:hAnsi="Menlo" w:cs="Menlo"/>
-                <w:sz w:val="16"/>
-                <w:szCs w:val="16"/>
-                <w:lang w:val="en-US"/>
-              </w:rPr>
-              <w:t xml:space="preserve">        else if (tab == 2 &amp;&amp; left) return tab2LeftDiv;</w:t>
-            </w:r>
-          </w:p>
-          <w:p>
-            <w:pPr>
-              <w:rPr>
-                <w:rFonts w:ascii="Menlo" w:hAnsi="Menlo" w:cs="Menlo"/>
-                <w:sz w:val="16"/>
-                <w:szCs w:val="16"/>
-                <w:lang w:val="en-US"/>
-              </w:rPr>
-            </w:pPr>
-            <w:r>
-              <w:rPr>
-                <w:rFonts w:ascii="Menlo" w:hAnsi="Menlo" w:cs="Menlo"/>
-                <w:sz w:val="16"/>
-                <w:szCs w:val="16"/>
-                <w:lang w:val="en-US"/>
-              </w:rPr>
-              <w:t xml:space="preserve">        else if (tab == 2) return tab2RightDiv;</w:t>
-            </w:r>
-          </w:p>
-          <w:p>
-            <w:pPr>
-              <w:rPr>
-                <w:rFonts w:ascii="Menlo" w:hAnsi="Menlo" w:cs="Menlo"/>
-                <w:sz w:val="16"/>
-                <w:szCs w:val="16"/>
-                <w:lang w:val="en-US"/>
-              </w:rPr>
-            </w:pPr>
-            <w:r>
-              <w:rPr>
-                <w:rFonts w:ascii="Menlo" w:hAnsi="Menlo" w:cs="Menlo"/>
-                <w:sz w:val="16"/>
-                <w:szCs w:val="16"/>
-                <w:lang w:val="en-US"/>
-              </w:rPr>
-              <w:t xml:space="preserve">        return null;</w:t>
-            </w:r>
-          </w:p>
-          <w:p>
-            <w:pPr>
-              <w:rPr>
-                <w:rFonts w:ascii="Menlo" w:hAnsi="Menlo" w:cs="Menlo"/>
-                <w:sz w:val="16"/>
-                <w:szCs w:val="16"/>
-                <w:lang w:val="en-US"/>
-              </w:rPr>
-            </w:pPr>
-            <w:r>
-              <w:rPr>
-                <w:rFonts w:ascii="Menlo" w:hAnsi="Menlo" w:cs="Menlo"/>
-                <w:sz w:val="16"/>
-                <w:szCs w:val="16"/>
-                <w:lang w:val="en-US"/>
-              </w:rPr>
-              <w:t xml:space="preserve">    }</w:t>
-            </w:r>
-          </w:p>
-          <w:p>
-            <w:pPr>
-              <w:rPr>
-                <w:rFonts w:ascii="Menlo" w:hAnsi="Menlo" w:cs="Menlo"/>
-                <w:sz w:val="16"/>
-                <w:szCs w:val="16"/>
-                <w:lang w:val="en-US"/>
-              </w:rPr>
-            </w:pPr>
-          </w:p>
-          <w:p>
-            <w:pPr>
-              <w:rPr>
-                <w:rFonts w:ascii="Menlo" w:hAnsi="Menlo" w:cs="Menlo"/>
-                <w:sz w:val="16"/>
-                <w:szCs w:val="16"/>
-                <w:lang w:val="en-US"/>
-              </w:rPr>
-            </w:pPr>
-            <w:r>
-              <w:rPr>
-                <w:rFonts w:ascii="Menlo" w:hAnsi="Menlo" w:cs="Menlo"/>
-                <w:sz w:val="16"/>
-                <w:szCs w:val="16"/>
-                <w:lang w:val="en-US"/>
-              </w:rPr>
-              <w:t xml:space="preserve">    </w:t>
-            </w:r>
-            <w:proofErr w:type="spellStart"/>
-            <w:r>
-              <w:rPr>
-                <w:rFonts w:ascii="Menlo" w:hAnsi="Menlo" w:cs="Menlo"/>
-                <w:sz w:val="16"/>
-                <w:szCs w:val="16"/>
-                <w:lang w:val="en-US"/>
-              </w:rPr>
-              <w:t>PageSwitch</w:t>
-            </w:r>
-            <w:proofErr w:type="spellEnd"/>
-            <w:r>
-              <w:rPr>
-                <w:rFonts w:ascii="Menlo" w:hAnsi="Menlo" w:cs="Menlo"/>
-                <w:sz w:val="16"/>
-                <w:szCs w:val="16"/>
-                <w:lang w:val="en-US"/>
-              </w:rPr>
-              <w:t xml:space="preserve"> </w:t>
-            </w:r>
-            <w:proofErr w:type="spellStart"/>
-            <w:r>
-              <w:rPr>
-                <w:rFonts w:ascii="Menlo" w:hAnsi="Menlo" w:cs="Menlo"/>
-                <w:sz w:val="16"/>
-                <w:szCs w:val="16"/>
-                <w:lang w:val="en-US"/>
-              </w:rPr>
-              <w:t>getPageSwitch</w:t>
-            </w:r>
-            <w:proofErr w:type="spellEnd"/>
-            <w:r>
-              <w:rPr>
-                <w:rFonts w:ascii="Menlo" w:hAnsi="Menlo" w:cs="Menlo"/>
-                <w:sz w:val="16"/>
-                <w:szCs w:val="16"/>
-                <w:lang w:val="en-US"/>
-              </w:rPr>
-              <w:t>(int tab) {</w:t>
-            </w:r>
-          </w:p>
-          <w:p>
-            <w:pPr>
-              <w:rPr>
-                <w:rFonts w:ascii="Menlo" w:hAnsi="Menlo" w:cs="Menlo"/>
-                <w:sz w:val="16"/>
-                <w:szCs w:val="16"/>
-                <w:lang w:val="en-US"/>
-              </w:rPr>
-            </w:pPr>
-            <w:r>
-              <w:rPr>
-                <w:rFonts w:ascii="Menlo" w:hAnsi="Menlo" w:cs="Menlo"/>
-                <w:sz w:val="16"/>
-                <w:szCs w:val="16"/>
-                <w:lang w:val="en-US"/>
-              </w:rPr>
-              <w:t xml:space="preserve">        if (tab == 1) return pageSwitchTab1;</w:t>
-            </w:r>
-          </w:p>
-          <w:p>
-            <w:pPr>
-              <w:rPr>
-                <w:rFonts w:ascii="Menlo" w:hAnsi="Menlo" w:cs="Menlo"/>
-                <w:sz w:val="16"/>
-                <w:szCs w:val="16"/>
-                <w:lang w:val="en-US"/>
-              </w:rPr>
-            </w:pPr>
-            <w:r>
-              <w:rPr>
-                <w:rFonts w:ascii="Menlo" w:hAnsi="Menlo" w:cs="Menlo"/>
-                <w:sz w:val="16"/>
-                <w:szCs w:val="16"/>
-                <w:lang w:val="en-US"/>
-              </w:rPr>
-              <w:t xml:space="preserve">        if (tab == 2) return pageSwitchTab2;</w:t>
-            </w:r>
-          </w:p>
-          <w:p>
-            <w:pPr>
-              <w:rPr>
-                <w:rFonts w:ascii="Menlo" w:hAnsi="Menlo" w:cs="Menlo"/>
-                <w:sz w:val="16"/>
-                <w:szCs w:val="16"/>
-              </w:rPr>
-            </w:pPr>
-            <w:r>
-              <w:rPr>
-                <w:rFonts w:ascii="Menlo" w:hAnsi="Menlo" w:cs="Menlo"/>
-                <w:sz w:val="16"/>
-                <w:szCs w:val="16"/>
-                <w:lang w:val="en-US"/>
-              </w:rPr>
-              <w:t xml:space="preserve">        return</w:t>
-            </w:r>
-            <w:r>
-              <w:rPr>
-                <w:rFonts w:ascii="Menlo" w:hAnsi="Menlo" w:cs="Menlo"/>
-                <w:sz w:val="16"/>
-                <w:szCs w:val="16"/>
-              </w:rPr>
-              <w:t xml:space="preserve"> </w:t>
-            </w:r>
-            <w:r>
-              <w:rPr>
-                <w:rFonts w:ascii="Menlo" w:hAnsi="Menlo" w:cs="Menlo"/>
-                <w:sz w:val="16"/>
-                <w:szCs w:val="16"/>
-                <w:lang w:val="en-US"/>
-              </w:rPr>
-              <w:t>null</w:t>
-            </w:r>
-            <w:r>
-              <w:rPr>
-                <w:rFonts w:ascii="Menlo" w:hAnsi="Menlo" w:cs="Menlo"/>
-                <w:sz w:val="16"/>
-                <w:szCs w:val="16"/>
-              </w:rPr>
-              <w:t>;</w:t>
-            </w:r>
-          </w:p>
-          <w:p>
-            <w:pPr>
-              <w:rPr>
-                <w:rFonts w:ascii="Menlo" w:hAnsi="Menlo" w:cs="Menlo"/>
-                <w:sz w:val="16"/>
-                <w:szCs w:val="16"/>
-              </w:rPr>
-            </w:pPr>
-            <w:r>
-              <w:rPr>
-                <w:rFonts w:ascii="Menlo" w:hAnsi="Menlo" w:cs="Menlo"/>
-                <w:sz w:val="16"/>
-                <w:szCs w:val="16"/>
-              </w:rPr>
-              <w:t xml:space="preserve">    }</w:t>
-            </w:r>
-          </w:p>
-          <w:p>
-            <w:pPr>
-              <w:rPr>
-                <w:rFonts w:ascii="Menlo" w:hAnsi="Menlo" w:cs="Menlo"/>
-                <w:sz w:val="16"/>
-                <w:szCs w:val="16"/>
-              </w:rPr>
-            </w:pPr>
-          </w:p>
-          <w:p>
-            <w:pPr>
-              <w:rPr>
-                <w:rFonts w:ascii="Menlo" w:hAnsi="Menlo" w:cs="Menlo"/>
-                <w:sz w:val="16"/>
-                <w:szCs w:val="16"/>
-              </w:rPr>
-            </w:pPr>
-            <w:r>
-              <w:rPr>
-                <w:rFonts w:ascii="Menlo" w:hAnsi="Menlo" w:cs="Menlo"/>
-                <w:sz w:val="16"/>
-                <w:szCs w:val="16"/>
-              </w:rPr>
-              <w:t xml:space="preserve">    /// Пересоздание компонента на странице</w:t>
-            </w:r>
-          </w:p>
-          <w:p>
-            <w:pPr>
-              <w:rPr>
-                <w:rFonts w:ascii="Menlo" w:hAnsi="Menlo" w:cs="Menlo"/>
-                <w:sz w:val="16"/>
-                <w:szCs w:val="16"/>
-              </w:rPr>
-            </w:pPr>
-            <w:r>
-              <w:rPr>
-                <w:rFonts w:ascii="Menlo" w:hAnsi="Menlo" w:cs="Menlo"/>
-                <w:sz w:val="16"/>
-                <w:szCs w:val="16"/>
-              </w:rPr>
-              <w:t xml:space="preserve">    /// @</w:t>
-            </w:r>
-            <w:r>
-              <w:rPr>
-                <w:rFonts w:ascii="Menlo" w:hAnsi="Menlo" w:cs="Menlo"/>
-                <w:sz w:val="16"/>
-                <w:szCs w:val="16"/>
-                <w:lang w:val="en-US"/>
-              </w:rPr>
-              <w:t>param</w:t>
-            </w:r>
-            <w:r>
-              <w:rPr>
-                <w:rFonts w:ascii="Menlo" w:hAnsi="Menlo" w:cs="Menlo"/>
-                <w:sz w:val="16"/>
-                <w:szCs w:val="16"/>
-              </w:rPr>
-              <w:t xml:space="preserve"> </w:t>
-            </w:r>
-            <w:r>
-              <w:rPr>
-                <w:rFonts w:ascii="Menlo" w:hAnsi="Menlo" w:cs="Menlo"/>
-                <w:sz w:val="16"/>
-                <w:szCs w:val="16"/>
-                <w:lang w:val="en-US"/>
-              </w:rPr>
-              <w:t>comp</w:t>
-            </w:r>
-            <w:r>
-              <w:rPr>
-                <w:rFonts w:ascii="Menlo" w:hAnsi="Menlo" w:cs="Menlo"/>
-                <w:sz w:val="16"/>
-                <w:szCs w:val="16"/>
-              </w:rPr>
-              <w:t xml:space="preserve"> компонент</w:t>
-            </w:r>
-          </w:p>
-          <w:p>
-            <w:pPr>
-              <w:rPr>
-                <w:rFonts w:ascii="Menlo" w:hAnsi="Menlo" w:cs="Menlo"/>
-                <w:sz w:val="16"/>
-                <w:szCs w:val="16"/>
-              </w:rPr>
-            </w:pPr>
-            <w:r>
-              <w:rPr>
-                <w:rFonts w:ascii="Menlo" w:hAnsi="Menlo" w:cs="Menlo"/>
-                <w:sz w:val="16"/>
-                <w:szCs w:val="16"/>
-              </w:rPr>
-              <w:t xml:space="preserve">    /// @</w:t>
-            </w:r>
-            <w:r>
-              <w:rPr>
-                <w:rFonts w:ascii="Menlo" w:hAnsi="Menlo" w:cs="Menlo"/>
-                <w:sz w:val="16"/>
-                <w:szCs w:val="16"/>
-                <w:lang w:val="en-US"/>
-              </w:rPr>
-              <w:t>param</w:t>
-            </w:r>
-            <w:r>
-              <w:rPr>
-                <w:rFonts w:ascii="Menlo" w:hAnsi="Menlo" w:cs="Menlo"/>
-                <w:sz w:val="16"/>
-                <w:szCs w:val="16"/>
-              </w:rPr>
-              <w:t xml:space="preserve"> </w:t>
-            </w:r>
-            <w:r>
-              <w:rPr>
-                <w:rFonts w:ascii="Menlo" w:hAnsi="Menlo" w:cs="Menlo"/>
-                <w:sz w:val="16"/>
-                <w:szCs w:val="16"/>
-                <w:lang w:val="en-US"/>
-              </w:rPr>
-              <w:t>tab</w:t>
-            </w:r>
-            <w:r>
-              <w:rPr>
-                <w:rFonts w:ascii="Menlo" w:hAnsi="Menlo" w:cs="Menlo"/>
-                <w:sz w:val="16"/>
-                <w:szCs w:val="16"/>
-              </w:rPr>
-              <w:t xml:space="preserve"> вкладка</w:t>
-            </w:r>
-          </w:p>
-          <w:p>
-            <w:pPr>
-              <w:rPr>
-                <w:rFonts w:ascii="Menlo" w:hAnsi="Menlo" w:cs="Menlo"/>
-                <w:sz w:val="16"/>
-                <w:szCs w:val="16"/>
-                <w:lang w:val="en-US"/>
-              </w:rPr>
-            </w:pPr>
-            <w:r>
-              <w:rPr>
-                <w:rFonts w:ascii="Menlo" w:hAnsi="Menlo" w:cs="Menlo"/>
-                <w:sz w:val="16"/>
-                <w:szCs w:val="16"/>
-              </w:rPr>
-              <w:t xml:space="preserve">    </w:t>
-            </w:r>
-            <w:r>
-              <w:rPr>
-                <w:rFonts w:ascii="Menlo" w:hAnsi="Menlo" w:cs="Menlo"/>
-                <w:sz w:val="16"/>
-                <w:szCs w:val="16"/>
-                <w:lang w:val="en-US"/>
-              </w:rPr>
-              <w:t xml:space="preserve">void </w:t>
-            </w:r>
-            <w:proofErr w:type="spellStart"/>
-            <w:r>
-              <w:rPr>
-                <w:rFonts w:ascii="Menlo" w:hAnsi="Menlo" w:cs="Menlo"/>
-                <w:sz w:val="16"/>
-                <w:szCs w:val="16"/>
-                <w:lang w:val="en-US"/>
-              </w:rPr>
-              <w:t>addComponent</w:t>
-            </w:r>
-            <w:proofErr w:type="spellEnd"/>
-            <w:r>
-              <w:rPr>
-                <w:rFonts w:ascii="Menlo" w:hAnsi="Menlo" w:cs="Menlo"/>
-                <w:sz w:val="16"/>
-                <w:szCs w:val="16"/>
-                <w:lang w:val="en-US"/>
-              </w:rPr>
-              <w:t>(Component comp, int tab) {</w:t>
-            </w:r>
-          </w:p>
-          <w:p>
-            <w:pPr>
-              <w:rPr>
-                <w:rFonts w:ascii="Menlo" w:hAnsi="Menlo" w:cs="Menlo"/>
-                <w:sz w:val="16"/>
-                <w:szCs w:val="16"/>
-                <w:lang w:val="en-US"/>
-              </w:rPr>
-            </w:pPr>
-            <w:r>
-              <w:rPr>
-                <w:rFonts w:ascii="Menlo" w:hAnsi="Menlo" w:cs="Menlo"/>
-                <w:sz w:val="16"/>
-                <w:szCs w:val="16"/>
-                <w:lang w:val="en-US"/>
-              </w:rPr>
-              <w:t xml:space="preserve">        Div </w:t>
-            </w:r>
-            <w:proofErr w:type="spellStart"/>
-            <w:r>
-              <w:rPr>
-                <w:rFonts w:ascii="Menlo" w:hAnsi="Menlo" w:cs="Menlo"/>
-                <w:sz w:val="16"/>
-                <w:szCs w:val="16"/>
-                <w:lang w:val="en-US"/>
-              </w:rPr>
-              <w:t>tabDiv</w:t>
-            </w:r>
-            <w:proofErr w:type="spellEnd"/>
-            <w:r>
-              <w:rPr>
-                <w:rFonts w:ascii="Menlo" w:hAnsi="Menlo" w:cs="Menlo"/>
-                <w:sz w:val="16"/>
-                <w:szCs w:val="16"/>
-                <w:lang w:val="en-US"/>
-              </w:rPr>
-              <w:t xml:space="preserve"> = </w:t>
-            </w:r>
-            <w:proofErr w:type="spellStart"/>
-            <w:r>
-              <w:rPr>
-                <w:rFonts w:ascii="Menlo" w:hAnsi="Menlo" w:cs="Menlo"/>
-                <w:sz w:val="16"/>
-                <w:szCs w:val="16"/>
-                <w:lang w:val="en-US"/>
-              </w:rPr>
-              <w:t>getTabDiv</w:t>
-            </w:r>
-            <w:proofErr w:type="spellEnd"/>
-            <w:r>
-              <w:rPr>
-                <w:rFonts w:ascii="Menlo" w:hAnsi="Menlo" w:cs="Menlo"/>
-                <w:sz w:val="16"/>
-                <w:szCs w:val="16"/>
-                <w:lang w:val="en-US"/>
-              </w:rPr>
-              <w:t>(tab, true);</w:t>
-            </w:r>
-          </w:p>
-          <w:p>
-            <w:pPr>
-              <w:rPr>
-                <w:rFonts w:ascii="Menlo" w:hAnsi="Menlo" w:cs="Menlo"/>
-                <w:sz w:val="16"/>
-                <w:szCs w:val="16"/>
-                <w:lang w:val="en-US"/>
-              </w:rPr>
-            </w:pPr>
-            <w:r>
-              <w:rPr>
-                <w:rFonts w:ascii="Menlo" w:hAnsi="Menlo" w:cs="Menlo"/>
-                <w:sz w:val="16"/>
-                <w:szCs w:val="16"/>
-                <w:lang w:val="en-US"/>
-              </w:rPr>
-              <w:t xml:space="preserve">        if (</w:t>
-            </w:r>
-            <w:proofErr w:type="spellStart"/>
-            <w:r>
-              <w:rPr>
-                <w:rFonts w:ascii="Menlo" w:hAnsi="Menlo" w:cs="Menlo"/>
-                <w:sz w:val="16"/>
-                <w:szCs w:val="16"/>
-                <w:lang w:val="en-US"/>
-              </w:rPr>
-              <w:t>comp.hasClassName</w:t>
-            </w:r>
-            <w:proofErr w:type="spellEnd"/>
-            <w:r>
-              <w:rPr>
-                <w:rFonts w:ascii="Menlo" w:hAnsi="Menlo" w:cs="Menlo"/>
-                <w:sz w:val="16"/>
-                <w:szCs w:val="16"/>
-                <w:lang w:val="en-US"/>
-              </w:rPr>
-              <w:t xml:space="preserve">("stats-div")) </w:t>
-            </w:r>
-            <w:proofErr w:type="spellStart"/>
-            <w:r>
-              <w:rPr>
-                <w:rFonts w:ascii="Menlo" w:hAnsi="Menlo" w:cs="Menlo"/>
-                <w:sz w:val="16"/>
-                <w:szCs w:val="16"/>
-                <w:lang w:val="en-US"/>
-              </w:rPr>
-              <w:t>tabDiv</w:t>
-            </w:r>
-            <w:proofErr w:type="spellEnd"/>
-            <w:r>
-              <w:rPr>
-                <w:rFonts w:ascii="Menlo" w:hAnsi="Menlo" w:cs="Menlo"/>
-                <w:sz w:val="16"/>
-                <w:szCs w:val="16"/>
-                <w:lang w:val="en-US"/>
-              </w:rPr>
-              <w:t xml:space="preserve"> = </w:t>
-            </w:r>
-            <w:proofErr w:type="spellStart"/>
-            <w:r>
-              <w:rPr>
-                <w:rFonts w:ascii="Menlo" w:hAnsi="Menlo" w:cs="Menlo"/>
-                <w:sz w:val="16"/>
-                <w:szCs w:val="16"/>
-                <w:lang w:val="en-US"/>
-              </w:rPr>
-              <w:t>getTabDiv</w:t>
-            </w:r>
-            <w:proofErr w:type="spellEnd"/>
-            <w:r>
-              <w:rPr>
-                <w:rFonts w:ascii="Menlo" w:hAnsi="Menlo" w:cs="Menlo"/>
-                <w:sz w:val="16"/>
-                <w:szCs w:val="16"/>
-                <w:lang w:val="en-US"/>
-              </w:rPr>
-              <w:t>(tab, false);</w:t>
-            </w:r>
-          </w:p>
-          <w:p>
-            <w:pPr>
-              <w:rPr>
-                <w:rFonts w:ascii="Menlo" w:hAnsi="Menlo" w:cs="Menlo"/>
-                <w:sz w:val="16"/>
-                <w:szCs w:val="16"/>
-                <w:lang w:val="en-US"/>
-              </w:rPr>
-            </w:pPr>
-            <w:r>
-              <w:rPr>
-                <w:rFonts w:ascii="Menlo" w:hAnsi="Menlo" w:cs="Menlo"/>
-                <w:sz w:val="16"/>
-                <w:szCs w:val="16"/>
-                <w:lang w:val="en-US"/>
-              </w:rPr>
-              <w:t xml:space="preserve">        </w:t>
-            </w:r>
-            <w:proofErr w:type="spellStart"/>
-            <w:r>
-              <w:rPr>
-                <w:rFonts w:ascii="Menlo" w:hAnsi="Menlo" w:cs="Menlo"/>
-                <w:sz w:val="16"/>
-                <w:szCs w:val="16"/>
-                <w:lang w:val="en-US"/>
-              </w:rPr>
-              <w:t>removeComponent</w:t>
-            </w:r>
-            <w:proofErr w:type="spellEnd"/>
-            <w:r>
-              <w:rPr>
-                <w:rFonts w:ascii="Menlo" w:hAnsi="Menlo" w:cs="Menlo"/>
-                <w:sz w:val="16"/>
-                <w:szCs w:val="16"/>
-                <w:lang w:val="en-US"/>
-              </w:rPr>
-              <w:t>(</w:t>
-            </w:r>
-            <w:proofErr w:type="spellStart"/>
-            <w:r>
-              <w:rPr>
-                <w:rFonts w:ascii="Menlo" w:hAnsi="Menlo" w:cs="Menlo"/>
-                <w:sz w:val="16"/>
-                <w:szCs w:val="16"/>
-                <w:lang w:val="en-US"/>
-              </w:rPr>
-              <w:t>comp.getClassName</w:t>
-            </w:r>
-            <w:proofErr w:type="spellEnd"/>
-            <w:r>
-              <w:rPr>
-                <w:rFonts w:ascii="Menlo" w:hAnsi="Menlo" w:cs="Menlo"/>
-                <w:sz w:val="16"/>
-                <w:szCs w:val="16"/>
-                <w:lang w:val="en-US"/>
-              </w:rPr>
-              <w:t>(), tab);</w:t>
-            </w:r>
-          </w:p>
-          <w:p>
-            <w:pPr>
-              <w:rPr>
-                <w:rFonts w:ascii="Menlo" w:hAnsi="Menlo" w:cs="Menlo"/>
-                <w:sz w:val="16"/>
-                <w:szCs w:val="16"/>
-                <w:lang w:val="en-US"/>
-              </w:rPr>
-            </w:pPr>
-            <w:r>
-              <w:rPr>
-                <w:rFonts w:ascii="Menlo" w:hAnsi="Menlo" w:cs="Menlo"/>
-                <w:sz w:val="16"/>
-                <w:szCs w:val="16"/>
-                <w:lang w:val="en-US"/>
-              </w:rPr>
-              <w:t xml:space="preserve">        </w:t>
-            </w:r>
-            <w:proofErr w:type="spellStart"/>
-            <w:r>
-              <w:rPr>
-                <w:rFonts w:ascii="Menlo" w:hAnsi="Menlo" w:cs="Menlo"/>
-                <w:sz w:val="16"/>
-                <w:szCs w:val="16"/>
-                <w:lang w:val="en-US"/>
-              </w:rPr>
-              <w:t>tabDiv.add</w:t>
-            </w:r>
-            <w:proofErr w:type="spellEnd"/>
-            <w:r>
-              <w:rPr>
-                <w:rFonts w:ascii="Menlo" w:hAnsi="Menlo" w:cs="Menlo"/>
-                <w:sz w:val="16"/>
-                <w:szCs w:val="16"/>
-                <w:lang w:val="en-US"/>
-              </w:rPr>
-              <w:t>(comp);</w:t>
-            </w:r>
-          </w:p>
-          <w:p>
-            <w:pPr>
-              <w:rPr>
-                <w:rFonts w:ascii="Menlo" w:hAnsi="Menlo" w:cs="Menlo"/>
-                <w:sz w:val="16"/>
-                <w:szCs w:val="16"/>
-              </w:rPr>
-            </w:pPr>
-            <w:r>
-              <w:rPr>
-                <w:rFonts w:ascii="Menlo" w:hAnsi="Menlo" w:cs="Menlo"/>
-                <w:sz w:val="16"/>
-                <w:szCs w:val="16"/>
-                <w:lang w:val="en-US"/>
-              </w:rPr>
-              <w:t xml:space="preserve">    </w:t>
-            </w:r>
-            <w:r>
-              <w:rPr>
-                <w:rFonts w:ascii="Menlo" w:hAnsi="Menlo" w:cs="Menlo"/>
-                <w:sz w:val="16"/>
-                <w:szCs w:val="16"/>
-              </w:rPr>
-              <w:t>}</w:t>
-            </w:r>
-          </w:p>
-          <w:p>
-            <w:pPr>
-              <w:rPr>
-                <w:rFonts w:ascii="Menlo" w:hAnsi="Menlo" w:cs="Menlo"/>
-                <w:sz w:val="16"/>
-                <w:szCs w:val="16"/>
-              </w:rPr>
-            </w:pPr>
-          </w:p>
-          <w:p>
-            <w:pPr>
-              <w:rPr>
-                <w:rFonts w:ascii="Menlo" w:hAnsi="Menlo" w:cs="Menlo"/>
-                <w:sz w:val="16"/>
-                <w:szCs w:val="16"/>
-              </w:rPr>
-            </w:pPr>
-            <w:r>
-              <w:rPr>
-                <w:rFonts w:ascii="Menlo" w:hAnsi="Menlo" w:cs="Menlo"/>
-                <w:sz w:val="16"/>
-                <w:szCs w:val="16"/>
-              </w:rPr>
-              <w:t xml:space="preserve">    /// Удаление компонента со страницы</w:t>
-            </w:r>
-          </w:p>
-          <w:p>
-            <w:pPr>
-              <w:rPr>
-                <w:rFonts w:ascii="Menlo" w:hAnsi="Menlo" w:cs="Menlo"/>
-                <w:sz w:val="16"/>
-                <w:szCs w:val="16"/>
-              </w:rPr>
-            </w:pPr>
-            <w:r>
-              <w:rPr>
-                <w:rFonts w:ascii="Menlo" w:hAnsi="Menlo" w:cs="Menlo"/>
-                <w:sz w:val="16"/>
-                <w:szCs w:val="16"/>
-              </w:rPr>
-              <w:t xml:space="preserve">    /// @</w:t>
-            </w:r>
-            <w:r>
-              <w:rPr>
-                <w:rFonts w:ascii="Menlo" w:hAnsi="Menlo" w:cs="Menlo"/>
-                <w:sz w:val="16"/>
-                <w:szCs w:val="16"/>
-                <w:lang w:val="en-US"/>
-              </w:rPr>
-              <w:t>param</w:t>
-            </w:r>
-            <w:r>
-              <w:rPr>
-                <w:rFonts w:ascii="Menlo" w:hAnsi="Menlo" w:cs="Menlo"/>
-                <w:sz w:val="16"/>
-                <w:szCs w:val="16"/>
-              </w:rPr>
-              <w:t xml:space="preserve"> </w:t>
-            </w:r>
-            <w:proofErr w:type="spellStart"/>
-            <w:r>
-              <w:rPr>
-                <w:rFonts w:ascii="Menlo" w:hAnsi="Menlo" w:cs="Menlo"/>
-                <w:sz w:val="16"/>
-                <w:szCs w:val="16"/>
-                <w:lang w:val="en-US"/>
-              </w:rPr>
-              <w:t>className</w:t>
-            </w:r>
-            <w:proofErr w:type="spellEnd"/>
-            <w:r>
-              <w:rPr>
-                <w:rFonts w:ascii="Menlo" w:hAnsi="Menlo" w:cs="Menlo"/>
-                <w:sz w:val="16"/>
-                <w:szCs w:val="16"/>
-              </w:rPr>
-              <w:t xml:space="preserve"> класс компонента</w:t>
-            </w:r>
-          </w:p>
-          <w:p>
-            <w:pPr>
-              <w:rPr>
-                <w:rFonts w:ascii="Menlo" w:hAnsi="Menlo" w:cs="Menlo"/>
-                <w:sz w:val="16"/>
-                <w:szCs w:val="16"/>
-                <w:lang w:val="en-US"/>
-              </w:rPr>
-            </w:pPr>
-            <w:r>
-              <w:rPr>
-                <w:rFonts w:ascii="Menlo" w:hAnsi="Menlo" w:cs="Menlo"/>
-                <w:sz w:val="16"/>
-                <w:szCs w:val="16"/>
-              </w:rPr>
-              <w:t xml:space="preserve">    </w:t>
-            </w:r>
-            <w:r>
-              <w:rPr>
-                <w:rFonts w:ascii="Menlo" w:hAnsi="Menlo" w:cs="Menlo"/>
-                <w:sz w:val="16"/>
-                <w:szCs w:val="16"/>
-                <w:lang w:val="en-US"/>
-              </w:rPr>
-              <w:t xml:space="preserve">/// @param tab </w:t>
-            </w:r>
-            <w:proofErr w:type="spellStart"/>
-            <w:r>
-              <w:rPr>
-                <w:rFonts w:ascii="Menlo" w:hAnsi="Menlo" w:cs="Menlo"/>
-                <w:sz w:val="16"/>
-                <w:szCs w:val="16"/>
-                <w:lang w:val="en-US"/>
-              </w:rPr>
-              <w:t>вкладка</w:t>
-            </w:r>
-            <w:proofErr w:type="spellEnd"/>
-          </w:p>
-          <w:p>
-            <w:pPr>
-              <w:rPr>
-                <w:rFonts w:ascii="Menlo" w:hAnsi="Menlo" w:cs="Menlo"/>
-                <w:sz w:val="16"/>
-                <w:szCs w:val="16"/>
-                <w:lang w:val="en-US"/>
-              </w:rPr>
-            </w:pPr>
-            <w:r>
-              <w:rPr>
-                <w:rFonts w:ascii="Menlo" w:hAnsi="Menlo" w:cs="Menlo"/>
-                <w:sz w:val="16"/>
-                <w:szCs w:val="16"/>
-                <w:lang w:val="en-US"/>
-              </w:rPr>
-              <w:t xml:space="preserve">    void </w:t>
-            </w:r>
-            <w:proofErr w:type="spellStart"/>
-            <w:r>
-              <w:rPr>
-                <w:rFonts w:ascii="Menlo" w:hAnsi="Menlo" w:cs="Menlo"/>
-                <w:sz w:val="16"/>
-                <w:szCs w:val="16"/>
-                <w:lang w:val="en-US"/>
-              </w:rPr>
-              <w:t>removeComponent</w:t>
-            </w:r>
-            <w:proofErr w:type="spellEnd"/>
-            <w:r>
-              <w:rPr>
-                <w:rFonts w:ascii="Menlo" w:hAnsi="Menlo" w:cs="Menlo"/>
-                <w:sz w:val="16"/>
-                <w:szCs w:val="16"/>
-                <w:lang w:val="en-US"/>
-              </w:rPr>
-              <w:t xml:space="preserve">(String </w:t>
-            </w:r>
-            <w:proofErr w:type="spellStart"/>
-            <w:r>
-              <w:rPr>
-                <w:rFonts w:ascii="Menlo" w:hAnsi="Menlo" w:cs="Menlo"/>
-                <w:sz w:val="16"/>
-                <w:szCs w:val="16"/>
-                <w:lang w:val="en-US"/>
-              </w:rPr>
-              <w:t>className</w:t>
-            </w:r>
-            <w:proofErr w:type="spellEnd"/>
-            <w:r>
-              <w:rPr>
-                <w:rFonts w:ascii="Menlo" w:hAnsi="Menlo" w:cs="Menlo"/>
-                <w:sz w:val="16"/>
-                <w:szCs w:val="16"/>
-                <w:lang w:val="en-US"/>
-              </w:rPr>
-              <w:t>, int tab) {</w:t>
-            </w:r>
-          </w:p>
-          <w:p>
-            <w:pPr>
-              <w:rPr>
-                <w:rFonts w:ascii="Menlo" w:hAnsi="Menlo" w:cs="Menlo"/>
-                <w:sz w:val="16"/>
-                <w:szCs w:val="16"/>
-                <w:lang w:val="en-US"/>
-              </w:rPr>
-            </w:pPr>
-            <w:r>
-              <w:rPr>
-                <w:rFonts w:ascii="Menlo" w:hAnsi="Menlo" w:cs="Menlo"/>
-                <w:sz w:val="16"/>
-                <w:szCs w:val="16"/>
-                <w:lang w:val="en-US"/>
-              </w:rPr>
-              <w:t xml:space="preserve">        Div </w:t>
-            </w:r>
-            <w:proofErr w:type="spellStart"/>
-            <w:r>
-              <w:rPr>
-                <w:rFonts w:ascii="Menlo" w:hAnsi="Menlo" w:cs="Menlo"/>
-                <w:sz w:val="16"/>
-                <w:szCs w:val="16"/>
-                <w:lang w:val="en-US"/>
-              </w:rPr>
-              <w:t>tabDiv</w:t>
-            </w:r>
-            <w:proofErr w:type="spellEnd"/>
-            <w:r>
-              <w:rPr>
-                <w:rFonts w:ascii="Menlo" w:hAnsi="Menlo" w:cs="Menlo"/>
-                <w:sz w:val="16"/>
-                <w:szCs w:val="16"/>
-                <w:lang w:val="en-US"/>
-              </w:rPr>
-              <w:t xml:space="preserve"> = </w:t>
-            </w:r>
-            <w:proofErr w:type="spellStart"/>
-            <w:r>
-              <w:rPr>
-                <w:rFonts w:ascii="Menlo" w:hAnsi="Menlo" w:cs="Menlo"/>
-                <w:sz w:val="16"/>
-                <w:szCs w:val="16"/>
-                <w:lang w:val="en-US"/>
-              </w:rPr>
-              <w:t>getTabDiv</w:t>
-            </w:r>
-            <w:proofErr w:type="spellEnd"/>
-            <w:r>
-              <w:rPr>
-                <w:rFonts w:ascii="Menlo" w:hAnsi="Menlo" w:cs="Menlo"/>
-                <w:sz w:val="16"/>
-                <w:szCs w:val="16"/>
-                <w:lang w:val="en-US"/>
-              </w:rPr>
-              <w:t>(tab, true);</w:t>
-            </w:r>
-          </w:p>
-          <w:p>
-            <w:pPr>
-              <w:rPr>
-                <w:rFonts w:ascii="Menlo" w:hAnsi="Menlo" w:cs="Menlo"/>
-                <w:sz w:val="16"/>
-                <w:szCs w:val="16"/>
-                <w:lang w:val="en-US"/>
-              </w:rPr>
-            </w:pPr>
-            <w:r>
-              <w:rPr>
-                <w:rFonts w:ascii="Menlo" w:hAnsi="Menlo" w:cs="Menlo"/>
-                <w:sz w:val="16"/>
-                <w:szCs w:val="16"/>
-                <w:lang w:val="en-US"/>
-              </w:rPr>
-              <w:t xml:space="preserve">        if (</w:t>
-            </w:r>
-            <w:proofErr w:type="spellStart"/>
-            <w:r>
-              <w:rPr>
-                <w:rFonts w:ascii="Menlo" w:hAnsi="Menlo" w:cs="Menlo"/>
-                <w:sz w:val="16"/>
-                <w:szCs w:val="16"/>
-                <w:lang w:val="en-US"/>
-              </w:rPr>
-              <w:t>Objects.equals</w:t>
-            </w:r>
-            <w:proofErr w:type="spellEnd"/>
-            <w:r>
-              <w:rPr>
-                <w:rFonts w:ascii="Menlo" w:hAnsi="Menlo" w:cs="Menlo"/>
-                <w:sz w:val="16"/>
-                <w:szCs w:val="16"/>
-                <w:lang w:val="en-US"/>
-              </w:rPr>
-              <w:t>(</w:t>
-            </w:r>
-            <w:proofErr w:type="spellStart"/>
-            <w:r>
-              <w:rPr>
-                <w:rFonts w:ascii="Menlo" w:hAnsi="Menlo" w:cs="Menlo"/>
-                <w:sz w:val="16"/>
-                <w:szCs w:val="16"/>
-                <w:lang w:val="en-US"/>
-              </w:rPr>
-              <w:t>className</w:t>
-            </w:r>
-            <w:proofErr w:type="spellEnd"/>
-            <w:r>
-              <w:rPr>
-                <w:rFonts w:ascii="Menlo" w:hAnsi="Menlo" w:cs="Menlo"/>
-                <w:sz w:val="16"/>
-                <w:szCs w:val="16"/>
-                <w:lang w:val="en-US"/>
-              </w:rPr>
-              <w:t xml:space="preserve">, "stats-div")) </w:t>
-            </w:r>
-            <w:proofErr w:type="spellStart"/>
-            <w:r>
-              <w:rPr>
-                <w:rFonts w:ascii="Menlo" w:hAnsi="Menlo" w:cs="Menlo"/>
-                <w:sz w:val="16"/>
-                <w:szCs w:val="16"/>
-                <w:lang w:val="en-US"/>
-              </w:rPr>
-              <w:t>tabDiv</w:t>
-            </w:r>
-            <w:proofErr w:type="spellEnd"/>
-            <w:r>
-              <w:rPr>
-                <w:rFonts w:ascii="Menlo" w:hAnsi="Menlo" w:cs="Menlo"/>
-                <w:sz w:val="16"/>
-                <w:szCs w:val="16"/>
-                <w:lang w:val="en-US"/>
-              </w:rPr>
-              <w:t xml:space="preserve"> = </w:t>
-            </w:r>
-            <w:proofErr w:type="spellStart"/>
-            <w:r>
-              <w:rPr>
-                <w:rFonts w:ascii="Menlo" w:hAnsi="Menlo" w:cs="Menlo"/>
-                <w:sz w:val="16"/>
-                <w:szCs w:val="16"/>
-                <w:lang w:val="en-US"/>
-              </w:rPr>
-              <w:t>getTabDiv</w:t>
-            </w:r>
-            <w:proofErr w:type="spellEnd"/>
-            <w:r>
-              <w:rPr>
-                <w:rFonts w:ascii="Menlo" w:hAnsi="Menlo" w:cs="Menlo"/>
-                <w:sz w:val="16"/>
-                <w:szCs w:val="16"/>
-                <w:lang w:val="en-US"/>
-              </w:rPr>
-              <w:t>(tab, false);</w:t>
-            </w:r>
-          </w:p>
-          <w:p>
-            <w:pPr>
-              <w:rPr>
-                <w:rFonts w:ascii="Menlo" w:hAnsi="Menlo" w:cs="Menlo"/>
-                <w:sz w:val="16"/>
-                <w:szCs w:val="16"/>
-                <w:lang w:val="en-US"/>
-              </w:rPr>
-            </w:pPr>
-            <w:r>
-              <w:rPr>
-                <w:rFonts w:ascii="Menlo" w:hAnsi="Menlo" w:cs="Menlo"/>
-                <w:sz w:val="16"/>
-                <w:szCs w:val="16"/>
-                <w:lang w:val="en-US"/>
-              </w:rPr>
-              <w:t xml:space="preserve">        </w:t>
-            </w:r>
-            <w:proofErr w:type="spellStart"/>
-            <w:r>
-              <w:rPr>
-                <w:rFonts w:ascii="Menlo" w:hAnsi="Menlo" w:cs="Menlo"/>
-                <w:sz w:val="16"/>
-                <w:szCs w:val="16"/>
-                <w:lang w:val="en-US"/>
-              </w:rPr>
-              <w:t>tabDiv.getChildren</w:t>
-            </w:r>
-            <w:proofErr w:type="spellEnd"/>
-            <w:r>
-              <w:rPr>
-                <w:rFonts w:ascii="Menlo" w:hAnsi="Menlo" w:cs="Menlo"/>
-                <w:sz w:val="16"/>
-                <w:szCs w:val="16"/>
-                <w:lang w:val="en-US"/>
-              </w:rPr>
-              <w:t>()</w:t>
-            </w:r>
-          </w:p>
-          <w:p>
-            <w:pPr>
-              <w:rPr>
-                <w:rFonts w:ascii="Menlo" w:hAnsi="Menlo" w:cs="Menlo"/>
-                <w:sz w:val="16"/>
-                <w:szCs w:val="16"/>
-                <w:lang w:val="en-US"/>
-              </w:rPr>
-            </w:pPr>
-            <w:r>
-              <w:rPr>
-                <w:rFonts w:ascii="Menlo" w:hAnsi="Menlo" w:cs="Menlo"/>
-                <w:sz w:val="16"/>
-                <w:szCs w:val="16"/>
-                <w:lang w:val="en-US"/>
-              </w:rPr>
-              <w:t xml:space="preserve">                .filter(x -&gt; </w:t>
-            </w:r>
-            <w:proofErr w:type="spellStart"/>
-            <w:r>
-              <w:rPr>
-                <w:rFonts w:ascii="Menlo" w:hAnsi="Menlo" w:cs="Menlo"/>
-                <w:sz w:val="16"/>
-                <w:szCs w:val="16"/>
-                <w:lang w:val="en-US"/>
-              </w:rPr>
-              <w:t>x.hasClassName</w:t>
-            </w:r>
-            <w:proofErr w:type="spellEnd"/>
-            <w:r>
-              <w:rPr>
-                <w:rFonts w:ascii="Menlo" w:hAnsi="Menlo" w:cs="Menlo"/>
-                <w:sz w:val="16"/>
-                <w:szCs w:val="16"/>
-                <w:lang w:val="en-US"/>
-              </w:rPr>
-              <w:t>(</w:t>
-            </w:r>
-            <w:proofErr w:type="spellStart"/>
-            <w:r>
-              <w:rPr>
-                <w:rFonts w:ascii="Menlo" w:hAnsi="Menlo" w:cs="Menlo"/>
-                <w:sz w:val="16"/>
-                <w:szCs w:val="16"/>
-                <w:lang w:val="en-US"/>
-              </w:rPr>
-              <w:t>className</w:t>
-            </w:r>
-            <w:proofErr w:type="spellEnd"/>
-            <w:r>
-              <w:rPr>
-                <w:rFonts w:ascii="Menlo" w:hAnsi="Menlo" w:cs="Menlo"/>
-                <w:sz w:val="16"/>
-                <w:szCs w:val="16"/>
-                <w:lang w:val="en-US"/>
-              </w:rPr>
-              <w:t>))</w:t>
-            </w:r>
-          </w:p>
-          <w:p>
-            <w:pPr>
-              <w:rPr>
-                <w:rFonts w:ascii="Menlo" w:hAnsi="Menlo" w:cs="Menlo"/>
-                <w:sz w:val="16"/>
-                <w:szCs w:val="16"/>
-                <w:lang w:val="en-US"/>
-              </w:rPr>
-            </w:pPr>
-            <w:r>
-              <w:rPr>
-                <w:rFonts w:ascii="Menlo" w:hAnsi="Menlo" w:cs="Menlo"/>
-                <w:sz w:val="16"/>
-                <w:szCs w:val="16"/>
-                <w:lang w:val="en-US"/>
-              </w:rPr>
-              <w:t xml:space="preserve">                .</w:t>
-            </w:r>
-            <w:proofErr w:type="spellStart"/>
-            <w:r>
-              <w:rPr>
-                <w:rFonts w:ascii="Menlo" w:hAnsi="Menlo" w:cs="Menlo"/>
-                <w:sz w:val="16"/>
-                <w:szCs w:val="16"/>
-                <w:lang w:val="en-US"/>
-              </w:rPr>
-              <w:t>forEach</w:t>
-            </w:r>
-            <w:proofErr w:type="spellEnd"/>
-            <w:r>
-              <w:rPr>
-                <w:rFonts w:ascii="Menlo" w:hAnsi="Menlo" w:cs="Menlo"/>
-                <w:sz w:val="16"/>
-                <w:szCs w:val="16"/>
-                <w:lang w:val="en-US"/>
-              </w:rPr>
-              <w:t>(</w:t>
-            </w:r>
-            <w:proofErr w:type="spellStart"/>
-            <w:r>
-              <w:rPr>
-                <w:rFonts w:ascii="Menlo" w:hAnsi="Menlo" w:cs="Menlo"/>
-                <w:sz w:val="16"/>
-                <w:szCs w:val="16"/>
-                <w:lang w:val="en-US"/>
-              </w:rPr>
-              <w:t>tabDiv</w:t>
-            </w:r>
-            <w:proofErr w:type="spellEnd"/>
-            <w:r>
-              <w:rPr>
-                <w:rFonts w:ascii="Menlo" w:hAnsi="Menlo" w:cs="Menlo"/>
-                <w:sz w:val="16"/>
-                <w:szCs w:val="16"/>
-                <w:lang w:val="en-US"/>
-              </w:rPr>
-              <w:t>::remove);</w:t>
-            </w:r>
-          </w:p>
-          <w:p>
-            <w:pPr>
-              <w:rPr>
-                <w:rFonts w:ascii="Menlo" w:hAnsi="Menlo" w:cs="Menlo"/>
-                <w:sz w:val="16"/>
-                <w:szCs w:val="16"/>
-                <w:lang w:val="en-US"/>
-              </w:rPr>
-            </w:pPr>
-            <w:r>
-              <w:rPr>
-                <w:rFonts w:ascii="Menlo" w:hAnsi="Menlo" w:cs="Menlo"/>
-                <w:sz w:val="16"/>
-                <w:szCs w:val="16"/>
-                <w:lang w:val="en-US"/>
-              </w:rPr>
-              <w:t xml:space="preserve">    }</w:t>
-            </w:r>
-          </w:p>
-          <w:p>
-            <w:pPr>
-              <w:rPr>
-                <w:rFonts w:ascii="Menlo" w:hAnsi="Menlo" w:cs="Menlo"/>
-                <w:sz w:val="16"/>
-                <w:szCs w:val="16"/>
-                <w:lang w:val="en-US"/>
-              </w:rPr>
-            </w:pPr>
-          </w:p>
-          <w:p>
-            <w:pPr>
-              <w:rPr>
-                <w:rFonts w:ascii="Menlo" w:hAnsi="Menlo" w:cs="Menlo"/>
-                <w:sz w:val="16"/>
-                <w:szCs w:val="16"/>
-                <w:lang w:val="en-US"/>
-              </w:rPr>
-            </w:pPr>
-            <w:r>
-              <w:rPr>
-                <w:rFonts w:ascii="Menlo" w:hAnsi="Menlo" w:cs="Menlo"/>
-                <w:sz w:val="16"/>
-                <w:szCs w:val="16"/>
-                <w:lang w:val="en-US"/>
-              </w:rPr>
-              <w:t xml:space="preserve">    /// </w:t>
-            </w:r>
-            <w:proofErr w:type="spellStart"/>
-            <w:r>
-              <w:rPr>
-                <w:rFonts w:ascii="Menlo" w:hAnsi="Menlo" w:cs="Menlo"/>
-                <w:sz w:val="16"/>
-                <w:szCs w:val="16"/>
-                <w:lang w:val="en-US"/>
-              </w:rPr>
-              <w:t>Обработчик</w:t>
-            </w:r>
-            <w:proofErr w:type="spellEnd"/>
-            <w:r>
-              <w:rPr>
-                <w:rFonts w:ascii="Menlo" w:hAnsi="Menlo" w:cs="Menlo"/>
-                <w:sz w:val="16"/>
-                <w:szCs w:val="16"/>
-                <w:lang w:val="en-US"/>
-              </w:rPr>
-              <w:t xml:space="preserve"> </w:t>
-            </w:r>
-            <w:proofErr w:type="spellStart"/>
-            <w:r>
-              <w:rPr>
-                <w:rFonts w:ascii="Menlo" w:hAnsi="Menlo" w:cs="Menlo"/>
-                <w:sz w:val="16"/>
-                <w:szCs w:val="16"/>
-                <w:lang w:val="en-US"/>
-              </w:rPr>
-              <w:t>нажатия</w:t>
-            </w:r>
-            <w:proofErr w:type="spellEnd"/>
-            <w:r>
-              <w:rPr>
-                <w:rFonts w:ascii="Menlo" w:hAnsi="Menlo" w:cs="Menlo"/>
-                <w:sz w:val="16"/>
-                <w:szCs w:val="16"/>
-                <w:lang w:val="en-US"/>
-              </w:rPr>
-              <w:t xml:space="preserve"> </w:t>
-            </w:r>
-            <w:proofErr w:type="spellStart"/>
-            <w:r>
-              <w:rPr>
-                <w:rFonts w:ascii="Menlo" w:hAnsi="Menlo" w:cs="Menlo"/>
-                <w:sz w:val="16"/>
-                <w:szCs w:val="16"/>
-                <w:lang w:val="en-US"/>
-              </w:rPr>
-              <w:t>кнопки</w:t>
-            </w:r>
-            <w:proofErr w:type="spellEnd"/>
-            <w:r>
-              <w:rPr>
-                <w:rFonts w:ascii="Menlo" w:hAnsi="Menlo" w:cs="Menlo"/>
-                <w:sz w:val="16"/>
-                <w:szCs w:val="16"/>
-                <w:lang w:val="en-US"/>
-              </w:rPr>
-              <w:t xml:space="preserve"> "</w:t>
-            </w:r>
-            <w:proofErr w:type="spellStart"/>
-            <w:r>
-              <w:rPr>
-                <w:rFonts w:ascii="Menlo" w:hAnsi="Menlo" w:cs="Menlo"/>
-                <w:sz w:val="16"/>
-                <w:szCs w:val="16"/>
-                <w:lang w:val="en-US"/>
-              </w:rPr>
-              <w:t>Загрузить</w:t>
-            </w:r>
-            <w:proofErr w:type="spellEnd"/>
-            <w:r>
-              <w:rPr>
-                <w:rFonts w:ascii="Menlo" w:hAnsi="Menlo" w:cs="Menlo"/>
-                <w:sz w:val="16"/>
-                <w:szCs w:val="16"/>
-                <w:lang w:val="en-US"/>
-              </w:rPr>
-              <w:t>"</w:t>
-            </w:r>
-          </w:p>
-          <w:p>
-            <w:pPr>
-              <w:rPr>
-                <w:rFonts w:ascii="Menlo" w:hAnsi="Menlo" w:cs="Menlo"/>
-                <w:sz w:val="16"/>
-                <w:szCs w:val="16"/>
-                <w:lang w:val="en-US"/>
-              </w:rPr>
-            </w:pPr>
-            <w:r>
-              <w:rPr>
-                <w:rFonts w:ascii="Menlo" w:hAnsi="Menlo" w:cs="Menlo"/>
-                <w:sz w:val="16"/>
-                <w:szCs w:val="16"/>
-                <w:lang w:val="en-US"/>
-              </w:rPr>
-              <w:t xml:space="preserve">    /// @param tab </w:t>
-            </w:r>
-            <w:proofErr w:type="spellStart"/>
-            <w:r>
-              <w:rPr>
-                <w:rFonts w:ascii="Menlo" w:hAnsi="Menlo" w:cs="Menlo"/>
-                <w:sz w:val="16"/>
-                <w:szCs w:val="16"/>
-                <w:lang w:val="en-US"/>
-              </w:rPr>
-              <w:t>вкладка</w:t>
-            </w:r>
-            <w:proofErr w:type="spellEnd"/>
-          </w:p>
-          <w:p>
-            <w:pPr>
-              <w:rPr>
-                <w:rFonts w:ascii="Menlo" w:hAnsi="Menlo" w:cs="Menlo"/>
-                <w:sz w:val="16"/>
-                <w:szCs w:val="16"/>
-                <w:lang w:val="en-US"/>
-              </w:rPr>
-            </w:pPr>
-            <w:r>
-              <w:rPr>
-                <w:rFonts w:ascii="Menlo" w:hAnsi="Menlo" w:cs="Menlo"/>
-                <w:sz w:val="16"/>
-                <w:szCs w:val="16"/>
-                <w:lang w:val="en-US"/>
-              </w:rPr>
-              <w:t xml:space="preserve">    void </w:t>
-            </w:r>
-            <w:proofErr w:type="spellStart"/>
-            <w:r>
-              <w:rPr>
-                <w:rFonts w:ascii="Menlo" w:hAnsi="Menlo" w:cs="Menlo"/>
-                <w:sz w:val="16"/>
-                <w:szCs w:val="16"/>
-                <w:lang w:val="en-US"/>
-              </w:rPr>
-              <w:t>uploadHandler</w:t>
-            </w:r>
-            <w:proofErr w:type="spellEnd"/>
-            <w:r>
-              <w:rPr>
-                <w:rFonts w:ascii="Menlo" w:hAnsi="Menlo" w:cs="Menlo"/>
-                <w:sz w:val="16"/>
-                <w:szCs w:val="16"/>
-                <w:lang w:val="en-US"/>
-              </w:rPr>
-              <w:t>(int tab) {</w:t>
-            </w:r>
-          </w:p>
-          <w:p>
-            <w:pPr>
-              <w:rPr>
-                <w:rFonts w:ascii="Menlo" w:hAnsi="Menlo" w:cs="Menlo"/>
-                <w:sz w:val="16"/>
-                <w:szCs w:val="16"/>
-                <w:lang w:val="en-US"/>
-              </w:rPr>
-            </w:pPr>
-            <w:r>
-              <w:rPr>
-                <w:rFonts w:ascii="Menlo" w:hAnsi="Menlo" w:cs="Menlo"/>
-                <w:sz w:val="16"/>
-                <w:szCs w:val="16"/>
-                <w:lang w:val="en-US"/>
-              </w:rPr>
-              <w:t xml:space="preserve">        </w:t>
-            </w:r>
-            <w:proofErr w:type="spellStart"/>
-            <w:r>
-              <w:rPr>
-                <w:rFonts w:ascii="Menlo" w:hAnsi="Menlo" w:cs="Menlo"/>
-                <w:sz w:val="16"/>
-                <w:szCs w:val="16"/>
-                <w:lang w:val="en-US"/>
-              </w:rPr>
-              <w:t>InputStream</w:t>
-            </w:r>
-            <w:proofErr w:type="spellEnd"/>
-            <w:r>
-              <w:rPr>
-                <w:rFonts w:ascii="Menlo" w:hAnsi="Menlo" w:cs="Menlo"/>
-                <w:sz w:val="16"/>
-                <w:szCs w:val="16"/>
-                <w:lang w:val="en-US"/>
-              </w:rPr>
-              <w:t xml:space="preserve"> </w:t>
-            </w:r>
-            <w:proofErr w:type="spellStart"/>
-            <w:r>
-              <w:rPr>
-                <w:rFonts w:ascii="Menlo" w:hAnsi="Menlo" w:cs="Menlo"/>
-                <w:sz w:val="16"/>
-                <w:szCs w:val="16"/>
-                <w:lang w:val="en-US"/>
-              </w:rPr>
-              <w:t>inputStream</w:t>
-            </w:r>
-            <w:proofErr w:type="spellEnd"/>
-            <w:r>
-              <w:rPr>
-                <w:rFonts w:ascii="Menlo" w:hAnsi="Menlo" w:cs="Menlo"/>
-                <w:sz w:val="16"/>
-                <w:szCs w:val="16"/>
-                <w:lang w:val="en-US"/>
-              </w:rPr>
-              <w:t>;</w:t>
-            </w:r>
-          </w:p>
-          <w:p>
-            <w:pPr>
-              <w:rPr>
-                <w:rFonts w:ascii="Menlo" w:hAnsi="Menlo" w:cs="Menlo"/>
-                <w:sz w:val="16"/>
-                <w:szCs w:val="16"/>
-                <w:lang w:val="en-US"/>
-              </w:rPr>
-            </w:pPr>
-            <w:r>
-              <w:rPr>
-                <w:rFonts w:ascii="Menlo" w:hAnsi="Menlo" w:cs="Menlo"/>
-                <w:sz w:val="16"/>
-                <w:szCs w:val="16"/>
-                <w:lang w:val="en-US"/>
-              </w:rPr>
-              <w:t xml:space="preserve">        Div </w:t>
-            </w:r>
-            <w:proofErr w:type="spellStart"/>
-            <w:r>
-              <w:rPr>
-                <w:rFonts w:ascii="Menlo" w:hAnsi="Menlo" w:cs="Menlo"/>
-                <w:sz w:val="16"/>
-                <w:szCs w:val="16"/>
-                <w:lang w:val="en-US"/>
-              </w:rPr>
-              <w:t>tabDiv</w:t>
-            </w:r>
-            <w:proofErr w:type="spellEnd"/>
-            <w:r>
-              <w:rPr>
-                <w:rFonts w:ascii="Menlo" w:hAnsi="Menlo" w:cs="Menlo"/>
-                <w:sz w:val="16"/>
-                <w:szCs w:val="16"/>
-                <w:lang w:val="en-US"/>
-              </w:rPr>
-              <w:t xml:space="preserve"> = </w:t>
-            </w:r>
-            <w:proofErr w:type="spellStart"/>
-            <w:r>
-              <w:rPr>
-                <w:rFonts w:ascii="Menlo" w:hAnsi="Menlo" w:cs="Menlo"/>
-                <w:sz w:val="16"/>
-                <w:szCs w:val="16"/>
-                <w:lang w:val="en-US"/>
-              </w:rPr>
-              <w:t>getTabDiv</w:t>
-            </w:r>
-            <w:proofErr w:type="spellEnd"/>
-            <w:r>
-              <w:rPr>
-                <w:rFonts w:ascii="Menlo" w:hAnsi="Menlo" w:cs="Menlo"/>
-                <w:sz w:val="16"/>
-                <w:szCs w:val="16"/>
-                <w:lang w:val="en-US"/>
-              </w:rPr>
-              <w:t>(tab, true);</w:t>
-            </w:r>
-          </w:p>
-          <w:p>
-            <w:pPr>
-              <w:rPr>
-                <w:rFonts w:ascii="Menlo" w:hAnsi="Menlo" w:cs="Menlo"/>
-                <w:sz w:val="16"/>
-                <w:szCs w:val="16"/>
-                <w:lang w:val="en-US"/>
-              </w:rPr>
-            </w:pPr>
-          </w:p>
-          <w:p>
-            <w:pPr>
-              <w:rPr>
-                <w:rFonts w:ascii="Menlo" w:hAnsi="Menlo" w:cs="Menlo"/>
-                <w:sz w:val="16"/>
-                <w:szCs w:val="16"/>
-                <w:lang w:val="en-US"/>
-              </w:rPr>
-            </w:pPr>
-            <w:r>
-              <w:rPr>
-                <w:rFonts w:ascii="Menlo" w:hAnsi="Menlo" w:cs="Menlo"/>
-                <w:sz w:val="16"/>
-                <w:szCs w:val="16"/>
-                <w:lang w:val="en-US"/>
-              </w:rPr>
-              <w:t xml:space="preserve">        </w:t>
-            </w:r>
-            <w:proofErr w:type="spellStart"/>
-            <w:r>
-              <w:rPr>
-                <w:rFonts w:ascii="Menlo" w:hAnsi="Menlo" w:cs="Menlo"/>
-                <w:sz w:val="16"/>
-                <w:szCs w:val="16"/>
-                <w:lang w:val="en-US"/>
-              </w:rPr>
-              <w:t>PageSwitch</w:t>
-            </w:r>
-            <w:proofErr w:type="spellEnd"/>
-            <w:r>
-              <w:rPr>
-                <w:rFonts w:ascii="Menlo" w:hAnsi="Menlo" w:cs="Menlo"/>
-                <w:sz w:val="16"/>
-                <w:szCs w:val="16"/>
-                <w:lang w:val="en-US"/>
-              </w:rPr>
-              <w:t xml:space="preserve"> </w:t>
+              <w:t xml:space="preserve">            DataGrid </w:t>
+            </w:r>
+            <w:proofErr w:type="spellStart"/>
+            <w:r>
+              <w:rPr>
+                <w:rFonts w:ascii="Menlo" w:hAnsi="Menlo" w:cs="Menlo"/>
+                <w:sz w:val="16"/>
+                <w:szCs w:val="16"/>
+                <w:lang w:val="en-US"/>
+              </w:rPr>
+              <w:t>dataGrid</w:t>
+            </w:r>
+            <w:proofErr w:type="spellEnd"/>
+            <w:r>
+              <w:rPr>
+                <w:rFonts w:ascii="Menlo" w:hAnsi="Menlo" w:cs="Menlo"/>
+                <w:sz w:val="16"/>
+                <w:szCs w:val="16"/>
+                <w:lang w:val="en-US"/>
+              </w:rPr>
+              <w:t xml:space="preserve"> = new DataGrid(reader, </w:t>
             </w:r>
             <w:proofErr w:type="spellStart"/>
             <w:r>
@@ -9760,134 +11044,6 @@
                 <w:szCs w:val="16"/>
                 <w:lang w:val="en-US"/>
               </w:rPr>
-              <w:t xml:space="preserve"> = </w:t>
-            </w:r>
-            <w:proofErr w:type="spellStart"/>
-            <w:r>
-              <w:rPr>
-                <w:rFonts w:ascii="Menlo" w:hAnsi="Menlo" w:cs="Menlo"/>
-                <w:sz w:val="16"/>
-                <w:szCs w:val="16"/>
-                <w:lang w:val="en-US"/>
-              </w:rPr>
-              <w:t>getPageSwitch</w:t>
-            </w:r>
-            <w:proofErr w:type="spellEnd"/>
-            <w:r>
-              <w:rPr>
-                <w:rFonts w:ascii="Menlo" w:hAnsi="Menlo" w:cs="Menlo"/>
-                <w:sz w:val="16"/>
-                <w:szCs w:val="16"/>
-                <w:lang w:val="en-US"/>
-              </w:rPr>
-              <w:t>(tab);</w:t>
-            </w:r>
-          </w:p>
-          <w:p>
-            <w:pPr>
-              <w:rPr>
-                <w:rFonts w:ascii="Menlo" w:hAnsi="Menlo" w:cs="Menlo"/>
-                <w:sz w:val="16"/>
-                <w:szCs w:val="16"/>
-                <w:lang w:val="en-US"/>
-              </w:rPr>
-            </w:pPr>
-          </w:p>
-          <w:p>
-            <w:pPr>
-              <w:rPr>
-                <w:rFonts w:ascii="Menlo" w:hAnsi="Menlo" w:cs="Menlo"/>
-                <w:sz w:val="16"/>
-                <w:szCs w:val="16"/>
-                <w:lang w:val="en-US"/>
-              </w:rPr>
-            </w:pPr>
-            <w:r>
-              <w:rPr>
-                <w:rFonts w:ascii="Menlo" w:hAnsi="Menlo" w:cs="Menlo"/>
-                <w:sz w:val="16"/>
-                <w:szCs w:val="16"/>
-                <w:lang w:val="en-US"/>
-              </w:rPr>
-              <w:t xml:space="preserve">        if (</w:t>
-            </w:r>
-            <w:proofErr w:type="spellStart"/>
-            <w:r>
-              <w:rPr>
-                <w:rFonts w:ascii="Menlo" w:hAnsi="Menlo" w:cs="Menlo"/>
-                <w:sz w:val="16"/>
-                <w:szCs w:val="16"/>
-                <w:lang w:val="en-US"/>
-              </w:rPr>
-              <w:t>pageSwitch</w:t>
-            </w:r>
-            <w:proofErr w:type="spellEnd"/>
-            <w:r>
-              <w:rPr>
-                <w:rFonts w:ascii="Menlo" w:hAnsi="Menlo" w:cs="Menlo"/>
-                <w:sz w:val="16"/>
-                <w:szCs w:val="16"/>
-                <w:lang w:val="en-US"/>
-              </w:rPr>
-              <w:t xml:space="preserve"> != null)</w:t>
-            </w:r>
-          </w:p>
-          <w:p>
-            <w:pPr>
-              <w:rPr>
-                <w:rFonts w:ascii="Menlo" w:hAnsi="Menlo" w:cs="Menlo"/>
-                <w:sz w:val="16"/>
-                <w:szCs w:val="16"/>
-                <w:lang w:val="en-US"/>
-              </w:rPr>
-            </w:pPr>
-            <w:r>
-              <w:rPr>
-                <w:rFonts w:ascii="Menlo" w:hAnsi="Menlo" w:cs="Menlo"/>
-                <w:sz w:val="16"/>
-                <w:szCs w:val="16"/>
-                <w:lang w:val="en-US"/>
-              </w:rPr>
-              <w:t xml:space="preserve">            </w:t>
-            </w:r>
-            <w:proofErr w:type="spellStart"/>
-            <w:r>
-              <w:rPr>
-                <w:rFonts w:ascii="Menlo" w:hAnsi="Menlo" w:cs="Menlo"/>
-                <w:sz w:val="16"/>
-                <w:szCs w:val="16"/>
-                <w:lang w:val="en-US"/>
-              </w:rPr>
-              <w:t>tabDiv.remove</w:t>
-            </w:r>
-            <w:proofErr w:type="spellEnd"/>
-            <w:r>
-              <w:rPr>
-                <w:rFonts w:ascii="Menlo" w:hAnsi="Menlo" w:cs="Menlo"/>
-                <w:sz w:val="16"/>
-                <w:szCs w:val="16"/>
-                <w:lang w:val="en-US"/>
-              </w:rPr>
-              <w:t>(</w:t>
-            </w:r>
-            <w:proofErr w:type="spellStart"/>
-            <w:r>
-              <w:rPr>
-                <w:rFonts w:ascii="Menlo" w:hAnsi="Menlo" w:cs="Menlo"/>
-                <w:sz w:val="16"/>
-                <w:szCs w:val="16"/>
-                <w:lang w:val="en-US"/>
-              </w:rPr>
-              <w:t>pageSwitch</w:t>
-            </w:r>
-            <w:proofErr w:type="spellEnd"/>
-            <w:r>
-              <w:rPr>
-                <w:rFonts w:ascii="Menlo" w:hAnsi="Menlo" w:cs="Menlo"/>
-                <w:sz w:val="16"/>
-                <w:szCs w:val="16"/>
-                <w:lang w:val="en-US"/>
-              </w:rPr>
               <w:t>);</w:t>
             </w:r>
           </w:p>
@@ -9900,1085 +11056,13 @@
                 <w:lang w:val="en-US"/>
               </w:rPr>
             </w:pPr>
-          </w:p>
-          <w:p>
-            <w:pPr>
-              <w:rPr>
-                <w:rFonts w:ascii="Menlo" w:hAnsi="Menlo" w:cs="Menlo"/>
-                <w:sz w:val="16"/>
-                <w:szCs w:val="16"/>
-                <w:lang w:val="en-US"/>
-              </w:rPr>
-            </w:pPr>
-            <w:r>
-              <w:rPr>
-                <w:rFonts w:ascii="Menlo" w:hAnsi="Menlo" w:cs="Menlo"/>
-                <w:sz w:val="16"/>
-                <w:szCs w:val="16"/>
-                <w:lang w:val="en-US"/>
-              </w:rPr>
-              <w:t xml:space="preserve">        // </w:t>
-            </w:r>
-            <w:proofErr w:type="spellStart"/>
-            <w:r>
-              <w:rPr>
-                <w:rFonts w:ascii="Menlo" w:hAnsi="Menlo" w:cs="Menlo"/>
-                <w:sz w:val="16"/>
-                <w:szCs w:val="16"/>
-                <w:lang w:val="en-US"/>
-              </w:rPr>
-              <w:t>Приём</w:t>
-            </w:r>
-            <w:proofErr w:type="spellEnd"/>
-            <w:r>
-              <w:rPr>
-                <w:rFonts w:ascii="Menlo" w:hAnsi="Menlo" w:cs="Menlo"/>
-                <w:sz w:val="16"/>
-                <w:szCs w:val="16"/>
-                <w:lang w:val="en-US"/>
-              </w:rPr>
-              <w:t xml:space="preserve"> </w:t>
-            </w:r>
-            <w:proofErr w:type="spellStart"/>
-            <w:r>
-              <w:rPr>
-                <w:rFonts w:ascii="Menlo" w:hAnsi="Menlo" w:cs="Menlo"/>
-                <w:sz w:val="16"/>
-                <w:szCs w:val="16"/>
-                <w:lang w:val="en-US"/>
-              </w:rPr>
-              <w:t>файла</w:t>
-            </w:r>
-            <w:proofErr w:type="spellEnd"/>
-            <w:r>
-              <w:rPr>
-                <w:rFonts w:ascii="Menlo" w:hAnsi="Menlo" w:cs="Menlo"/>
-                <w:sz w:val="16"/>
-                <w:szCs w:val="16"/>
-                <w:lang w:val="en-US"/>
-              </w:rPr>
-              <w:t xml:space="preserve"> </w:t>
-            </w:r>
-            <w:proofErr w:type="spellStart"/>
-            <w:r>
-              <w:rPr>
-                <w:rFonts w:ascii="Menlo" w:hAnsi="Menlo" w:cs="Menlo"/>
-                <w:sz w:val="16"/>
-                <w:szCs w:val="16"/>
-                <w:lang w:val="en-US"/>
-              </w:rPr>
-              <w:t>на</w:t>
-            </w:r>
-            <w:proofErr w:type="spellEnd"/>
-            <w:r>
-              <w:rPr>
-                <w:rFonts w:ascii="Menlo" w:hAnsi="Menlo" w:cs="Menlo"/>
-                <w:sz w:val="16"/>
-                <w:szCs w:val="16"/>
-                <w:lang w:val="en-US"/>
-              </w:rPr>
-              <w:t xml:space="preserve"> </w:t>
-            </w:r>
-            <w:proofErr w:type="spellStart"/>
-            <w:r>
-              <w:rPr>
-                <w:rFonts w:ascii="Menlo" w:hAnsi="Menlo" w:cs="Menlo"/>
-                <w:sz w:val="16"/>
-                <w:szCs w:val="16"/>
-                <w:lang w:val="en-US"/>
-              </w:rPr>
-              <w:t>диск</w:t>
-            </w:r>
-            <w:proofErr w:type="spellEnd"/>
-          </w:p>
-          <w:p>
-            <w:pPr>
-              <w:rPr>
-                <w:rFonts w:ascii="Menlo" w:hAnsi="Menlo" w:cs="Menlo"/>
-                <w:sz w:val="16"/>
-                <w:szCs w:val="16"/>
-                <w:lang w:val="en-US"/>
-              </w:rPr>
-            </w:pPr>
-            <w:r>
-              <w:rPr>
-                <w:rFonts w:ascii="Menlo" w:hAnsi="Menlo" w:cs="Menlo"/>
-                <w:sz w:val="16"/>
-                <w:szCs w:val="16"/>
-                <w:lang w:val="en-US"/>
-              </w:rPr>
-              <w:t xml:space="preserve">        if (tab == 2) </w:t>
-            </w:r>
-            <w:proofErr w:type="spellStart"/>
-            <w:r>
-              <w:rPr>
-                <w:rFonts w:ascii="Menlo" w:hAnsi="Menlo" w:cs="Menlo"/>
-                <w:sz w:val="16"/>
-                <w:szCs w:val="16"/>
-                <w:lang w:val="en-US"/>
-              </w:rPr>
-              <w:t>inputStream</w:t>
-            </w:r>
-            <w:proofErr w:type="spellEnd"/>
-            <w:r>
-              <w:rPr>
-                <w:rFonts w:ascii="Menlo" w:hAnsi="Menlo" w:cs="Menlo"/>
-                <w:sz w:val="16"/>
-                <w:szCs w:val="16"/>
-                <w:lang w:val="en-US"/>
-              </w:rPr>
-              <w:t xml:space="preserve"> = </w:t>
-            </w:r>
-            <w:proofErr w:type="spellStart"/>
-            <w:r>
-              <w:rPr>
-                <w:rFonts w:ascii="Menlo" w:hAnsi="Menlo" w:cs="Menlo"/>
-                <w:sz w:val="16"/>
-                <w:szCs w:val="16"/>
-                <w:lang w:val="en-US"/>
-              </w:rPr>
-              <w:t>linesFileBuffer.getInputStream</w:t>
-            </w:r>
-            <w:proofErr w:type="spellEnd"/>
-            <w:r>
-              <w:rPr>
-                <w:rFonts w:ascii="Menlo" w:hAnsi="Menlo" w:cs="Menlo"/>
-                <w:sz w:val="16"/>
-                <w:szCs w:val="16"/>
-                <w:lang w:val="en-US"/>
-              </w:rPr>
-              <w:t>();</w:t>
-            </w:r>
-          </w:p>
-          <w:p>
-            <w:pPr>
-              <w:rPr>
-                <w:rFonts w:ascii="Menlo" w:hAnsi="Menlo" w:cs="Menlo"/>
-                <w:sz w:val="16"/>
-                <w:szCs w:val="16"/>
-                <w:lang w:val="en-US"/>
-              </w:rPr>
-            </w:pPr>
-            <w:r>
-              <w:rPr>
-                <w:rFonts w:ascii="Menlo" w:hAnsi="Menlo" w:cs="Menlo"/>
-                <w:sz w:val="16"/>
-                <w:szCs w:val="16"/>
-                <w:lang w:val="en-US"/>
-              </w:rPr>
-              <w:t xml:space="preserve">        else </w:t>
-            </w:r>
-            <w:proofErr w:type="spellStart"/>
-            <w:r>
-              <w:rPr>
-                <w:rFonts w:ascii="Menlo" w:hAnsi="Menlo" w:cs="Menlo"/>
-                <w:sz w:val="16"/>
-                <w:szCs w:val="16"/>
-                <w:lang w:val="en-US"/>
-              </w:rPr>
-              <w:t>inputStream</w:t>
-            </w:r>
-            <w:proofErr w:type="spellEnd"/>
-            <w:r>
-              <w:rPr>
-                <w:rFonts w:ascii="Menlo" w:hAnsi="Menlo" w:cs="Menlo"/>
-                <w:sz w:val="16"/>
-                <w:szCs w:val="16"/>
-                <w:lang w:val="en-US"/>
-              </w:rPr>
-              <w:t xml:space="preserve"> = </w:t>
-            </w:r>
-            <w:proofErr w:type="spellStart"/>
-            <w:r>
-              <w:rPr>
-                <w:rFonts w:ascii="Menlo" w:hAnsi="Menlo" w:cs="Menlo"/>
-                <w:sz w:val="16"/>
-                <w:szCs w:val="16"/>
-                <w:lang w:val="en-US"/>
-              </w:rPr>
-              <w:t>frFileBuffer.getInputStream</w:t>
-            </w:r>
-            <w:proofErr w:type="spellEnd"/>
-            <w:r>
-              <w:rPr>
-                <w:rFonts w:ascii="Menlo" w:hAnsi="Menlo" w:cs="Menlo"/>
-                <w:sz w:val="16"/>
-                <w:szCs w:val="16"/>
-                <w:lang w:val="en-US"/>
-              </w:rPr>
-              <w:t>();</w:t>
-            </w:r>
-          </w:p>
-          <w:p>
-            <w:pPr>
-              <w:rPr>
-                <w:rFonts w:ascii="Menlo" w:hAnsi="Menlo" w:cs="Menlo"/>
-                <w:sz w:val="16"/>
-                <w:szCs w:val="16"/>
-                <w:lang w:val="en-US"/>
-              </w:rPr>
-            </w:pPr>
-            <w:r>
-              <w:rPr>
-                <w:rFonts w:ascii="Menlo" w:hAnsi="Menlo" w:cs="Menlo"/>
-                <w:sz w:val="16"/>
-                <w:szCs w:val="16"/>
-                <w:lang w:val="en-US"/>
-              </w:rPr>
-              <w:t xml:space="preserve">        File </w:t>
-            </w:r>
-            <w:proofErr w:type="spellStart"/>
-            <w:r>
-              <w:rPr>
-                <w:rFonts w:ascii="Menlo" w:hAnsi="Menlo" w:cs="Menlo"/>
-                <w:sz w:val="16"/>
-                <w:szCs w:val="16"/>
-                <w:lang w:val="en-US"/>
-              </w:rPr>
-              <w:t>tmpFile</w:t>
-            </w:r>
-            <w:proofErr w:type="spellEnd"/>
-            <w:r>
-              <w:rPr>
-                <w:rFonts w:ascii="Menlo" w:hAnsi="Menlo" w:cs="Menlo"/>
-                <w:sz w:val="16"/>
-                <w:szCs w:val="16"/>
-                <w:lang w:val="en-US"/>
-              </w:rPr>
-              <w:t xml:space="preserve"> = new File("tmp.txt");</w:t>
-            </w:r>
-          </w:p>
-          <w:p>
-            <w:pPr>
-              <w:rPr>
-                <w:rFonts w:ascii="Menlo" w:hAnsi="Menlo" w:cs="Menlo"/>
-                <w:sz w:val="16"/>
-                <w:szCs w:val="16"/>
-                <w:lang w:val="en-US"/>
-              </w:rPr>
-            </w:pPr>
-            <w:r>
-              <w:rPr>
-                <w:rFonts w:ascii="Menlo" w:hAnsi="Menlo" w:cs="Menlo"/>
-                <w:sz w:val="16"/>
-                <w:szCs w:val="16"/>
-                <w:lang w:val="en-US"/>
-              </w:rPr>
-              <w:t xml:space="preserve">        try {</w:t>
-            </w:r>
-          </w:p>
-          <w:p>
-            <w:pPr>
-              <w:rPr>
-                <w:rFonts w:ascii="Menlo" w:hAnsi="Menlo" w:cs="Menlo"/>
-                <w:sz w:val="16"/>
-                <w:szCs w:val="16"/>
-                <w:lang w:val="en-US"/>
-              </w:rPr>
-            </w:pPr>
-            <w:r>
-              <w:rPr>
-                <w:rFonts w:ascii="Menlo" w:hAnsi="Menlo" w:cs="Menlo"/>
-                <w:sz w:val="16"/>
-                <w:szCs w:val="16"/>
-                <w:lang w:val="en-US"/>
-              </w:rPr>
-              <w:t xml:space="preserve">            </w:t>
-            </w:r>
-            <w:proofErr w:type="spellStart"/>
-            <w:r>
-              <w:rPr>
-                <w:rFonts w:ascii="Menlo" w:hAnsi="Menlo" w:cs="Menlo"/>
-                <w:sz w:val="16"/>
-                <w:szCs w:val="16"/>
-                <w:lang w:val="en-US"/>
-              </w:rPr>
-              <w:t>Files.copy</w:t>
-            </w:r>
-            <w:proofErr w:type="spellEnd"/>
-            <w:r>
-              <w:rPr>
-                <w:rFonts w:ascii="Menlo" w:hAnsi="Menlo" w:cs="Menlo"/>
-                <w:sz w:val="16"/>
-                <w:szCs w:val="16"/>
-                <w:lang w:val="en-US"/>
-              </w:rPr>
-              <w:t>(</w:t>
-            </w:r>
-            <w:proofErr w:type="spellStart"/>
-            <w:r>
-              <w:rPr>
-                <w:rFonts w:ascii="Menlo" w:hAnsi="Menlo" w:cs="Menlo"/>
-                <w:sz w:val="16"/>
-                <w:szCs w:val="16"/>
-                <w:lang w:val="en-US"/>
-              </w:rPr>
-              <w:t>inputStream</w:t>
-            </w:r>
-            <w:proofErr w:type="spellEnd"/>
-            <w:r>
-              <w:rPr>
-                <w:rFonts w:ascii="Menlo" w:hAnsi="Menlo" w:cs="Menlo"/>
-                <w:sz w:val="16"/>
-                <w:szCs w:val="16"/>
-                <w:lang w:val="en-US"/>
-              </w:rPr>
-              <w:t xml:space="preserve">, </w:t>
-            </w:r>
-            <w:proofErr w:type="spellStart"/>
-            <w:r>
-              <w:rPr>
-                <w:rFonts w:ascii="Menlo" w:hAnsi="Menlo" w:cs="Menlo"/>
-                <w:sz w:val="16"/>
-                <w:szCs w:val="16"/>
-                <w:lang w:val="en-US"/>
-              </w:rPr>
-              <w:t>tmpFile.toPath</w:t>
-            </w:r>
-            <w:proofErr w:type="spellEnd"/>
-            <w:r>
-              <w:rPr>
-                <w:rFonts w:ascii="Menlo" w:hAnsi="Menlo" w:cs="Menlo"/>
-                <w:sz w:val="16"/>
-                <w:szCs w:val="16"/>
-                <w:lang w:val="en-US"/>
-              </w:rPr>
-              <w:t xml:space="preserve">(), </w:t>
-            </w:r>
-            <w:proofErr w:type="spellStart"/>
-            <w:r>
-              <w:rPr>
-                <w:rFonts w:ascii="Menlo" w:hAnsi="Menlo" w:cs="Menlo"/>
-                <w:sz w:val="16"/>
-                <w:szCs w:val="16"/>
-                <w:lang w:val="en-US"/>
-              </w:rPr>
-              <w:t>StandardCopyOption.REPLACE_EXISTING</w:t>
-            </w:r>
-            <w:proofErr w:type="spellEnd"/>
-            <w:r>
-              <w:rPr>
-                <w:rFonts w:ascii="Menlo" w:hAnsi="Menlo" w:cs="Menlo"/>
-                <w:sz w:val="16"/>
-                <w:szCs w:val="16"/>
-                <w:lang w:val="en-US"/>
-              </w:rPr>
-              <w:t>);</w:t>
-            </w:r>
-          </w:p>
-          <w:p>
-            <w:pPr>
-              <w:rPr>
-                <w:rFonts w:ascii="Menlo" w:hAnsi="Menlo" w:cs="Menlo"/>
-                <w:sz w:val="16"/>
-                <w:szCs w:val="16"/>
-                <w:lang w:val="en-US"/>
-              </w:rPr>
-            </w:pPr>
-            <w:r>
-              <w:rPr>
-                <w:rFonts w:ascii="Menlo" w:hAnsi="Menlo" w:cs="Menlo"/>
-                <w:sz w:val="16"/>
-                <w:szCs w:val="16"/>
-                <w:lang w:val="en-US"/>
-              </w:rPr>
-              <w:t xml:space="preserve">        } catch (</w:t>
-            </w:r>
-            <w:proofErr w:type="spellStart"/>
-            <w:r>
-              <w:rPr>
-                <w:rFonts w:ascii="Menlo" w:hAnsi="Menlo" w:cs="Menlo"/>
-                <w:sz w:val="16"/>
-                <w:szCs w:val="16"/>
-                <w:lang w:val="en-US"/>
-              </w:rPr>
-              <w:t>IOException</w:t>
-            </w:r>
-            <w:proofErr w:type="spellEnd"/>
-            <w:r>
-              <w:rPr>
-                <w:rFonts w:ascii="Menlo" w:hAnsi="Menlo" w:cs="Menlo"/>
-                <w:sz w:val="16"/>
-                <w:szCs w:val="16"/>
-                <w:lang w:val="en-US"/>
-              </w:rPr>
-              <w:t xml:space="preserve"> ex) {</w:t>
-            </w:r>
-          </w:p>
-          <w:p>
-            <w:pPr>
-              <w:rPr>
-                <w:rFonts w:ascii="Menlo" w:hAnsi="Menlo" w:cs="Menlo"/>
-                <w:sz w:val="16"/>
-                <w:szCs w:val="16"/>
-                <w:lang w:val="en-US"/>
-              </w:rPr>
-            </w:pPr>
-            <w:r>
-              <w:rPr>
-                <w:rFonts w:ascii="Menlo" w:hAnsi="Menlo" w:cs="Menlo"/>
-                <w:sz w:val="16"/>
-                <w:szCs w:val="16"/>
-                <w:lang w:val="en-US"/>
-              </w:rPr>
-              <w:t xml:space="preserve">            </w:t>
-            </w:r>
-            <w:proofErr w:type="spellStart"/>
-            <w:r>
-              <w:rPr>
-                <w:rFonts w:ascii="Menlo" w:hAnsi="Menlo" w:cs="Menlo"/>
-                <w:sz w:val="16"/>
-                <w:szCs w:val="16"/>
-                <w:lang w:val="en-US"/>
-              </w:rPr>
-              <w:t>errMap.put</w:t>
-            </w:r>
-            <w:proofErr w:type="spellEnd"/>
-            <w:r>
-              <w:rPr>
-                <w:rFonts w:ascii="Menlo" w:hAnsi="Menlo" w:cs="Menlo"/>
-                <w:sz w:val="16"/>
-                <w:szCs w:val="16"/>
-                <w:lang w:val="en-US"/>
-              </w:rPr>
-              <w:t>("Entire file", ex);</w:t>
-            </w:r>
-          </w:p>
-          <w:p>
-            <w:pPr>
-              <w:rPr>
-                <w:rFonts w:ascii="Menlo" w:hAnsi="Menlo" w:cs="Menlo"/>
-                <w:sz w:val="16"/>
-                <w:szCs w:val="16"/>
-                <w:lang w:val="en-US"/>
-              </w:rPr>
-            </w:pPr>
-            <w:r>
-              <w:rPr>
-                <w:rFonts w:ascii="Menlo" w:hAnsi="Menlo" w:cs="Menlo"/>
-                <w:sz w:val="16"/>
-                <w:szCs w:val="16"/>
-                <w:lang w:val="en-US"/>
-              </w:rPr>
-              <w:t xml:space="preserve">        }</w:t>
-            </w:r>
-          </w:p>
-          <w:p>
-            <w:pPr>
-              <w:rPr>
-                <w:rFonts w:ascii="Menlo" w:hAnsi="Menlo" w:cs="Menlo"/>
-                <w:sz w:val="16"/>
-                <w:szCs w:val="16"/>
-                <w:lang w:val="en-US"/>
-              </w:rPr>
-            </w:pPr>
-          </w:p>
-          <w:p>
-            <w:pPr>
-              <w:rPr>
-                <w:rFonts w:ascii="Menlo" w:hAnsi="Menlo" w:cs="Menlo"/>
-                <w:sz w:val="16"/>
-                <w:szCs w:val="16"/>
-                <w:lang w:val="en-US"/>
-              </w:rPr>
-            </w:pPr>
-            <w:r>
-              <w:rPr>
-                <w:rFonts w:ascii="Menlo" w:hAnsi="Menlo" w:cs="Menlo"/>
-                <w:sz w:val="16"/>
-                <w:szCs w:val="16"/>
-                <w:lang w:val="en-US"/>
-              </w:rPr>
-              <w:t xml:space="preserve">        // </w:t>
-            </w:r>
-            <w:proofErr w:type="spellStart"/>
-            <w:r>
-              <w:rPr>
-                <w:rFonts w:ascii="Menlo" w:hAnsi="Menlo" w:cs="Menlo"/>
-                <w:sz w:val="16"/>
-                <w:szCs w:val="16"/>
-                <w:lang w:val="en-US"/>
-              </w:rPr>
-              <w:t>Чтение</w:t>
-            </w:r>
-            <w:proofErr w:type="spellEnd"/>
-            <w:r>
-              <w:rPr>
-                <w:rFonts w:ascii="Menlo" w:hAnsi="Menlo" w:cs="Menlo"/>
-                <w:sz w:val="16"/>
-                <w:szCs w:val="16"/>
-                <w:lang w:val="en-US"/>
-              </w:rPr>
-              <w:t xml:space="preserve"> </w:t>
-            </w:r>
-            <w:proofErr w:type="spellStart"/>
-            <w:r>
-              <w:rPr>
-                <w:rFonts w:ascii="Menlo" w:hAnsi="Menlo" w:cs="Menlo"/>
-                <w:sz w:val="16"/>
-                <w:szCs w:val="16"/>
-                <w:lang w:val="en-US"/>
-              </w:rPr>
-              <w:t>файла</w:t>
-            </w:r>
-            <w:proofErr w:type="spellEnd"/>
-            <w:r>
-              <w:rPr>
-                <w:rFonts w:ascii="Menlo" w:hAnsi="Menlo" w:cs="Menlo"/>
-                <w:sz w:val="16"/>
-                <w:szCs w:val="16"/>
-                <w:lang w:val="en-US"/>
-              </w:rPr>
-              <w:t xml:space="preserve"> и </w:t>
-            </w:r>
-            <w:proofErr w:type="spellStart"/>
-            <w:r>
-              <w:rPr>
-                <w:rFonts w:ascii="Menlo" w:hAnsi="Menlo" w:cs="Menlo"/>
-                <w:sz w:val="16"/>
-                <w:szCs w:val="16"/>
-                <w:lang w:val="en-US"/>
-              </w:rPr>
-              <w:t>вызов</w:t>
-            </w:r>
-            <w:proofErr w:type="spellEnd"/>
-            <w:r>
-              <w:rPr>
-                <w:rFonts w:ascii="Menlo" w:hAnsi="Menlo" w:cs="Menlo"/>
-                <w:sz w:val="16"/>
-                <w:szCs w:val="16"/>
-                <w:lang w:val="en-US"/>
-              </w:rPr>
-              <w:t xml:space="preserve"> </w:t>
-            </w:r>
-            <w:proofErr w:type="spellStart"/>
-            <w:r>
-              <w:rPr>
-                <w:rFonts w:ascii="Menlo" w:hAnsi="Menlo" w:cs="Menlo"/>
-                <w:sz w:val="16"/>
-                <w:szCs w:val="16"/>
-                <w:lang w:val="en-US"/>
-              </w:rPr>
-              <w:t>отрисовки</w:t>
-            </w:r>
-            <w:proofErr w:type="spellEnd"/>
-          </w:p>
-          <w:p>
-            <w:pPr>
-              <w:rPr>
-                <w:rFonts w:ascii="Menlo" w:hAnsi="Menlo" w:cs="Menlo"/>
-                <w:sz w:val="16"/>
-                <w:szCs w:val="16"/>
-                <w:lang w:val="en-US"/>
-              </w:rPr>
-            </w:pPr>
-            <w:r>
-              <w:rPr>
-                <w:rFonts w:ascii="Menlo" w:hAnsi="Menlo" w:cs="Menlo"/>
-                <w:sz w:val="16"/>
-                <w:szCs w:val="16"/>
-                <w:lang w:val="en-US"/>
-              </w:rPr>
-              <w:t xml:space="preserve">        </w:t>
-            </w:r>
-            <w:proofErr w:type="spellStart"/>
-            <w:r>
-              <w:rPr>
-                <w:rFonts w:ascii="Menlo" w:hAnsi="Menlo" w:cs="Menlo"/>
-                <w:sz w:val="16"/>
-                <w:szCs w:val="16"/>
-                <w:lang w:val="en-US"/>
-              </w:rPr>
-              <w:t>DataReader</w:t>
-            </w:r>
-            <w:proofErr w:type="spellEnd"/>
-            <w:r>
-              <w:rPr>
-                <w:rFonts w:ascii="Menlo" w:hAnsi="Menlo" w:cs="Menlo"/>
-                <w:sz w:val="16"/>
-                <w:szCs w:val="16"/>
-                <w:lang w:val="en-US"/>
-              </w:rPr>
-              <w:t xml:space="preserve"> reader = new </w:t>
-            </w:r>
-            <w:proofErr w:type="spellStart"/>
-            <w:r>
-              <w:rPr>
-                <w:rFonts w:ascii="Menlo" w:hAnsi="Menlo" w:cs="Menlo"/>
-                <w:sz w:val="16"/>
-                <w:szCs w:val="16"/>
-                <w:lang w:val="en-US"/>
-              </w:rPr>
-              <w:t>DataReader</w:t>
-            </w:r>
-            <w:proofErr w:type="spellEnd"/>
-            <w:r>
-              <w:rPr>
-                <w:rFonts w:ascii="Menlo" w:hAnsi="Menlo" w:cs="Menlo"/>
-                <w:sz w:val="16"/>
-                <w:szCs w:val="16"/>
-                <w:lang w:val="en-US"/>
-              </w:rPr>
-              <w:t>(</w:t>
-            </w:r>
-            <w:proofErr w:type="spellStart"/>
-            <w:r>
-              <w:rPr>
-                <w:rFonts w:ascii="Menlo" w:hAnsi="Menlo" w:cs="Menlo"/>
-                <w:sz w:val="16"/>
-                <w:szCs w:val="16"/>
-                <w:lang w:val="en-US"/>
-              </w:rPr>
-              <w:t>tmpFile</w:t>
-            </w:r>
-            <w:proofErr w:type="spellEnd"/>
-            <w:r>
-              <w:rPr>
-                <w:rFonts w:ascii="Menlo" w:hAnsi="Menlo" w:cs="Menlo"/>
-                <w:sz w:val="16"/>
-                <w:szCs w:val="16"/>
-                <w:lang w:val="en-US"/>
-              </w:rPr>
-              <w:t>);</w:t>
-            </w:r>
-          </w:p>
-          <w:p>
-            <w:pPr>
-              <w:rPr>
-                <w:rFonts w:ascii="Menlo" w:hAnsi="Menlo" w:cs="Menlo"/>
-                <w:sz w:val="16"/>
-                <w:szCs w:val="16"/>
-                <w:lang w:val="en-US"/>
-              </w:rPr>
-            </w:pPr>
-            <w:r>
-              <w:rPr>
-                <w:rFonts w:ascii="Menlo" w:hAnsi="Menlo" w:cs="Menlo"/>
-                <w:sz w:val="16"/>
-                <w:szCs w:val="16"/>
-                <w:lang w:val="en-US"/>
-              </w:rPr>
-              <w:t xml:space="preserve">        try {</w:t>
-            </w:r>
-          </w:p>
-          <w:p>
-            <w:pPr>
-              <w:rPr>
-                <w:rFonts w:ascii="Menlo" w:hAnsi="Menlo" w:cs="Menlo"/>
-                <w:sz w:val="16"/>
-                <w:szCs w:val="16"/>
-                <w:lang w:val="en-US"/>
-              </w:rPr>
-            </w:pPr>
-            <w:r>
-              <w:rPr>
-                <w:rFonts w:ascii="Menlo" w:hAnsi="Menlo" w:cs="Menlo"/>
-                <w:sz w:val="16"/>
-                <w:szCs w:val="16"/>
-                <w:lang w:val="en-US"/>
-              </w:rPr>
-              <w:t xml:space="preserve">            if (tab == 2) </w:t>
-            </w:r>
-            <w:proofErr w:type="spellStart"/>
-            <w:r>
-              <w:rPr>
-                <w:rFonts w:ascii="Menlo" w:hAnsi="Menlo" w:cs="Menlo"/>
-                <w:sz w:val="16"/>
-                <w:szCs w:val="16"/>
-                <w:lang w:val="en-US"/>
-              </w:rPr>
-              <w:t>reader.ReadLines</w:t>
-            </w:r>
-            <w:proofErr w:type="spellEnd"/>
-            <w:r>
-              <w:rPr>
-                <w:rFonts w:ascii="Menlo" w:hAnsi="Menlo" w:cs="Menlo"/>
-                <w:sz w:val="16"/>
-                <w:szCs w:val="16"/>
-                <w:lang w:val="en-US"/>
-              </w:rPr>
-              <w:t>();</w:t>
-            </w:r>
-          </w:p>
-          <w:p>
-            <w:pPr>
-              <w:rPr>
-                <w:rFonts w:ascii="Menlo" w:hAnsi="Menlo" w:cs="Menlo"/>
-                <w:sz w:val="16"/>
-                <w:szCs w:val="16"/>
-                <w:lang w:val="en-US"/>
-              </w:rPr>
-            </w:pPr>
-            <w:r>
-              <w:rPr>
-                <w:rFonts w:ascii="Menlo" w:hAnsi="Menlo" w:cs="Menlo"/>
-                <w:sz w:val="16"/>
-                <w:szCs w:val="16"/>
-                <w:lang w:val="en-US"/>
-              </w:rPr>
-              <w:t xml:space="preserve">            else </w:t>
-            </w:r>
-            <w:proofErr w:type="spellStart"/>
-            <w:r>
-              <w:rPr>
-                <w:rFonts w:ascii="Menlo" w:hAnsi="Menlo" w:cs="Menlo"/>
-                <w:sz w:val="16"/>
-                <w:szCs w:val="16"/>
-                <w:lang w:val="en-US"/>
-              </w:rPr>
-              <w:t>reader.Read</w:t>
-            </w:r>
-            <w:proofErr w:type="spellEnd"/>
-            <w:r>
-              <w:rPr>
-                <w:rFonts w:ascii="Menlo" w:hAnsi="Menlo" w:cs="Menlo"/>
-                <w:sz w:val="16"/>
-                <w:szCs w:val="16"/>
-                <w:lang w:val="en-US"/>
-              </w:rPr>
-              <w:t>();</w:t>
-            </w:r>
-          </w:p>
-          <w:p>
-            <w:pPr>
-              <w:rPr>
-                <w:rFonts w:ascii="Menlo" w:hAnsi="Menlo" w:cs="Menlo"/>
-                <w:sz w:val="16"/>
-                <w:szCs w:val="16"/>
-                <w:lang w:val="en-US"/>
-              </w:rPr>
-            </w:pPr>
-          </w:p>
-          <w:p>
-            <w:pPr>
-              <w:rPr>
-                <w:rFonts w:ascii="Menlo" w:hAnsi="Menlo" w:cs="Menlo"/>
-                <w:sz w:val="16"/>
-                <w:szCs w:val="16"/>
-                <w:lang w:val="en-US"/>
-              </w:rPr>
-            </w:pPr>
-            <w:r>
-              <w:rPr>
-                <w:rFonts w:ascii="Menlo" w:hAnsi="Menlo" w:cs="Menlo"/>
-                <w:sz w:val="16"/>
-                <w:szCs w:val="16"/>
-                <w:lang w:val="en-US"/>
-              </w:rPr>
-              <w:t xml:space="preserve">            </w:t>
-            </w:r>
-            <w:proofErr w:type="spellStart"/>
-            <w:r>
-              <w:rPr>
-                <w:rFonts w:ascii="Menlo" w:hAnsi="Menlo" w:cs="Menlo"/>
-                <w:sz w:val="16"/>
-                <w:szCs w:val="16"/>
-                <w:lang w:val="en-US"/>
-              </w:rPr>
-              <w:t>errMap.putAll</w:t>
-            </w:r>
-            <w:proofErr w:type="spellEnd"/>
-            <w:r>
-              <w:rPr>
-                <w:rFonts w:ascii="Menlo" w:hAnsi="Menlo" w:cs="Menlo"/>
-                <w:sz w:val="16"/>
-                <w:szCs w:val="16"/>
-                <w:lang w:val="en-US"/>
-              </w:rPr>
-              <w:t>(</w:t>
-            </w:r>
-            <w:proofErr w:type="spellStart"/>
-            <w:r>
-              <w:rPr>
-                <w:rFonts w:ascii="Menlo" w:hAnsi="Menlo" w:cs="Menlo"/>
-                <w:sz w:val="16"/>
-                <w:szCs w:val="16"/>
-                <w:lang w:val="en-US"/>
-              </w:rPr>
-              <w:t>reader.getErrorMap</w:t>
-            </w:r>
-            <w:proofErr w:type="spellEnd"/>
-            <w:r>
-              <w:rPr>
-                <w:rFonts w:ascii="Menlo" w:hAnsi="Menlo" w:cs="Menlo"/>
-                <w:sz w:val="16"/>
-                <w:szCs w:val="16"/>
-                <w:lang w:val="en-US"/>
-              </w:rPr>
-              <w:t>());</w:t>
-            </w:r>
-          </w:p>
-          <w:p>
-            <w:pPr>
-              <w:rPr>
-                <w:rFonts w:ascii="Menlo" w:hAnsi="Menlo" w:cs="Menlo"/>
-                <w:sz w:val="16"/>
-                <w:szCs w:val="16"/>
-                <w:lang w:val="en-US"/>
-              </w:rPr>
-            </w:pPr>
-            <w:r>
-              <w:rPr>
-                <w:rFonts w:ascii="Menlo" w:hAnsi="Menlo" w:cs="Menlo"/>
-                <w:sz w:val="16"/>
-                <w:szCs w:val="16"/>
-                <w:lang w:val="en-US"/>
-              </w:rPr>
-              <w:t xml:space="preserve">            </w:t>
-            </w:r>
-            <w:proofErr w:type="spellStart"/>
-            <w:r>
-              <w:rPr>
-                <w:rFonts w:ascii="Menlo" w:hAnsi="Menlo" w:cs="Menlo"/>
-                <w:sz w:val="16"/>
-                <w:szCs w:val="16"/>
-                <w:lang w:val="en-US"/>
-              </w:rPr>
-              <w:t>pageSwitch</w:t>
-            </w:r>
-            <w:proofErr w:type="spellEnd"/>
-            <w:r>
-              <w:rPr>
-                <w:rFonts w:ascii="Menlo" w:hAnsi="Menlo" w:cs="Menlo"/>
-                <w:sz w:val="16"/>
-                <w:szCs w:val="16"/>
-                <w:lang w:val="en-US"/>
-              </w:rPr>
-              <w:t xml:space="preserve"> = new </w:t>
-            </w:r>
-            <w:proofErr w:type="spellStart"/>
-            <w:r>
-              <w:rPr>
-                <w:rFonts w:ascii="Menlo" w:hAnsi="Menlo" w:cs="Menlo"/>
-                <w:sz w:val="16"/>
-                <w:szCs w:val="16"/>
-                <w:lang w:val="en-US"/>
-              </w:rPr>
-              <w:t>PageSwitch</w:t>
-            </w:r>
-            <w:proofErr w:type="spellEnd"/>
-            <w:r>
-              <w:rPr>
-                <w:rFonts w:ascii="Menlo" w:hAnsi="Menlo" w:cs="Menlo"/>
-                <w:sz w:val="16"/>
-                <w:szCs w:val="16"/>
-                <w:lang w:val="en-US"/>
-              </w:rPr>
-              <w:t>(</w:t>
-            </w:r>
-            <w:proofErr w:type="spellStart"/>
-            <w:r>
-              <w:rPr>
-                <w:rFonts w:ascii="Menlo" w:hAnsi="Menlo" w:cs="Menlo"/>
-                <w:sz w:val="16"/>
-                <w:szCs w:val="16"/>
-                <w:lang w:val="en-US"/>
-              </w:rPr>
-              <w:t>reader.getPagesCount</w:t>
-            </w:r>
-            <w:proofErr w:type="spellEnd"/>
-            <w:r>
-              <w:rPr>
-                <w:rFonts w:ascii="Menlo" w:hAnsi="Menlo" w:cs="Menlo"/>
-                <w:sz w:val="16"/>
-                <w:szCs w:val="16"/>
-                <w:lang w:val="en-US"/>
-              </w:rPr>
-              <w:t>());</w:t>
-            </w:r>
-          </w:p>
-          <w:p>
-            <w:pPr>
-              <w:rPr>
-                <w:rFonts w:ascii="Menlo" w:hAnsi="Menlo" w:cs="Menlo"/>
-                <w:sz w:val="16"/>
-                <w:szCs w:val="16"/>
-                <w:lang w:val="en-US"/>
-              </w:rPr>
-            </w:pPr>
-            <w:r>
-              <w:rPr>
-                <w:rFonts w:ascii="Menlo" w:hAnsi="Menlo" w:cs="Menlo"/>
-                <w:sz w:val="16"/>
-                <w:szCs w:val="16"/>
-                <w:lang w:val="en-US"/>
-              </w:rPr>
-              <w:t xml:space="preserve">            </w:t>
-            </w:r>
-            <w:proofErr w:type="spellStart"/>
-            <w:r>
-              <w:rPr>
-                <w:rFonts w:ascii="Menlo" w:hAnsi="Menlo" w:cs="Menlo"/>
-                <w:sz w:val="16"/>
-                <w:szCs w:val="16"/>
-                <w:lang w:val="en-US"/>
-              </w:rPr>
-              <w:t>pageSwitch.setClassName</w:t>
-            </w:r>
-            <w:proofErr w:type="spellEnd"/>
-            <w:r>
-              <w:rPr>
-                <w:rFonts w:ascii="Menlo" w:hAnsi="Menlo" w:cs="Menlo"/>
-                <w:sz w:val="16"/>
-                <w:szCs w:val="16"/>
-                <w:lang w:val="en-US"/>
-              </w:rPr>
-              <w:t>("page-switch");</w:t>
-            </w:r>
-          </w:p>
-          <w:p>
-            <w:pPr>
-              <w:rPr>
-                <w:rFonts w:ascii="Menlo" w:hAnsi="Menlo" w:cs="Menlo"/>
-                <w:sz w:val="16"/>
-                <w:szCs w:val="16"/>
-                <w:lang w:val="en-US"/>
-              </w:rPr>
-            </w:pPr>
-            <w:r>
-              <w:rPr>
-                <w:rFonts w:ascii="Menlo" w:hAnsi="Menlo" w:cs="Menlo"/>
-                <w:sz w:val="16"/>
-                <w:szCs w:val="16"/>
-                <w:lang w:val="en-US"/>
-              </w:rPr>
-              <w:t xml:space="preserve">        } catch (Exception ex) {</w:t>
-            </w:r>
-          </w:p>
-          <w:p>
-            <w:pPr>
-              <w:rPr>
-                <w:rFonts w:ascii="Menlo" w:hAnsi="Menlo" w:cs="Menlo"/>
-                <w:sz w:val="16"/>
-                <w:szCs w:val="16"/>
-                <w:lang w:val="en-US"/>
-              </w:rPr>
-            </w:pPr>
-            <w:r>
-              <w:rPr>
-                <w:rFonts w:ascii="Menlo" w:hAnsi="Menlo" w:cs="Menlo"/>
-                <w:sz w:val="16"/>
-                <w:szCs w:val="16"/>
-                <w:lang w:val="en-US"/>
-              </w:rPr>
-              <w:t xml:space="preserve">            </w:t>
-            </w:r>
-            <w:proofErr w:type="spellStart"/>
-            <w:r>
-              <w:rPr>
-                <w:rFonts w:ascii="Menlo" w:hAnsi="Menlo" w:cs="Menlo"/>
-                <w:sz w:val="16"/>
-                <w:szCs w:val="16"/>
-                <w:lang w:val="en-US"/>
-              </w:rPr>
-              <w:t>errMap.put</w:t>
-            </w:r>
-            <w:proofErr w:type="spellEnd"/>
-            <w:r>
-              <w:rPr>
-                <w:rFonts w:ascii="Menlo" w:hAnsi="Menlo" w:cs="Menlo"/>
-                <w:sz w:val="16"/>
-                <w:szCs w:val="16"/>
-                <w:lang w:val="en-US"/>
-              </w:rPr>
-              <w:t>("Entire file", ex);</w:t>
-            </w:r>
-          </w:p>
-          <w:p>
-            <w:pPr>
-              <w:rPr>
-                <w:rFonts w:ascii="Menlo" w:hAnsi="Menlo" w:cs="Menlo"/>
-                <w:sz w:val="16"/>
-                <w:szCs w:val="16"/>
-                <w:lang w:val="en-US"/>
-              </w:rPr>
-            </w:pPr>
-            <w:r>
-              <w:rPr>
-                <w:rFonts w:ascii="Menlo" w:hAnsi="Menlo" w:cs="Menlo"/>
-                <w:sz w:val="16"/>
-                <w:szCs w:val="16"/>
-                <w:lang w:val="en-US"/>
-              </w:rPr>
-              <w:t xml:space="preserve">        } finally {</w:t>
-            </w:r>
-          </w:p>
-          <w:p>
-            <w:pPr>
-              <w:rPr>
-                <w:rFonts w:ascii="Menlo" w:hAnsi="Menlo" w:cs="Menlo"/>
-                <w:sz w:val="16"/>
-                <w:szCs w:val="16"/>
-                <w:lang w:val="en-US"/>
-              </w:rPr>
-            </w:pPr>
-            <w:r>
-              <w:rPr>
-                <w:rFonts w:ascii="Menlo" w:hAnsi="Menlo" w:cs="Menlo"/>
-                <w:sz w:val="16"/>
-                <w:szCs w:val="16"/>
-                <w:lang w:val="en-US"/>
-              </w:rPr>
-              <w:t xml:space="preserve">            DataGrid </w:t>
-            </w:r>
-            <w:proofErr w:type="spellStart"/>
-            <w:r>
-              <w:rPr>
-                <w:rFonts w:ascii="Menlo" w:hAnsi="Menlo" w:cs="Menlo"/>
-                <w:sz w:val="16"/>
-                <w:szCs w:val="16"/>
-                <w:lang w:val="en-US"/>
-              </w:rPr>
-              <w:t>dataGrid</w:t>
-            </w:r>
-            <w:proofErr w:type="spellEnd"/>
-            <w:r>
-              <w:rPr>
-                <w:rFonts w:ascii="Menlo" w:hAnsi="Menlo" w:cs="Menlo"/>
-                <w:sz w:val="16"/>
-                <w:szCs w:val="16"/>
-                <w:lang w:val="en-US"/>
-              </w:rPr>
-              <w:t xml:space="preserve"> = new DataGrid(reader, </w:t>
-            </w:r>
-            <w:proofErr w:type="spellStart"/>
-            <w:r>
-              <w:rPr>
-                <w:rFonts w:ascii="Menlo" w:hAnsi="Menlo" w:cs="Menlo"/>
-                <w:sz w:val="16"/>
-                <w:szCs w:val="16"/>
-                <w:lang w:val="en-US"/>
-              </w:rPr>
-              <w:t>pageSwitch</w:t>
-            </w:r>
-            <w:proofErr w:type="spellEnd"/>
-            <w:r>
-              <w:rPr>
-                <w:rFonts w:ascii="Menlo" w:hAnsi="Menlo" w:cs="Menlo"/>
-                <w:sz w:val="16"/>
-                <w:szCs w:val="16"/>
-                <w:lang w:val="en-US"/>
-              </w:rPr>
-              <w:t>);</w:t>
-            </w:r>
-          </w:p>
-          <w:p>
-            <w:pPr>
-              <w:rPr>
-                <w:rFonts w:ascii="Menlo" w:hAnsi="Menlo" w:cs="Menlo"/>
-                <w:sz w:val="16"/>
-                <w:szCs w:val="16"/>
-                <w:lang w:val="en-US"/>
-              </w:rPr>
-            </w:pPr>
-            <w:r>
-              <w:rPr>
-                <w:rFonts w:ascii="Menlo" w:hAnsi="Menlo" w:cs="Menlo"/>
-                <w:sz w:val="16"/>
-                <w:szCs w:val="16"/>
-                <w:lang w:val="en-US"/>
-              </w:rPr>
-              <w:lastRenderedPageBreak/>
+            <w:r>
+              <w:rPr>
+                <w:rFonts w:ascii="Menlo" w:hAnsi="Menlo" w:cs="Menlo"/>
+                <w:sz w:val="16"/>
+                <w:szCs w:val="16"/>
+                <w:lang w:val="en-US"/>
+              </w:rPr>
               <w:t xml:space="preserve">            </w:t>
             </w:r>
             <w:proofErr w:type="spellStart"/>
@@ -13718,6 +13802,7 @@
                 <w:szCs w:val="16"/>
                 <w:lang w:val="en-US"/>
               </w:rPr>
+              <w:lastRenderedPageBreak/>
               <w:t xml:space="preserve">package </w:t>
             </w:r>
             <w:proofErr w:type="spellStart"/>
@@ -13767,7 +13852,6 @@
                 <w:szCs w:val="16"/>
                 <w:lang w:val="en-US"/>
               </w:rPr>
-              <w:lastRenderedPageBreak/>
               <w:t xml:space="preserve">public class </w:t>
             </w:r>
             <w:proofErr w:type="spellStart"/>
@@ -14845,7 +14929,6 @@
                 <w:szCs w:val="24"/>
                 <w:lang w:val="en-US"/>
               </w:rPr>
-              <w:lastRenderedPageBreak/>
               <w:t>chsu.oakrinkin.components.</w:t>
             </w:r>
             <w:r>
@@ -15998,6 +16081,7 @@
                 <w:szCs w:val="16"/>
                 <w:lang w:val="en-US"/>
               </w:rPr>
+              <w:lastRenderedPageBreak/>
               <w:t xml:space="preserve">        super();</w:t>
             </w:r>
           </w:p>
@@ -16056,7 +16140,6 @@
                 <w:szCs w:val="16"/>
                 <w:lang w:val="en-US"/>
               </w:rPr>
-              <w:lastRenderedPageBreak/>
               <w:t xml:space="preserve">        </w:t>
             </w:r>
             <w:proofErr w:type="spellStart"/>
@@ -17282,6 +17365,7 @@
           <w:szCs w:val="28"/>
           <w:lang w:val="ru-RU"/>
         </w:rPr>
+        <w:lastRenderedPageBreak/>
         <w:drawing>
           <wp:inline distT="0" distB="0" distL="0" distR="0" wp14:anchorId="769BBBA2" wp14:editId="193DE060">
             <wp:extent cx="5155908" cy="4683502"/>
@@ -17353,7 +17437,6 @@
                 <w:szCs w:val="24"/>
                 <w:lang w:val="en-US"/>
               </w:rPr>
-              <w:lastRenderedPageBreak/>
               <w:t>test-bad_file.txt</w:t>
             </w:r>
           </w:p>
@@ -17562,6 +17645,7 @@
           <w:szCs w:val="28"/>
           <w:lang w:val="ru-RU"/>
         </w:rPr>
+        <w:lastRenderedPageBreak/>
         <w:drawing>
           <wp:inline distT="0" distB="0" distL="0" distR="0" wp14:anchorId="092F56AB" wp14:editId="3E4286E5">
             <wp:extent cx="5731510" cy="2176780"/>
